--- a/template/agreement/court_checkboxes_plazo_credit.docx
+++ b/template/agreement/court_checkboxes_plazo_credit.docx
@@ -1,6 +1,6 @@
 
 <file path=word/document.xml><?xml version="1.0" encoding="utf-8"?>
-<w:document xmlns:wpc="http://schemas.microsoft.com/office/word/2010/wordprocessingCanvas" xmlns:cx="http://schemas.microsoft.com/office/drawing/2014/chartex" xmlns:cx1="http://schemas.microsoft.com/office/drawing/2015/9/8/chartex" xmlns:cx2="http://schemas.microsoft.com/office/drawing/2015/10/21/chartex" xmlns:cx3="http://schemas.microsoft.com/office/drawing/2016/5/9/chartex" xmlns:cx4="http://schemas.microsoft.com/office/drawing/2016/5/10/chartex" xmlns:cx5="http://schemas.microsoft.com/office/drawing/2016/5/11/chartex" xmlns:cx6="http://schemas.microsoft.com/office/drawing/2016/5/12/chartex" xmlns:cx7="http://schemas.microsoft.com/office/drawing/2016/5/13/chartex" xmlns:cx8="http://schemas.microsoft.com/office/drawing/2016/5/14/chartex" xmlns:mc="http://schemas.openxmlformats.org/markup-compatibility/2006" xmlns:aink="http://schemas.microsoft.com/office/drawing/2016/ink" xmlns:am3d="http://schemas.microsoft.com/office/drawing/2017/model3d" xmlns:o="urn:schemas-microsoft-com:office:office" xmlns:r="http://schemas.openxmlformats.org/officeDocument/2006/relationships" xmlns:m="http://schemas.openxmlformats.org/officeDocument/2006/math" xmlns:v="urn:schemas-microsoft-com:vml" xmlns:wp14="http://schemas.microsoft.com/office/word/2010/wordprocessingDrawing" xmlns:wp="http://schemas.openxmlformats.org/drawingml/2006/wordprocessingDrawing" xmlns:w10="urn:schemas-microsoft-com:office:word" xmlns:w="http://schemas.openxmlformats.org/wordprocessingml/2006/main" xmlns:w14="http://schemas.microsoft.com/office/word/2010/wordml" xmlns:w15="http://schemas.microsoft.com/office/word/2012/wordml" xmlns:w16cex="http://schemas.microsoft.com/office/word/2018/wordml/cex" xmlns:w16cid="http://schemas.microsoft.com/office/word/2016/wordml/cid" xmlns:w16="http://schemas.microsoft.com/office/word/2018/wordml" xmlns:w16sdtdh="http://schemas.microsoft.com/office/word/2020/wordml/sdtdatahash" xmlns:w16se="http://schemas.microsoft.com/office/word/2015/wordml/symex" xmlns:wpg="http://schemas.microsoft.com/office/word/2010/wordprocessingGroup" xmlns:wpi="http://schemas.microsoft.com/office/word/2010/wordprocessingInk" xmlns:wne="http://schemas.microsoft.com/office/word/2006/wordml" xmlns:wps="http://schemas.microsoft.com/office/word/2010/wordprocessingShape" mc:Ignorable="w14 w15 w16se w16cid w16 w16cex w16sdtdh wp14">
+<w:document xmlns:wpc="http://schemas.microsoft.com/office/word/2010/wordprocessingCanvas" xmlns:cx="http://schemas.microsoft.com/office/drawing/2014/chartex" xmlns:cx1="http://schemas.microsoft.com/office/drawing/2015/9/8/chartex" xmlns:cx2="http://schemas.microsoft.com/office/drawing/2015/10/21/chartex" xmlns:cx3="http://schemas.microsoft.com/office/drawing/2016/5/9/chartex" xmlns:cx4="http://schemas.microsoft.com/office/drawing/2016/5/10/chartex" xmlns:cx5="http://schemas.microsoft.com/office/drawing/2016/5/11/chartex" xmlns:cx6="http://schemas.microsoft.com/office/drawing/2016/5/12/chartex" xmlns:cx7="http://schemas.microsoft.com/office/drawing/2016/5/13/chartex" xmlns:cx8="http://schemas.microsoft.com/office/drawing/2016/5/14/chartex" xmlns:mc="http://schemas.openxmlformats.org/markup-compatibility/2006" xmlns:aink="http://schemas.microsoft.com/office/drawing/2016/ink" xmlns:am3d="http://schemas.microsoft.com/office/drawing/2017/model3d" xmlns:o="urn:schemas-microsoft-com:office:office" xmlns:oel="http://schemas.microsoft.com/office/2019/extlst" xmlns:r="http://schemas.openxmlformats.org/officeDocument/2006/relationships" xmlns:m="http://schemas.openxmlformats.org/officeDocument/2006/math" xmlns:v="urn:schemas-microsoft-com:vml" xmlns:wp14="http://schemas.microsoft.com/office/word/2010/wordprocessingDrawing" xmlns:wp="http://schemas.openxmlformats.org/drawingml/2006/wordprocessingDrawing" xmlns:w10="urn:schemas-microsoft-com:office:word" xmlns:w="http://schemas.openxmlformats.org/wordprocessingml/2006/main" xmlns:w14="http://schemas.microsoft.com/office/word/2010/wordml" xmlns:w15="http://schemas.microsoft.com/office/word/2012/wordml" xmlns:w16cex="http://schemas.microsoft.com/office/word/2018/wordml/cex" xmlns:w16cid="http://schemas.microsoft.com/office/word/2016/wordml/cid" xmlns:w16="http://schemas.microsoft.com/office/word/2018/wordml" xmlns:w16du="http://schemas.microsoft.com/office/word/2023/wordml/word16du" xmlns:w16sdtdh="http://schemas.microsoft.com/office/word/2020/wordml/sdtdatahash" xmlns:w16sdtfl="http://schemas.microsoft.com/office/word/2024/wordml/sdtformatlock" xmlns:w16se="http://schemas.microsoft.com/office/word/2015/wordml/symex" xmlns:wpg="http://schemas.microsoft.com/office/word/2010/wordprocessingGroup" xmlns:wpi="http://schemas.microsoft.com/office/word/2010/wordprocessingInk" xmlns:wne="http://schemas.microsoft.com/office/word/2006/wordml" xmlns:wps="http://schemas.microsoft.com/office/word/2010/wordprocessingShape" mc:Ignorable="w14 w15 w16se w16cid w16 w16cex w16sdtdh w16sdtfl w16du wp14">
   <w:body>
     <w:p>
       <w:pPr>
@@ -71,157 +71,67 @@
         <w:rPr>
           <w:rFonts w:asciiTheme="minorHAnsi" w:hAnsiTheme="minorHAnsi" w:cstheme="minorHAnsi"/>
         </w:rPr>
-        <w:t xml:space="preserve">Desde la empresa </w:t>
-      </w:r>
-      <w:r>
-        <w:rPr>
-          <w:rFonts w:asciiTheme="minorHAnsi" w:hAnsiTheme="minorHAnsi" w:cstheme="minorHAnsi"/>
-        </w:rPr>
-        <w:t>ID FINANCE</w:t>
-      </w:r>
-      <w:r>
-        <w:rPr>
-          <w:rFonts w:asciiTheme="minorHAnsi" w:hAnsiTheme="minorHAnsi" w:cstheme="minorHAnsi"/>
-        </w:rPr>
-        <w:t xml:space="preserve"> PLAZO </w:t>
-      </w:r>
-      <w:r>
-        <w:rPr>
-          <w:rFonts w:asciiTheme="minorHAnsi" w:hAnsiTheme="minorHAnsi" w:cstheme="minorHAnsi"/>
-        </w:rPr>
-        <w:t>S.L.</w:t>
-      </w:r>
-      <w:r>
-        <w:rPr>
-          <w:rFonts w:asciiTheme="minorHAnsi" w:hAnsiTheme="minorHAnsi" w:cstheme="minorHAnsi"/>
-        </w:rPr>
-        <w:t>U.</w:t>
-      </w:r>
-      <w:r>
-        <w:rPr>
-          <w:rFonts w:asciiTheme="minorHAnsi" w:hAnsiTheme="minorHAnsi" w:cstheme="minorHAnsi"/>
-        </w:rPr>
-        <w:t xml:space="preserve">, sociedad de nacionalidad española, con domicilio en Barcelona, c/ </w:t>
-      </w:r>
-      <w:r>
-        <w:rPr>
-          <w:rFonts w:asciiTheme="minorHAnsi" w:hAnsiTheme="minorHAnsi" w:cstheme="minorHAnsi"/>
-        </w:rPr>
-        <w:t>Tuset 5</w:t>
-      </w:r>
-      <w:r>
-        <w:rPr>
-          <w:rFonts w:asciiTheme="minorHAnsi" w:hAnsiTheme="minorHAnsi" w:cstheme="minorHAnsi"/>
-        </w:rPr>
-        <w:t xml:space="preserve">, </w:t>
-      </w:r>
-      <w:r>
-        <w:rPr>
-          <w:rFonts w:asciiTheme="minorHAnsi" w:hAnsiTheme="minorHAnsi" w:cstheme="minorHAnsi"/>
-        </w:rPr>
-        <w:t>3</w:t>
-      </w:r>
-      <w:r>
-        <w:rPr>
-          <w:rFonts w:asciiTheme="minorHAnsi" w:hAnsiTheme="minorHAnsi" w:cstheme="minorHAnsi"/>
-        </w:rPr>
-        <w:t xml:space="preserve">º y Número de Identificación Fiscal (N.I.F.) </w:t>
-      </w:r>
-      <w:r>
-        <w:rPr>
-          <w:rFonts w:asciiTheme="minorHAnsi" w:hAnsiTheme="minorHAnsi" w:cstheme="minorHAnsi"/>
-        </w:rPr>
-        <w:t>B-10.541.712</w:t>
-      </w:r>
-      <w:r>
-        <w:rPr>
-          <w:rFonts w:asciiTheme="minorHAnsi" w:hAnsiTheme="minorHAnsi" w:cstheme="minorHAnsi"/>
-        </w:rPr>
-        <w:t xml:space="preserve">, constituida por medio de escritura pública de fecha </w:t>
-      </w:r>
-      <w:r>
-        <w:rPr>
-          <w:rFonts w:asciiTheme="minorHAnsi" w:hAnsiTheme="minorHAnsi" w:cstheme="minorHAnsi"/>
-        </w:rPr>
-        <w:t>7 de abril de 2022</w:t>
-      </w:r>
-      <w:r>
-        <w:rPr>
-          <w:rFonts w:asciiTheme="minorHAnsi" w:hAnsiTheme="minorHAnsi" w:cstheme="minorHAnsi"/>
-        </w:rPr>
-        <w:t xml:space="preserve">, otorgada ante el Notario de Barcelona </w:t>
-      </w:r>
-      <w:r>
-        <w:rPr>
-          <w:rFonts w:asciiTheme="minorHAnsi" w:hAnsiTheme="minorHAnsi" w:cstheme="minorHAnsi"/>
-        </w:rPr>
-        <w:t>Don Veciana García-Boente</w:t>
-      </w:r>
-      <w:r>
-        <w:rPr>
-          <w:rFonts w:asciiTheme="minorHAnsi" w:hAnsiTheme="minorHAnsi" w:cstheme="minorHAnsi"/>
-        </w:rPr>
-        <w:t xml:space="preserve">, con el número </w:t>
-      </w:r>
-      <w:r>
-        <w:rPr>
-          <w:rFonts w:asciiTheme="minorHAnsi" w:hAnsiTheme="minorHAnsi" w:cstheme="minorHAnsi"/>
-        </w:rPr>
-        <w:t>631</w:t>
-      </w:r>
-      <w:r>
-        <w:rPr>
-          <w:rFonts w:asciiTheme="minorHAnsi" w:hAnsiTheme="minorHAnsi" w:cstheme="minorHAnsi"/>
-        </w:rPr>
-        <w:t xml:space="preserve"> de su protocolo, inscrita en el Registro Mercantil de Barcelona, al tomo </w:t>
-      </w:r>
-      <w:r>
-        <w:rPr>
-          <w:rFonts w:asciiTheme="minorHAnsi" w:hAnsiTheme="minorHAnsi" w:cstheme="minorHAnsi"/>
-        </w:rPr>
-        <w:t>48281</w:t>
-      </w:r>
-      <w:r>
-        <w:rPr>
-          <w:rFonts w:asciiTheme="minorHAnsi" w:hAnsiTheme="minorHAnsi" w:cstheme="minorHAnsi"/>
-        </w:rPr>
-        <w:t xml:space="preserve">, folio </w:t>
-      </w:r>
-      <w:r>
-        <w:rPr>
-          <w:rFonts w:asciiTheme="minorHAnsi" w:hAnsiTheme="minorHAnsi" w:cstheme="minorHAnsi"/>
-        </w:rPr>
-        <w:t>58</w:t>
-      </w:r>
-      <w:r>
-        <w:rPr>
-          <w:rFonts w:asciiTheme="minorHAnsi" w:hAnsiTheme="minorHAnsi" w:cstheme="minorHAnsi"/>
-        </w:rPr>
-        <w:t xml:space="preserve">, hoja </w:t>
-      </w:r>
-      <w:r>
-        <w:rPr>
-          <w:rFonts w:asciiTheme="minorHAnsi" w:hAnsiTheme="minorHAnsi" w:cstheme="minorHAnsi"/>
-        </w:rPr>
-        <w:t>B 578620</w:t>
-      </w:r>
-      <w:r>
-        <w:rPr>
-          <w:rFonts w:asciiTheme="minorHAnsi" w:hAnsiTheme="minorHAnsi" w:cstheme="minorHAnsi"/>
-        </w:rPr>
-        <w:t xml:space="preserve">, Inscripción </w:t>
-      </w:r>
-      <w:r>
-        <w:rPr>
-          <w:rFonts w:asciiTheme="minorHAnsi" w:hAnsiTheme="minorHAnsi" w:cstheme="minorHAnsi"/>
-        </w:rPr>
-        <w:t>1</w:t>
-      </w:r>
-      <w:r>
-        <w:rPr>
-          <w:rFonts w:asciiTheme="minorHAnsi" w:hAnsiTheme="minorHAnsi" w:cstheme="minorHAnsi"/>
-        </w:rPr>
-        <w:t xml:space="preserve">ª, HACEMOS CONSTAR QUE </w:t>
+        <w:t>Desde la empresa ID FINANCE PLAZO S.L.U., sociedad de nacionalidad española,</w:t>
+      </w:r>
+    </w:p>
+    <w:p>
+      <w:pPr>
+        <w:spacing w:after="0" w:line="240" w:lineRule="auto"/>
+        <w:ind w:left="-5" w:right="0"/>
+        <w:rPr>
+          <w:rFonts w:asciiTheme="minorHAnsi" w:hAnsiTheme="minorHAnsi" w:cstheme="minorHAnsi"/>
+        </w:rPr>
+      </w:pPr>
+      <w:r>
+        <w:rPr>
+          <w:rFonts w:asciiTheme="minorHAnsi" w:hAnsiTheme="minorHAnsi" w:cstheme="minorHAnsi"/>
+        </w:rPr>
+        <w:t>con domicilio en Barcelona, c/ Tuset 5, 3º y Número de Identificación Fiscal (N.I.F.)</w:t>
+      </w:r>
+    </w:p>
+    <w:p>
+      <w:pPr>
+        <w:spacing w:after="0" w:line="240" w:lineRule="auto"/>
+        <w:ind w:left="-5" w:right="0"/>
+        <w:rPr>
+          <w:rFonts w:asciiTheme="minorHAnsi" w:hAnsiTheme="minorHAnsi" w:cstheme="minorHAnsi"/>
+        </w:rPr>
+      </w:pPr>
+      <w:r>
+        <w:rPr>
+          <w:rFonts w:asciiTheme="minorHAnsi" w:hAnsiTheme="minorHAnsi" w:cstheme="minorHAnsi"/>
+        </w:rPr>
+        <w:t>B-02.996.668, constituida por medio de escritura pública de fecha 30 de diciembre de 2020,</w:t>
+      </w:r>
+    </w:p>
+    <w:p>
+      <w:pPr>
+        <w:spacing w:after="0" w:line="240" w:lineRule="auto"/>
+        <w:ind w:left="-5" w:right="0"/>
+        <w:rPr>
+          <w:rFonts w:asciiTheme="minorHAnsi" w:hAnsiTheme="minorHAnsi" w:cstheme="minorHAnsi"/>
+        </w:rPr>
+      </w:pPr>
+      <w:r>
+        <w:rPr>
+          <w:rFonts w:asciiTheme="minorHAnsi" w:hAnsiTheme="minorHAnsi" w:cstheme="minorHAnsi"/>
+        </w:rPr>
+        <w:t>otorgada ante el Notario de Barcelona Don Gonzalo Veciana García-Boente, con el número 1929 de su protocolo, inscrita en el Registro Mercantil de Barcelona, al tomo 47658, folio 1,</w:t>
+      </w:r>
+    </w:p>
+    <w:p>
+      <w:pPr>
+        <w:spacing w:after="0" w:line="240" w:lineRule="auto"/>
+        <w:ind w:left="-5" w:right="0"/>
+        <w:rPr>
+          <w:rFonts w:asciiTheme="minorHAnsi" w:hAnsiTheme="minorHAnsi" w:cstheme="minorHAnsi"/>
+        </w:rPr>
+      </w:pPr>
+      <w:r>
+        <w:rPr>
+          <w:rFonts w:asciiTheme="minorHAnsi" w:hAnsiTheme="minorHAnsi" w:cstheme="minorHAnsi"/>
+        </w:rPr>
+        <w:t xml:space="preserve">hoja 558505 e inscripción 1 HACEMOS CONSTAR QUE </w:t>
       </w:r>
       <w:r>
         <w:rPr>
@@ -229,7 +139,7 @@
           <w:b/>
           <w:bCs/>
         </w:rPr>
-        <w:t xml:space="preserve">en relación con el </w:t>
+        <w:t>en relación con el contrato de préstamo</w:t>
       </w:r>
       <w:r>
         <w:rPr>
@@ -237,23 +147,15 @@
           <w:b/>
           <w:bCs/>
         </w:rPr>
-        <w:t xml:space="preserve">contrato de </w:t>
-      </w:r>
-      <w:r>
-        <w:rPr>
-          <w:rStyle w:val="ui-provider"/>
+        <w:t xml:space="preserve"> </w:t>
+      </w:r>
+      <w:r>
+        <w:rPr>
           <w:rFonts w:asciiTheme="minorHAnsi" w:hAnsiTheme="minorHAnsi" w:cstheme="minorHAnsi"/>
           <w:b/>
           <w:bCs/>
         </w:rPr>
-        <w:t>Línea de Crédito</w:t>
-      </w:r>
-      <w:r>
-        <w:rPr>
-          <w:rStyle w:val="ui-provider"/>
-          <w:rFonts w:asciiTheme="minorHAnsi" w:hAnsiTheme="minorHAnsi" w:cstheme="minorHAnsi"/>
-        </w:rPr>
-        <w:t xml:space="preserve"> </w:t>
+        <w:fldChar w:fldCharType="begin"/>
       </w:r>
       <w:r>
         <w:rPr>
@@ -261,15 +163,7 @@
           <w:b/>
           <w:bCs/>
         </w:rPr>
-        <w:fldChar w:fldCharType="begin"/>
-      </w:r>
-      <w:r>
-        <w:rPr>
-          <w:rFonts w:asciiTheme="minorHAnsi" w:hAnsiTheme="minorHAnsi" w:cstheme="minorHAnsi"/>
-          <w:b/>
-          <w:bCs/>
-        </w:rPr>
-        <w:instrText xml:space="preserve"> MERGEFIELD  $creditId  \* MERGEFORMAT </w:instrText>
+        <w:instrText xml:space="preserve"> MERGEFIELD  $loan.id  \* MERGEFORMAT </w:instrText>
       </w:r>
       <w:r>
         <w:rPr>
@@ -286,7 +180,7 @@
           <w:bCs/>
           <w:noProof/>
         </w:rPr>
-        <w:t>«$creditId»</w:t>
+        <w:t>«$loan.id»</w:t>
       </w:r>
       <w:r>
         <w:rPr>
@@ -323,699 +217,688 @@
         </w:rPr>
       </w:pPr>
     </w:p>
-    <w:tbl>
-      <w:tblPr>
-        <w:tblStyle w:val="a9"/>
-        <w:tblW w:w="8926" w:type="dxa"/>
-        <w:tblInd w:w="-142" w:type="dxa"/>
-        <w:tblBorders>
-          <w:top w:val="none" w:sz="0" w:space="0" w:color="auto"/>
-          <w:left w:val="none" w:sz="0" w:space="0" w:color="auto"/>
-          <w:bottom w:val="none" w:sz="0" w:space="0" w:color="auto"/>
-          <w:right w:val="none" w:sz="0" w:space="0" w:color="auto"/>
-          <w:insideH w:val="none" w:sz="0" w:space="0" w:color="auto"/>
-          <w:insideV w:val="none" w:sz="0" w:space="0" w:color="auto"/>
-        </w:tblBorders>
-        <w:tblLayout w:type="fixed"/>
-        <w:tblLook w:val="04A0" w:firstRow="1" w:lastRow="0" w:firstColumn="1" w:lastColumn="0" w:noHBand="0" w:noVBand="1"/>
-      </w:tblPr>
-      <w:tblGrid>
-        <w:gridCol w:w="384"/>
-        <w:gridCol w:w="8542"/>
-      </w:tblGrid>
-      <w:tr>
-        <w:trPr>
-          <w:trHeight w:val="208"/>
-        </w:trPr>
-        <w:tc>
-          <w:tcPr>
-            <w:tcW w:w="384" w:type="dxa"/>
-          </w:tcPr>
-          <w:p>
-            <w:pPr>
-              <w:spacing w:after="0" w:line="240" w:lineRule="auto"/>
-              <w:ind w:left="0" w:right="-397" w:firstLine="0"/>
-              <w:rPr>
-                <w:rFonts w:asciiTheme="minorHAnsi" w:hAnsiTheme="minorHAnsi" w:cstheme="minorHAnsi"/>
-                <w:lang w:val="en-US"/>
-              </w:rPr>
-            </w:pPr>
-            <w:r>
-              <w:rPr>
-                <w:rFonts w:asciiTheme="minorHAnsi" w:hAnsiTheme="minorHAnsi" w:cstheme="minorHAnsi"/>
-                <w:lang w:val="ru-RU"/>
-              </w:rPr>
-              <w:t>1</w:t>
-            </w:r>
-            <w:r>
-              <w:rPr>
-                <w:rFonts w:asciiTheme="minorHAnsi" w:hAnsiTheme="minorHAnsi" w:cstheme="minorHAnsi"/>
-                <w:lang w:val="en-US"/>
-              </w:rPr>
-              <w:t>.</w:t>
-            </w:r>
-          </w:p>
-        </w:tc>
-        <w:tc>
-          <w:tcPr>
-            <w:tcW w:w="8542" w:type="dxa"/>
-          </w:tcPr>
-          <w:p>
-            <w:pPr>
-              <w:pStyle w:val="a8"/>
-              <w:spacing w:after="0" w:line="240" w:lineRule="auto"/>
-              <w:ind w:left="0" w:right="170" w:firstLine="0"/>
-              <w:rPr>
-                <w:rFonts w:asciiTheme="minorHAnsi" w:hAnsiTheme="minorHAnsi" w:cstheme="minorHAnsi"/>
-              </w:rPr>
-            </w:pPr>
-            <w:r>
-              <w:rPr>
-                <w:rFonts w:asciiTheme="minorHAnsi" w:hAnsiTheme="minorHAnsi" w:cstheme="minorHAnsi"/>
-              </w:rPr>
-              <w:t xml:space="preserve">Los Términos y Condiciones Particulares y Generales del referido contrato de </w:t>
-            </w:r>
-            <w:r>
-              <w:rPr>
-                <w:rStyle w:val="ui-provider"/>
-                <w:rFonts w:asciiTheme="minorHAnsi" w:hAnsiTheme="minorHAnsi" w:cstheme="minorHAnsi"/>
-              </w:rPr>
-              <w:t>LÍNEA DE CRÉDITO</w:t>
-            </w:r>
-            <w:r>
-              <w:rPr>
-                <w:rFonts w:asciiTheme="minorHAnsi" w:hAnsiTheme="minorHAnsi" w:cstheme="minorHAnsi"/>
-              </w:rPr>
-              <w:t>.</w:t>
-            </w:r>
-          </w:p>
-        </w:tc>
-      </w:tr>
-      <w:tr>
-        <w:tc>
-          <w:tcPr>
-            <w:tcW w:w="384" w:type="dxa"/>
-          </w:tcPr>
-          <w:p>
-            <w:pPr>
-              <w:spacing w:after="0" w:line="240" w:lineRule="auto"/>
-              <w:ind w:left="0" w:right="-397" w:firstLine="0"/>
-              <w:rPr>
-                <w:rFonts w:asciiTheme="minorHAnsi" w:hAnsiTheme="minorHAnsi" w:cstheme="minorHAnsi"/>
-              </w:rPr>
-            </w:pPr>
-          </w:p>
-        </w:tc>
-        <w:tc>
-          <w:tcPr>
-            <w:tcW w:w="8542" w:type="dxa"/>
-          </w:tcPr>
-          <w:p>
-            <w:pPr>
-              <w:pStyle w:val="a8"/>
-              <w:spacing w:before="240" w:after="0" w:line="240" w:lineRule="auto"/>
-              <w:ind w:left="0" w:right="170" w:firstLine="0"/>
-              <w:rPr>
-                <w:rFonts w:asciiTheme="minorHAnsi" w:hAnsiTheme="minorHAnsi" w:cstheme="minorHAnsi"/>
-              </w:rPr>
-            </w:pPr>
-            <w:r>
-              <w:rPr>
-                <w:rFonts w:asciiTheme="minorHAnsi" w:hAnsiTheme="minorHAnsi" w:cstheme="minorHAnsi"/>
-              </w:rPr>
-              <w:t xml:space="preserve">De acuerdo con los datos que figuran en nuestra Base de Datos, el cliente/a Sr./a </w:t>
-            </w:r>
-            <w:r>
-              <w:rPr>
-                <w:rFonts w:asciiTheme="minorHAnsi" w:hAnsiTheme="minorHAnsi" w:cstheme="minorHAnsi"/>
-              </w:rPr>
-              <w:fldChar w:fldCharType="begin"/>
-            </w:r>
-            <w:r>
-              <w:rPr>
-                <w:rFonts w:asciiTheme="minorHAnsi" w:hAnsiTheme="minorHAnsi" w:cstheme="minorHAnsi"/>
-              </w:rPr>
-              <w:instrText xml:space="preserve"> MERGEFIELD  $fullName  \* MERGEFORMAT </w:instrText>
-            </w:r>
-            <w:r>
-              <w:rPr>
-                <w:rFonts w:asciiTheme="minorHAnsi" w:hAnsiTheme="minorHAnsi" w:cstheme="minorHAnsi"/>
-              </w:rPr>
-              <w:fldChar w:fldCharType="separate"/>
-            </w:r>
-            <w:r>
-              <w:rPr>
-                <w:rFonts w:asciiTheme="minorHAnsi" w:hAnsiTheme="minorHAnsi" w:cstheme="minorHAnsi"/>
-                <w:noProof/>
-              </w:rPr>
-              <w:t>«$fullName»</w:t>
-            </w:r>
-            <w:r>
-              <w:rPr>
-                <w:rFonts w:asciiTheme="minorHAnsi" w:hAnsiTheme="minorHAnsi" w:cstheme="minorHAnsi"/>
-              </w:rPr>
-              <w:fldChar w:fldCharType="end"/>
-            </w:r>
-            <w:r>
-              <w:rPr>
-                <w:rFonts w:asciiTheme="minorHAnsi" w:hAnsiTheme="minorHAnsi" w:cstheme="minorHAnsi"/>
-              </w:rPr>
-              <w:t xml:space="preserve"> ofreció su aceptación electrónica el pasado día </w:t>
-            </w:r>
-            <w:r>
-              <w:rPr>
-                <w:rFonts w:asciiTheme="minorHAnsi" w:hAnsiTheme="minorHAnsi" w:cstheme="minorHAnsi"/>
-              </w:rPr>
-              <w:fldChar w:fldCharType="begin"/>
-            </w:r>
-            <w:r>
-              <w:rPr>
-                <w:rFonts w:asciiTheme="minorHAnsi" w:hAnsiTheme="minorHAnsi" w:cstheme="minorHAnsi"/>
-              </w:rPr>
-              <w:instrText xml:space="preserve"> MERGEFIELD  $contractParams.formattedDate  \* MERGEFORMAT </w:instrText>
-            </w:r>
-            <w:r>
-              <w:rPr>
-                <w:rFonts w:asciiTheme="minorHAnsi" w:hAnsiTheme="minorHAnsi" w:cstheme="minorHAnsi"/>
-              </w:rPr>
-              <w:fldChar w:fldCharType="separate"/>
-            </w:r>
-            <w:r>
-              <w:rPr>
-                <w:rFonts w:asciiTheme="minorHAnsi" w:hAnsiTheme="minorHAnsi" w:cstheme="minorHAnsi"/>
-                <w:noProof/>
-              </w:rPr>
-              <w:t>«$contractParams.formattedDate»</w:t>
-            </w:r>
-            <w:r>
-              <w:rPr>
-                <w:rFonts w:asciiTheme="minorHAnsi" w:hAnsiTheme="minorHAnsi" w:cstheme="minorHAnsi"/>
-              </w:rPr>
-              <w:fldChar w:fldCharType="end"/>
-            </w:r>
-            <w:r>
-              <w:rPr>
-                <w:rFonts w:asciiTheme="minorHAnsi" w:hAnsiTheme="minorHAnsi" w:cstheme="minorHAnsi"/>
-              </w:rPr>
-              <w:t xml:space="preserve"> a las </w:t>
-            </w:r>
-            <w:r>
-              <w:rPr>
-                <w:rFonts w:asciiTheme="minorHAnsi" w:hAnsiTheme="minorHAnsi" w:cstheme="minorHAnsi"/>
-              </w:rPr>
-              <w:fldChar w:fldCharType="begin"/>
-            </w:r>
-            <w:r>
-              <w:rPr>
-                <w:rFonts w:asciiTheme="minorHAnsi" w:hAnsiTheme="minorHAnsi" w:cstheme="minorHAnsi"/>
-              </w:rPr>
-              <w:instrText xml:space="preserve"> MERGEFIELD  $contractParams.hour  \* MERGEFORMAT </w:instrText>
-            </w:r>
-            <w:r>
-              <w:rPr>
-                <w:rFonts w:asciiTheme="minorHAnsi" w:hAnsiTheme="minorHAnsi" w:cstheme="minorHAnsi"/>
-              </w:rPr>
-              <w:fldChar w:fldCharType="separate"/>
-            </w:r>
-            <w:r>
-              <w:rPr>
-                <w:rFonts w:asciiTheme="minorHAnsi" w:hAnsiTheme="minorHAnsi" w:cstheme="minorHAnsi"/>
-                <w:noProof/>
-              </w:rPr>
-              <w:t>«$contractParams.hour»</w:t>
-            </w:r>
-            <w:r>
-              <w:rPr>
-                <w:rFonts w:asciiTheme="minorHAnsi" w:hAnsiTheme="minorHAnsi" w:cstheme="minorHAnsi"/>
-              </w:rPr>
-              <w:fldChar w:fldCharType="end"/>
-            </w:r>
-            <w:r>
-              <w:rPr>
-                <w:rFonts w:asciiTheme="minorHAnsi" w:hAnsiTheme="minorHAnsi" w:cstheme="minorHAnsi"/>
-              </w:rPr>
-              <w:fldChar w:fldCharType="begin"/>
-            </w:r>
-            <w:r>
-              <w:rPr>
-                <w:rFonts w:asciiTheme="minorHAnsi" w:hAnsiTheme="minorHAnsi" w:cstheme="minorHAnsi"/>
-              </w:rPr>
-              <w:instrText xml:space="preserve"> MERGEFIELD  "#if($contractParams.ip) desde la IP $contractParams.ip#end"  \* MERGEFORMAT </w:instrText>
-            </w:r>
-            <w:r>
-              <w:rPr>
-                <w:rFonts w:asciiTheme="minorHAnsi" w:hAnsiTheme="minorHAnsi" w:cstheme="minorHAnsi"/>
-              </w:rPr>
-              <w:fldChar w:fldCharType="separate"/>
-            </w:r>
-            <w:r>
-              <w:rPr>
-                <w:rFonts w:asciiTheme="minorHAnsi" w:hAnsiTheme="minorHAnsi" w:cstheme="minorHAnsi"/>
-                <w:noProof/>
-              </w:rPr>
-              <w:t>«#if($contractParams.ip) desde la IP $con»</w:t>
-            </w:r>
-            <w:r>
-              <w:rPr>
-                <w:rFonts w:asciiTheme="minorHAnsi" w:hAnsiTheme="minorHAnsi" w:cstheme="minorHAnsi"/>
-              </w:rPr>
-              <w:fldChar w:fldCharType="end"/>
-            </w:r>
-            <w:r>
-              <w:rPr>
-                <w:rFonts w:asciiTheme="minorHAnsi" w:hAnsiTheme="minorHAnsi" w:cstheme="minorHAnsi"/>
-              </w:rPr>
-              <w:t>.</w:t>
-            </w:r>
-          </w:p>
-        </w:tc>
-      </w:tr>
-      <w:tr>
-        <w:trPr>
-          <w:trHeight w:val="256"/>
-        </w:trPr>
-        <w:tc>
-          <w:tcPr>
-            <w:tcW w:w="384" w:type="dxa"/>
-          </w:tcPr>
-          <w:p>
-            <w:pPr>
-              <w:spacing w:before="240" w:after="0" w:line="240" w:lineRule="auto"/>
-              <w:ind w:left="0" w:right="-437" w:firstLine="0"/>
-              <w:rPr>
-                <w:rFonts w:asciiTheme="minorHAnsi" w:hAnsiTheme="minorHAnsi" w:cstheme="minorHAnsi"/>
-              </w:rPr>
-            </w:pPr>
-            <w:r>
-              <w:rPr>
-                <w:rFonts w:asciiTheme="minorHAnsi" w:hAnsiTheme="minorHAnsi" w:cstheme="minorHAnsi"/>
-              </w:rPr>
-              <w:t xml:space="preserve"> 2.</w:t>
-            </w:r>
-          </w:p>
-        </w:tc>
-        <w:tc>
-          <w:tcPr>
-            <w:tcW w:w="8542" w:type="dxa"/>
-          </w:tcPr>
-          <w:p>
-            <w:pPr>
-              <w:spacing w:before="240" w:after="0" w:line="240" w:lineRule="auto"/>
-              <w:ind w:left="0" w:right="170" w:firstLine="0"/>
-              <w:rPr>
-                <w:rFonts w:asciiTheme="minorHAnsi" w:hAnsiTheme="minorHAnsi" w:cstheme="minorHAnsi"/>
-              </w:rPr>
-            </w:pPr>
-            <w:r>
-              <w:rPr>
-                <w:rFonts w:asciiTheme="minorHAnsi" w:hAnsiTheme="minorHAnsi" w:cstheme="minorHAnsi"/>
-              </w:rPr>
-              <w:t xml:space="preserve">El Formulario de Información Normalizada </w:t>
-            </w:r>
-            <w:r>
-              <w:rPr>
-                <w:rFonts w:asciiTheme="minorHAnsi" w:hAnsiTheme="minorHAnsi" w:cstheme="minorHAnsi"/>
-              </w:rPr>
-              <w:t>E</w:t>
-            </w:r>
-            <w:r>
-              <w:rPr>
-                <w:rFonts w:asciiTheme="minorHAnsi" w:hAnsiTheme="minorHAnsi" w:cstheme="minorHAnsi"/>
-              </w:rPr>
-              <w:t>uropea</w:t>
-            </w:r>
-            <w:r>
-              <w:rPr>
-                <w:rFonts w:asciiTheme="minorHAnsi" w:hAnsiTheme="minorHAnsi" w:cstheme="minorHAnsi"/>
-              </w:rPr>
-              <w:t xml:space="preserve"> (INE)</w:t>
-            </w:r>
-            <w:r>
-              <w:rPr>
-                <w:rFonts w:asciiTheme="minorHAnsi" w:hAnsiTheme="minorHAnsi" w:cstheme="minorHAnsi"/>
-              </w:rPr>
-              <w:t xml:space="preserve"> sobre crédito al consumo del</w:t>
-            </w:r>
-            <w:r>
-              <w:rPr>
-                <w:rFonts w:asciiTheme="minorHAnsi" w:hAnsiTheme="minorHAnsi" w:cstheme="minorHAnsi"/>
-              </w:rPr>
-              <w:t xml:space="preserve"> </w:t>
-            </w:r>
-            <w:r>
-              <w:rPr>
-                <w:rFonts w:asciiTheme="minorHAnsi" w:hAnsiTheme="minorHAnsi" w:cstheme="minorHAnsi"/>
-              </w:rPr>
-              <w:t xml:space="preserve">referido contrato de </w:t>
-            </w:r>
-            <w:r>
-              <w:rPr>
-                <w:rStyle w:val="ui-provider"/>
-                <w:rFonts w:asciiTheme="minorHAnsi" w:hAnsiTheme="minorHAnsi" w:cstheme="minorHAnsi"/>
-              </w:rPr>
-              <w:t>LÍNEA DE CRÉDITO</w:t>
-            </w:r>
-            <w:r>
-              <w:rPr>
-                <w:rFonts w:asciiTheme="minorHAnsi" w:hAnsiTheme="minorHAnsi" w:cstheme="minorHAnsi"/>
-              </w:rPr>
-              <w:t>.</w:t>
-            </w:r>
-          </w:p>
-        </w:tc>
-      </w:tr>
-      <w:tr>
-        <w:tc>
-          <w:tcPr>
-            <w:tcW w:w="384" w:type="dxa"/>
-          </w:tcPr>
-          <w:p>
-            <w:pPr>
-              <w:spacing w:before="240" w:after="0" w:line="240" w:lineRule="auto"/>
-              <w:ind w:left="0" w:right="-444" w:firstLine="0"/>
-              <w:rPr>
-                <w:rFonts w:asciiTheme="minorHAnsi" w:hAnsiTheme="minorHAnsi" w:cstheme="minorHAnsi"/>
-              </w:rPr>
-            </w:pPr>
-          </w:p>
-        </w:tc>
-        <w:tc>
-          <w:tcPr>
-            <w:tcW w:w="8542" w:type="dxa"/>
-          </w:tcPr>
-          <w:p>
-            <w:pPr>
-              <w:spacing w:before="240" w:after="0" w:line="240" w:lineRule="auto"/>
-              <w:ind w:left="0" w:right="170" w:firstLine="0"/>
-              <w:rPr>
-                <w:rFonts w:asciiTheme="minorHAnsi" w:hAnsiTheme="minorHAnsi" w:cstheme="minorHAnsi"/>
-              </w:rPr>
-            </w:pPr>
-            <w:r>
-              <w:rPr>
-                <w:rFonts w:asciiTheme="minorHAnsi" w:hAnsiTheme="minorHAnsi" w:cstheme="minorHAnsi"/>
-              </w:rPr>
-              <w:t xml:space="preserve">De acuerdo con los datos que figuran en nuestra Base de Datos, el cliente/a Sr./a </w:t>
-            </w:r>
-            <w:r>
-              <w:rPr>
-                <w:rFonts w:asciiTheme="minorHAnsi" w:hAnsiTheme="minorHAnsi" w:cstheme="minorHAnsi"/>
-              </w:rPr>
-              <w:fldChar w:fldCharType="begin"/>
-            </w:r>
-            <w:r>
-              <w:rPr>
-                <w:rFonts w:asciiTheme="minorHAnsi" w:hAnsiTheme="minorHAnsi" w:cstheme="minorHAnsi"/>
-              </w:rPr>
-              <w:instrText xml:space="preserve"> MERGEFIELD  $fullName  \* MERGEFORMAT </w:instrText>
-            </w:r>
-            <w:r>
-              <w:rPr>
-                <w:rFonts w:asciiTheme="minorHAnsi" w:hAnsiTheme="minorHAnsi" w:cstheme="minorHAnsi"/>
-              </w:rPr>
-              <w:fldChar w:fldCharType="separate"/>
-            </w:r>
-            <w:r>
-              <w:rPr>
-                <w:rFonts w:asciiTheme="minorHAnsi" w:hAnsiTheme="minorHAnsi" w:cstheme="minorHAnsi"/>
-                <w:noProof/>
-              </w:rPr>
-              <w:t>«$fullName»</w:t>
-            </w:r>
-            <w:r>
-              <w:rPr>
-                <w:rFonts w:asciiTheme="minorHAnsi" w:hAnsiTheme="minorHAnsi" w:cstheme="minorHAnsi"/>
-              </w:rPr>
-              <w:fldChar w:fldCharType="end"/>
-            </w:r>
-            <w:r>
-              <w:rPr>
-                <w:rFonts w:asciiTheme="minorHAnsi" w:hAnsiTheme="minorHAnsi" w:cstheme="minorHAnsi"/>
-              </w:rPr>
-              <w:t xml:space="preserve"> ofreció su aceptación electrónica el pasado día </w:t>
-            </w:r>
-            <w:r>
-              <w:rPr>
-                <w:rFonts w:asciiTheme="minorHAnsi" w:hAnsiTheme="minorHAnsi" w:cstheme="minorHAnsi"/>
-              </w:rPr>
-              <w:fldChar w:fldCharType="begin"/>
-            </w:r>
-            <w:r>
-              <w:rPr>
-                <w:rFonts w:asciiTheme="minorHAnsi" w:hAnsiTheme="minorHAnsi" w:cstheme="minorHAnsi"/>
-              </w:rPr>
-              <w:instrText xml:space="preserve"> MERGEFIELD  $preContractParams.formattedDate  \* MERGEFORMAT </w:instrText>
-            </w:r>
-            <w:r>
-              <w:rPr>
-                <w:rFonts w:asciiTheme="minorHAnsi" w:hAnsiTheme="minorHAnsi" w:cstheme="minorHAnsi"/>
-              </w:rPr>
-              <w:fldChar w:fldCharType="separate"/>
-            </w:r>
-            <w:r>
-              <w:rPr>
-                <w:rFonts w:asciiTheme="minorHAnsi" w:hAnsiTheme="minorHAnsi" w:cstheme="minorHAnsi"/>
-                <w:noProof/>
-              </w:rPr>
-              <w:t>«$preContractParams.formattedDate»</w:t>
-            </w:r>
-            <w:r>
-              <w:rPr>
-                <w:rFonts w:asciiTheme="minorHAnsi" w:hAnsiTheme="minorHAnsi" w:cstheme="minorHAnsi"/>
-              </w:rPr>
-              <w:fldChar w:fldCharType="end"/>
-            </w:r>
-            <w:r>
-              <w:rPr>
-                <w:rFonts w:asciiTheme="minorHAnsi" w:hAnsiTheme="minorHAnsi" w:cstheme="minorHAnsi"/>
-              </w:rPr>
-              <w:t xml:space="preserve"> a las </w:t>
-            </w:r>
-            <w:r>
-              <w:rPr>
-                <w:rFonts w:asciiTheme="minorHAnsi" w:hAnsiTheme="minorHAnsi" w:cstheme="minorHAnsi"/>
-              </w:rPr>
-              <w:fldChar w:fldCharType="begin"/>
-            </w:r>
-            <w:r>
-              <w:rPr>
-                <w:rFonts w:asciiTheme="minorHAnsi" w:hAnsiTheme="minorHAnsi" w:cstheme="minorHAnsi"/>
-              </w:rPr>
-              <w:instrText xml:space="preserve"> MERGEFIELD  $preContractParams.hour  \* MERGEFORMAT </w:instrText>
-            </w:r>
-            <w:r>
-              <w:rPr>
-                <w:rFonts w:asciiTheme="minorHAnsi" w:hAnsiTheme="minorHAnsi" w:cstheme="minorHAnsi"/>
-              </w:rPr>
-              <w:fldChar w:fldCharType="separate"/>
-            </w:r>
-            <w:r>
-              <w:rPr>
-                <w:rFonts w:asciiTheme="minorHAnsi" w:hAnsiTheme="minorHAnsi" w:cstheme="minorHAnsi"/>
-                <w:noProof/>
-              </w:rPr>
-              <w:t>«$preContractParams.hour»</w:t>
-            </w:r>
-            <w:r>
-              <w:rPr>
-                <w:rFonts w:asciiTheme="minorHAnsi" w:hAnsiTheme="minorHAnsi" w:cstheme="minorHAnsi"/>
-              </w:rPr>
-              <w:fldChar w:fldCharType="end"/>
-            </w:r>
-            <w:r>
-              <w:rPr>
-                <w:rFonts w:asciiTheme="minorHAnsi" w:hAnsiTheme="minorHAnsi" w:cstheme="minorHAnsi"/>
-              </w:rPr>
-              <w:fldChar w:fldCharType="begin"/>
-            </w:r>
-            <w:r>
-              <w:rPr>
-                <w:rFonts w:asciiTheme="minorHAnsi" w:hAnsiTheme="minorHAnsi" w:cstheme="minorHAnsi"/>
-              </w:rPr>
-              <w:instrText xml:space="preserve"> MERGEFIELD  "#if($preContractParams.ip) desde la IP $preContractParams.ip#end"  \* MERGEFORMAT </w:instrText>
-            </w:r>
-            <w:r>
-              <w:rPr>
-                <w:rFonts w:asciiTheme="minorHAnsi" w:hAnsiTheme="minorHAnsi" w:cstheme="minorHAnsi"/>
-              </w:rPr>
-              <w:fldChar w:fldCharType="separate"/>
-            </w:r>
-            <w:r>
-              <w:rPr>
-                <w:rFonts w:asciiTheme="minorHAnsi" w:hAnsiTheme="minorHAnsi" w:cstheme="minorHAnsi"/>
-                <w:noProof/>
-              </w:rPr>
-              <w:t>«#if($preContractParams.ip) desde la IP $»</w:t>
-            </w:r>
-            <w:r>
-              <w:rPr>
-                <w:rFonts w:asciiTheme="minorHAnsi" w:hAnsiTheme="minorHAnsi" w:cstheme="minorHAnsi"/>
-              </w:rPr>
-              <w:fldChar w:fldCharType="end"/>
-            </w:r>
-            <w:r>
-              <w:rPr>
-                <w:rFonts w:asciiTheme="minorHAnsi" w:hAnsiTheme="minorHAnsi" w:cstheme="minorHAnsi"/>
-              </w:rPr>
-              <w:t>.</w:t>
-            </w:r>
-          </w:p>
-        </w:tc>
-      </w:tr>
-      <w:tr>
-        <w:trPr>
-          <w:trHeight w:val="58"/>
-        </w:trPr>
-        <w:tc>
-          <w:tcPr>
-            <w:tcW w:w="8926" w:type="dxa"/>
-            <w:gridSpan w:val="2"/>
-          </w:tcPr>
-          <w:p>
-            <w:pPr>
-              <w:spacing w:before="240" w:after="0" w:line="240" w:lineRule="auto"/>
-              <w:ind w:left="0" w:right="170" w:firstLine="0"/>
-              <w:rPr>
-                <w:rFonts w:asciiTheme="minorHAnsi" w:hAnsiTheme="minorHAnsi" w:cstheme="minorHAnsi"/>
-              </w:rPr>
-            </w:pPr>
-            <w:r>
-              <w:rPr>
-                <w:rFonts w:asciiTheme="minorHAnsi" w:hAnsiTheme="minorHAnsi" w:cstheme="minorHAnsi"/>
-              </w:rPr>
-              <w:fldChar w:fldCharType="begin"/>
-            </w:r>
-            <w:r>
-              <w:rPr>
-                <w:rFonts w:asciiTheme="minorHAnsi" w:hAnsiTheme="minorHAnsi" w:cstheme="minorHAnsi"/>
-              </w:rPr>
-              <w:instrText xml:space="preserve"> MERGEFIELD  "#if($privacyPolicyParams) 3.    Nuestra Política de Privacidad.#end"  \* MERGEFORMAT </w:instrText>
-            </w:r>
-            <w:r>
-              <w:rPr>
-                <w:rFonts w:asciiTheme="minorHAnsi" w:hAnsiTheme="minorHAnsi" w:cstheme="minorHAnsi"/>
-              </w:rPr>
-              <w:fldChar w:fldCharType="separate"/>
-            </w:r>
-            <w:r>
-              <w:rPr>
-                <w:rFonts w:asciiTheme="minorHAnsi" w:hAnsiTheme="minorHAnsi" w:cstheme="minorHAnsi"/>
-                <w:noProof/>
-              </w:rPr>
-              <w:t>«#if($privacyPolicyParams) 3.    Nuestra »</w:t>
-            </w:r>
-            <w:r>
-              <w:rPr>
-                <w:rFonts w:asciiTheme="minorHAnsi" w:hAnsiTheme="minorHAnsi" w:cstheme="minorHAnsi"/>
-              </w:rPr>
-              <w:fldChar w:fldCharType="end"/>
-            </w:r>
-          </w:p>
-        </w:tc>
-      </w:tr>
-      <w:tr>
-        <w:tc>
-          <w:tcPr>
-            <w:tcW w:w="384" w:type="dxa"/>
-          </w:tcPr>
-          <w:p>
-            <w:pPr>
-              <w:spacing w:before="240" w:after="0" w:line="240" w:lineRule="auto"/>
-              <w:ind w:left="0" w:right="-435" w:firstLine="0"/>
-              <w:rPr>
-                <w:rFonts w:asciiTheme="minorHAnsi" w:hAnsiTheme="minorHAnsi" w:cstheme="minorHAnsi"/>
-              </w:rPr>
-            </w:pPr>
-          </w:p>
-        </w:tc>
-        <w:tc>
-          <w:tcPr>
-            <w:tcW w:w="8542" w:type="dxa"/>
-          </w:tcPr>
-          <w:p>
-            <w:pPr>
-              <w:spacing w:before="240" w:after="0" w:line="240" w:lineRule="auto"/>
-              <w:ind w:left="0" w:right="170" w:firstLine="0"/>
-              <w:rPr>
-                <w:rFonts w:asciiTheme="minorHAnsi" w:hAnsiTheme="minorHAnsi" w:cstheme="minorHAnsi"/>
-              </w:rPr>
-            </w:pPr>
-            <w:r>
-              <w:rPr>
-                <w:rFonts w:asciiTheme="minorHAnsi" w:hAnsiTheme="minorHAnsi" w:cstheme="minorHAnsi"/>
-              </w:rPr>
-              <w:fldChar w:fldCharType="begin"/>
-            </w:r>
-            <w:r>
-              <w:rPr>
-                <w:rFonts w:asciiTheme="minorHAnsi" w:hAnsiTheme="minorHAnsi" w:cstheme="minorHAnsi"/>
-              </w:rPr>
-              <w:instrText xml:space="preserve"> MERGEFIELD  "#if($privacyPolicyParams)De acuerdo con los datos que figuran en nuestra Base de Datos, el cliente/a Sr./a $fullName ofreció su aceptación electrónica#end"  \* MERGEFORMAT </w:instrText>
-            </w:r>
-            <w:r>
-              <w:rPr>
-                <w:rFonts w:asciiTheme="minorHAnsi" w:hAnsiTheme="minorHAnsi" w:cstheme="minorHAnsi"/>
-              </w:rPr>
-              <w:fldChar w:fldCharType="separate"/>
-            </w:r>
-            <w:r>
-              <w:rPr>
-                <w:rFonts w:asciiTheme="minorHAnsi" w:hAnsiTheme="minorHAnsi" w:cstheme="minorHAnsi"/>
-                <w:noProof/>
-              </w:rPr>
-              <w:t>«#if($privacyPolicyParams)De acuerdo con »</w:t>
-            </w:r>
-            <w:r>
-              <w:rPr>
-                <w:rFonts w:asciiTheme="minorHAnsi" w:hAnsiTheme="minorHAnsi" w:cstheme="minorHAnsi"/>
-              </w:rPr>
-              <w:fldChar w:fldCharType="end"/>
-            </w:r>
-            <w:r>
-              <w:rPr>
-                <w:rFonts w:asciiTheme="minorHAnsi" w:hAnsiTheme="minorHAnsi" w:cstheme="minorHAnsi"/>
-              </w:rPr>
-              <w:t xml:space="preserve"> </w:t>
-            </w:r>
-            <w:r>
-              <w:rPr>
-                <w:rFonts w:asciiTheme="minorHAnsi" w:hAnsiTheme="minorHAnsi" w:cstheme="minorHAnsi"/>
-              </w:rPr>
-              <w:fldChar w:fldCharType="begin"/>
-            </w:r>
-            <w:r>
-              <w:rPr>
-                <w:rFonts w:asciiTheme="minorHAnsi" w:hAnsiTheme="minorHAnsi" w:cstheme="minorHAnsi"/>
-              </w:rPr>
-              <w:instrText xml:space="preserve"> MERGEFIELD  "#if($privacyPolicyParams) el pasado día $privacyPolicyParams.formattedDate a las $privacyPolicyParams.hour#if($privacyPolicyParams.ip) desde la IP $privacyPolicyParams.ip#end.#end"  \* MERGEFORMAT </w:instrText>
-            </w:r>
-            <w:r>
-              <w:rPr>
-                <w:rFonts w:asciiTheme="minorHAnsi" w:hAnsiTheme="minorHAnsi" w:cstheme="minorHAnsi"/>
-              </w:rPr>
-              <w:fldChar w:fldCharType="separate"/>
-            </w:r>
-            <w:r>
-              <w:rPr>
-                <w:rFonts w:asciiTheme="minorHAnsi" w:hAnsiTheme="minorHAnsi" w:cstheme="minorHAnsi"/>
-                <w:noProof/>
-              </w:rPr>
-              <w:t>«#if($privacyPolicyParams) el pasado día »</w:t>
-            </w:r>
-            <w:r>
-              <w:rPr>
-                <w:rFonts w:asciiTheme="minorHAnsi" w:hAnsiTheme="minorHAnsi" w:cstheme="minorHAnsi"/>
-              </w:rPr>
-              <w:fldChar w:fldCharType="end"/>
-            </w:r>
-          </w:p>
-        </w:tc>
-      </w:tr>
-    </w:tbl>
-    <w:p>
-      <w:pPr>
-        <w:spacing w:after="0" w:line="240" w:lineRule="auto"/>
-        <w:ind w:left="0" w:right="0" w:firstLine="0"/>
+    <w:p>
+      <w:pPr>
+        <w:pStyle w:val="a8"/>
+        <w:numPr>
+          <w:ilvl w:val="0"/>
+          <w:numId w:val="2"/>
+        </w:numPr>
+        <w:spacing w:after="0" w:line="240" w:lineRule="auto"/>
+        <w:ind w:left="426" w:right="0" w:hanging="426"/>
+        <w:rPr>
+          <w:rFonts w:asciiTheme="minorHAnsi" w:hAnsiTheme="minorHAnsi" w:cstheme="minorHAnsi"/>
+        </w:rPr>
+      </w:pPr>
+      <w:r>
+        <w:rPr>
+          <w:rFonts w:asciiTheme="minorHAnsi" w:hAnsiTheme="minorHAnsi" w:cstheme="minorHAnsi"/>
+        </w:rPr>
+        <w:t>Los Términos y Condiciones Particulares y Generales del referido contrato de préstamo.</w:t>
+      </w:r>
+    </w:p>
+    <w:p>
+      <w:pPr>
+        <w:pStyle w:val="a8"/>
+        <w:spacing w:after="0" w:line="240" w:lineRule="auto"/>
+        <w:ind w:left="426" w:right="0" w:firstLine="0"/>
+        <w:rPr>
+          <w:rFonts w:asciiTheme="minorHAnsi" w:hAnsiTheme="minorHAnsi" w:cstheme="minorHAnsi"/>
+        </w:rPr>
+      </w:pPr>
+    </w:p>
+    <w:p>
+      <w:pPr>
+        <w:pStyle w:val="a8"/>
+        <w:spacing w:after="0" w:line="240" w:lineRule="auto"/>
+        <w:ind w:left="426" w:right="0" w:firstLine="0"/>
+        <w:rPr>
+          <w:rFonts w:asciiTheme="minorHAnsi" w:hAnsiTheme="minorHAnsi" w:cstheme="minorHAnsi"/>
+          <w:color w:val="auto"/>
+        </w:rPr>
+      </w:pPr>
+      <w:r>
+        <w:rPr>
+          <w:rFonts w:asciiTheme="minorHAnsi" w:hAnsiTheme="minorHAnsi" w:cstheme="minorHAnsi"/>
+        </w:rPr>
+        <w:t xml:space="preserve">De acuerdo con los datos que figuran en nuestra Base de Datos, el cliente/a Sr./a </w:t>
+      </w:r>
+      <w:r>
+        <w:rPr>
+          <w:rFonts w:asciiTheme="minorHAnsi" w:hAnsiTheme="minorHAnsi" w:cstheme="minorHAnsi"/>
+        </w:rPr>
+        <w:fldChar w:fldCharType="begin"/>
+      </w:r>
+      <w:r>
+        <w:rPr>
+          <w:rFonts w:asciiTheme="minorHAnsi" w:hAnsiTheme="minorHAnsi" w:cstheme="minorHAnsi"/>
+        </w:rPr>
+        <w:instrText xml:space="preserve"> MERGEFIELD  $borrower.fullName  \* MERGEFORMAT </w:instrText>
+      </w:r>
+      <w:r>
+        <w:rPr>
+          <w:rFonts w:asciiTheme="minorHAnsi" w:hAnsiTheme="minorHAnsi" w:cstheme="minorHAnsi"/>
+        </w:rPr>
+        <w:fldChar w:fldCharType="separate"/>
+      </w:r>
+      <w:r>
+        <w:rPr>
+          <w:rFonts w:asciiTheme="minorHAnsi" w:hAnsiTheme="minorHAnsi" w:cstheme="minorHAnsi"/>
+          <w:noProof/>
+        </w:rPr>
+        <w:t>«$borrower.fullName»</w:t>
+      </w:r>
+      <w:r>
+        <w:rPr>
+          <w:rFonts w:asciiTheme="minorHAnsi" w:hAnsiTheme="minorHAnsi" w:cstheme="minorHAnsi"/>
+        </w:rPr>
+        <w:fldChar w:fldCharType="end"/>
+      </w:r>
+      <w:r>
+        <w:rPr>
+          <w:rFonts w:asciiTheme="minorHAnsi" w:hAnsiTheme="minorHAnsi" w:cstheme="minorHAnsi"/>
+        </w:rPr>
+        <w:t xml:space="preserve"> </w:t>
+      </w:r>
+      <w:r>
+        <w:rPr>
+          <w:rFonts w:asciiTheme="minorHAnsi" w:hAnsiTheme="minorHAnsi" w:cstheme="minorHAnsi"/>
+        </w:rPr>
+        <w:t xml:space="preserve">ofreció su aceptación electrónica el pasado día </w:t>
+      </w:r>
+      <w:r>
+        <w:rPr>
+          <w:rFonts w:asciiTheme="minorHAnsi" w:hAnsiTheme="minorHAnsi" w:cstheme="minorHAnsi"/>
+        </w:rPr>
+        <w:fldChar w:fldCharType="begin"/>
+      </w:r>
+      <w:r>
+        <w:rPr>
+          <w:rFonts w:asciiTheme="minorHAnsi" w:hAnsiTheme="minorHAnsi" w:cstheme="minorHAnsi"/>
+        </w:rPr>
+        <w:instrText xml:space="preserve"> MERGEFIELD  $agreementDateTC  \* MERGEFORMAT </w:instrText>
+      </w:r>
+      <w:r>
+        <w:rPr>
+          <w:rFonts w:asciiTheme="minorHAnsi" w:hAnsiTheme="minorHAnsi" w:cstheme="minorHAnsi"/>
+        </w:rPr>
+        <w:fldChar w:fldCharType="separate"/>
+      </w:r>
+      <w:r>
+        <w:rPr>
+          <w:rFonts w:asciiTheme="minorHAnsi" w:hAnsiTheme="minorHAnsi" w:cstheme="minorHAnsi"/>
+          <w:noProof/>
+        </w:rPr>
+        <w:t>«$agreementDateTC»</w:t>
+      </w:r>
+      <w:r>
+        <w:rPr>
+          <w:rFonts w:asciiTheme="minorHAnsi" w:hAnsiTheme="minorHAnsi" w:cstheme="minorHAnsi"/>
+        </w:rPr>
+        <w:fldChar w:fldCharType="end"/>
+      </w:r>
+      <w:r>
+        <w:rPr>
+          <w:rFonts w:asciiTheme="minorHAnsi" w:hAnsiTheme="minorHAnsi" w:cstheme="minorHAnsi"/>
+        </w:rPr>
+        <w:t xml:space="preserve"> </w:t>
+      </w:r>
+      <w:r>
+        <w:rPr>
+          <w:rFonts w:asciiTheme="minorHAnsi" w:hAnsiTheme="minorHAnsi" w:cstheme="minorHAnsi"/>
+        </w:rPr>
+        <w:t xml:space="preserve">a las </w:t>
+      </w:r>
+      <w:r>
+        <w:rPr>
+          <w:rFonts w:asciiTheme="minorHAnsi" w:hAnsiTheme="minorHAnsi" w:cstheme="minorHAnsi"/>
+        </w:rPr>
+        <w:fldChar w:fldCharType="begin"/>
+      </w:r>
+      <w:r>
+        <w:rPr>
+          <w:rFonts w:asciiTheme="minorHAnsi" w:hAnsiTheme="minorHAnsi" w:cstheme="minorHAnsi"/>
+        </w:rPr>
+        <w:instrText xml:space="preserve"> MERGEFIELD  $agreementHourTC  \* MERGEFORMAT </w:instrText>
+      </w:r>
+      <w:r>
+        <w:rPr>
+          <w:rFonts w:asciiTheme="minorHAnsi" w:hAnsiTheme="minorHAnsi" w:cstheme="minorHAnsi"/>
+        </w:rPr>
+        <w:fldChar w:fldCharType="separate"/>
+      </w:r>
+      <w:r>
+        <w:rPr>
+          <w:rFonts w:asciiTheme="minorHAnsi" w:hAnsiTheme="minorHAnsi" w:cstheme="minorHAnsi"/>
+          <w:noProof/>
+        </w:rPr>
+        <w:t>«$agreementHourTC»</w:t>
+      </w:r>
+      <w:r>
+        <w:rPr>
+          <w:rFonts w:asciiTheme="minorHAnsi" w:hAnsiTheme="minorHAnsi" w:cstheme="minorHAnsi"/>
+        </w:rPr>
+        <w:fldChar w:fldCharType="end"/>
+      </w:r>
+      <w:r>
+        <w:rPr>
+          <w:rFonts w:asciiTheme="minorHAnsi" w:hAnsiTheme="minorHAnsi" w:cstheme="minorHAnsi"/>
+        </w:rPr>
+        <w:t xml:space="preserve"> </w:t>
+      </w:r>
+      <w:r>
+        <w:rPr>
+          <w:rFonts w:asciiTheme="minorHAnsi" w:hAnsiTheme="minorHAnsi" w:cstheme="minorHAnsi"/>
+        </w:rPr>
+        <w:t>desde la IP</w:t>
+      </w:r>
+      <w:r>
+        <w:rPr>
+          <w:rFonts w:asciiTheme="minorHAnsi" w:hAnsiTheme="minorHAnsi" w:cstheme="minorHAnsi"/>
+        </w:rPr>
+        <w:t xml:space="preserve"> </w:t>
+      </w:r>
+      <w:r>
+        <w:rPr>
+          <w:rFonts w:asciiTheme="minorHAnsi" w:hAnsiTheme="minorHAnsi" w:cstheme="minorHAnsi"/>
+        </w:rPr>
+        <w:fldChar w:fldCharType="begin"/>
+      </w:r>
+      <w:r>
+        <w:rPr>
+          <w:rFonts w:asciiTheme="minorHAnsi" w:hAnsiTheme="minorHAnsi" w:cstheme="minorHAnsi"/>
+        </w:rPr>
+        <w:instrText xml:space="preserve"> MERGEFIELD  $borrower.IP.addressTC  \* MERGEFORMAT </w:instrText>
+      </w:r>
+      <w:r>
+        <w:rPr>
+          <w:rFonts w:asciiTheme="minorHAnsi" w:hAnsiTheme="minorHAnsi" w:cstheme="minorHAnsi"/>
+        </w:rPr>
+        <w:fldChar w:fldCharType="separate"/>
+      </w:r>
+      <w:r>
+        <w:rPr>
+          <w:rFonts w:asciiTheme="minorHAnsi" w:hAnsiTheme="minorHAnsi" w:cstheme="minorHAnsi"/>
+          <w:noProof/>
+        </w:rPr>
+        <w:t>«$borrower.IP.addressTC»</w:t>
+      </w:r>
+      <w:r>
+        <w:rPr>
+          <w:rFonts w:asciiTheme="minorHAnsi" w:hAnsiTheme="minorHAnsi" w:cstheme="minorHAnsi"/>
+        </w:rPr>
+        <w:fldChar w:fldCharType="end"/>
+      </w:r>
+      <w:r>
+        <w:rPr>
+          <w:rFonts w:asciiTheme="minorHAnsi" w:hAnsiTheme="minorHAnsi" w:cstheme="minorHAnsi"/>
+        </w:rPr>
+        <w:t>.</w:t>
+      </w:r>
+    </w:p>
+    <w:p>
+      <w:pPr>
+        <w:pStyle w:val="a8"/>
+        <w:spacing w:after="0" w:line="240" w:lineRule="auto"/>
+        <w:ind w:left="426" w:right="0" w:firstLine="0"/>
+        <w:rPr>
+          <w:rFonts w:asciiTheme="minorHAnsi" w:hAnsiTheme="minorHAnsi" w:cstheme="minorHAnsi"/>
+        </w:rPr>
+      </w:pPr>
+    </w:p>
+    <w:p>
+      <w:pPr>
+        <w:pStyle w:val="a8"/>
+        <w:numPr>
+          <w:ilvl w:val="0"/>
+          <w:numId w:val="2"/>
+        </w:numPr>
+        <w:spacing w:after="0" w:line="240" w:lineRule="auto"/>
+        <w:ind w:left="426" w:right="0" w:hanging="425"/>
+        <w:rPr>
+          <w:rFonts w:asciiTheme="minorHAnsi" w:hAnsiTheme="minorHAnsi" w:cstheme="minorHAnsi"/>
+        </w:rPr>
+      </w:pPr>
+      <w:r>
+        <w:rPr>
+          <w:rFonts w:asciiTheme="minorHAnsi" w:hAnsiTheme="minorHAnsi" w:cstheme="minorHAnsi"/>
+        </w:rPr>
+        <w:t>El Formulario de Información Normalizada Europea (INE) sobre crédito al consumo del referido contrato de préstamo.</w:t>
+      </w:r>
+    </w:p>
+    <w:p>
+      <w:pPr>
+        <w:pStyle w:val="a8"/>
+        <w:spacing w:after="0" w:line="240" w:lineRule="auto"/>
+        <w:ind w:left="426" w:right="0" w:firstLine="0"/>
+        <w:jc w:val="left"/>
+        <w:rPr>
+          <w:rFonts w:asciiTheme="minorHAnsi" w:hAnsiTheme="minorHAnsi" w:cstheme="minorHAnsi"/>
+        </w:rPr>
+      </w:pPr>
+    </w:p>
+    <w:p>
+      <w:pPr>
+        <w:pStyle w:val="a8"/>
+        <w:spacing w:after="0" w:line="240" w:lineRule="auto"/>
+        <w:ind w:left="426" w:right="0" w:firstLine="0"/>
+        <w:rPr>
+          <w:rFonts w:asciiTheme="minorHAnsi" w:hAnsiTheme="minorHAnsi" w:cstheme="minorHAnsi"/>
+        </w:rPr>
+      </w:pPr>
+      <w:r>
+        <w:rPr>
+          <w:rFonts w:asciiTheme="minorHAnsi" w:hAnsiTheme="minorHAnsi" w:cstheme="minorHAnsi"/>
+        </w:rPr>
+        <w:t xml:space="preserve">De acuerdo con los datos que figuran en nuestra Base de Datos, el cliente/a Sr./a </w:t>
+      </w:r>
+      <w:r>
+        <w:rPr>
+          <w:rFonts w:asciiTheme="minorHAnsi" w:hAnsiTheme="minorHAnsi" w:cstheme="minorHAnsi"/>
+        </w:rPr>
+        <w:fldChar w:fldCharType="begin"/>
+      </w:r>
+      <w:r>
+        <w:rPr>
+          <w:rFonts w:asciiTheme="minorHAnsi" w:hAnsiTheme="minorHAnsi" w:cstheme="minorHAnsi"/>
+        </w:rPr>
+        <w:instrText xml:space="preserve"> MERGEFIELD  $borrower.fullName  \* MERGEFORMAT </w:instrText>
+      </w:r>
+      <w:r>
+        <w:rPr>
+          <w:rFonts w:asciiTheme="minorHAnsi" w:hAnsiTheme="minorHAnsi" w:cstheme="minorHAnsi"/>
+        </w:rPr>
+        <w:fldChar w:fldCharType="separate"/>
+      </w:r>
+      <w:r>
+        <w:rPr>
+          <w:rFonts w:asciiTheme="minorHAnsi" w:hAnsiTheme="minorHAnsi" w:cstheme="minorHAnsi"/>
+          <w:noProof/>
+        </w:rPr>
+        <w:t>«$borrower.fullName»</w:t>
+      </w:r>
+      <w:r>
+        <w:rPr>
+          <w:rFonts w:asciiTheme="minorHAnsi" w:hAnsiTheme="minorHAnsi" w:cstheme="minorHAnsi"/>
+        </w:rPr>
+        <w:fldChar w:fldCharType="end"/>
+      </w:r>
+      <w:r>
+        <w:rPr>
+          <w:rFonts w:asciiTheme="minorHAnsi" w:hAnsiTheme="minorHAnsi" w:cstheme="minorHAnsi"/>
+        </w:rPr>
+        <w:t xml:space="preserve"> </w:t>
+      </w:r>
+      <w:r>
+        <w:rPr>
+          <w:rFonts w:asciiTheme="minorHAnsi" w:hAnsiTheme="minorHAnsi" w:cstheme="minorHAnsi"/>
+        </w:rPr>
+        <w:t xml:space="preserve">ofreció su aceptación electrónica el pasado día </w:t>
+      </w:r>
+      <w:r>
+        <w:rPr>
+          <w:rFonts w:asciiTheme="minorHAnsi" w:hAnsiTheme="minorHAnsi" w:cstheme="minorHAnsi"/>
+        </w:rPr>
+        <w:fldChar w:fldCharType="begin"/>
+      </w:r>
+      <w:r>
+        <w:rPr>
+          <w:rFonts w:asciiTheme="minorHAnsi" w:hAnsiTheme="minorHAnsi" w:cstheme="minorHAnsi"/>
+        </w:rPr>
+        <w:instrText xml:space="preserve"> MERGEFIELD  $agreementDatePC  \* MERGEFORMAT </w:instrText>
+      </w:r>
+      <w:r>
+        <w:rPr>
+          <w:rFonts w:asciiTheme="minorHAnsi" w:hAnsiTheme="minorHAnsi" w:cstheme="minorHAnsi"/>
+        </w:rPr>
+        <w:fldChar w:fldCharType="separate"/>
+      </w:r>
+      <w:r>
+        <w:rPr>
+          <w:rFonts w:asciiTheme="minorHAnsi" w:hAnsiTheme="minorHAnsi" w:cstheme="minorHAnsi"/>
+          <w:noProof/>
+        </w:rPr>
+        <w:t>«$agreementDatePC»</w:t>
+      </w:r>
+      <w:r>
+        <w:rPr>
+          <w:rFonts w:asciiTheme="minorHAnsi" w:hAnsiTheme="minorHAnsi" w:cstheme="minorHAnsi"/>
+        </w:rPr>
+        <w:fldChar w:fldCharType="end"/>
+      </w:r>
+      <w:r>
+        <w:rPr>
+          <w:rFonts w:asciiTheme="minorHAnsi" w:hAnsiTheme="minorHAnsi" w:cstheme="minorHAnsi"/>
+        </w:rPr>
+        <w:t xml:space="preserve"> </w:t>
+      </w:r>
+      <w:r>
+        <w:rPr>
+          <w:rFonts w:asciiTheme="minorHAnsi" w:hAnsiTheme="minorHAnsi" w:cstheme="minorHAnsi"/>
+        </w:rPr>
+        <w:t xml:space="preserve">a las </w:t>
+      </w:r>
+      <w:r>
+        <w:rPr>
+          <w:rFonts w:asciiTheme="minorHAnsi" w:hAnsiTheme="minorHAnsi" w:cstheme="minorHAnsi"/>
+        </w:rPr>
+        <w:fldChar w:fldCharType="begin"/>
+      </w:r>
+      <w:r>
+        <w:rPr>
+          <w:rFonts w:asciiTheme="minorHAnsi" w:hAnsiTheme="minorHAnsi" w:cstheme="minorHAnsi"/>
+        </w:rPr>
+        <w:instrText xml:space="preserve"> MERGEFIELD  $agreementDatePC  \* MERGEFORMAT </w:instrText>
+      </w:r>
+      <w:r>
+        <w:rPr>
+          <w:rFonts w:asciiTheme="minorHAnsi" w:hAnsiTheme="minorHAnsi" w:cstheme="minorHAnsi"/>
+        </w:rPr>
+        <w:fldChar w:fldCharType="separate"/>
+      </w:r>
+      <w:r>
+        <w:rPr>
+          <w:rFonts w:asciiTheme="minorHAnsi" w:hAnsiTheme="minorHAnsi" w:cstheme="minorHAnsi"/>
+          <w:noProof/>
+        </w:rPr>
+        <w:t>«$agreementDatePC»</w:t>
+      </w:r>
+      <w:r>
+        <w:rPr>
+          <w:rFonts w:asciiTheme="minorHAnsi" w:hAnsiTheme="minorHAnsi" w:cstheme="minorHAnsi"/>
+        </w:rPr>
+        <w:fldChar w:fldCharType="end"/>
+      </w:r>
+      <w:r>
+        <w:rPr>
+          <w:rFonts w:asciiTheme="minorHAnsi" w:hAnsiTheme="minorHAnsi" w:cstheme="minorHAnsi"/>
+        </w:rPr>
+        <w:t xml:space="preserve"> </w:t>
+      </w:r>
+      <w:r>
+        <w:rPr>
+          <w:rFonts w:asciiTheme="minorHAnsi" w:hAnsiTheme="minorHAnsi" w:cstheme="minorHAnsi"/>
+        </w:rPr>
+        <w:t>desde la IP</w:t>
+      </w:r>
+      <w:r>
+        <w:rPr>
+          <w:rFonts w:asciiTheme="minorHAnsi" w:hAnsiTheme="minorHAnsi" w:cstheme="minorHAnsi"/>
+        </w:rPr>
+        <w:t xml:space="preserve"> </w:t>
+      </w:r>
+      <w:r>
+        <w:rPr>
+          <w:rFonts w:asciiTheme="minorHAnsi" w:hAnsiTheme="minorHAnsi" w:cstheme="minorHAnsi"/>
+        </w:rPr>
+        <w:fldChar w:fldCharType="begin"/>
+      </w:r>
+      <w:r>
+        <w:rPr>
+          <w:rFonts w:asciiTheme="minorHAnsi" w:hAnsiTheme="minorHAnsi" w:cstheme="minorHAnsi"/>
+        </w:rPr>
+        <w:instrText xml:space="preserve"> MERGEFIELD  $borrower.IP.addressPC  \* MERGEFORMAT </w:instrText>
+      </w:r>
+      <w:r>
+        <w:rPr>
+          <w:rFonts w:asciiTheme="minorHAnsi" w:hAnsiTheme="minorHAnsi" w:cstheme="minorHAnsi"/>
+        </w:rPr>
+        <w:fldChar w:fldCharType="separate"/>
+      </w:r>
+      <w:r>
+        <w:rPr>
+          <w:rFonts w:asciiTheme="minorHAnsi" w:hAnsiTheme="minorHAnsi" w:cstheme="minorHAnsi"/>
+          <w:noProof/>
+        </w:rPr>
+        <w:t>«$borrower.IP.addressPC»</w:t>
+      </w:r>
+      <w:r>
+        <w:rPr>
+          <w:rFonts w:asciiTheme="minorHAnsi" w:hAnsiTheme="minorHAnsi" w:cstheme="minorHAnsi"/>
+        </w:rPr>
+        <w:fldChar w:fldCharType="end"/>
+      </w:r>
+      <w:r>
+        <w:rPr>
+          <w:rFonts w:asciiTheme="minorHAnsi" w:hAnsiTheme="minorHAnsi" w:cstheme="minorHAnsi"/>
+        </w:rPr>
+        <w:t>.</w:t>
+      </w:r>
+    </w:p>
+    <w:p>
+      <w:pPr>
+        <w:pStyle w:val="a8"/>
+        <w:spacing w:after="0" w:line="240" w:lineRule="auto"/>
+        <w:ind w:left="426" w:right="0" w:firstLine="0"/>
+        <w:rPr>
+          <w:rFonts w:asciiTheme="minorHAnsi" w:hAnsiTheme="minorHAnsi" w:cstheme="minorHAnsi"/>
+        </w:rPr>
+      </w:pPr>
+    </w:p>
+    <w:p>
+      <w:pPr>
+        <w:pStyle w:val="a8"/>
+        <w:numPr>
+          <w:ilvl w:val="0"/>
+          <w:numId w:val="2"/>
+        </w:numPr>
+        <w:spacing w:after="0" w:line="240" w:lineRule="auto"/>
+        <w:ind w:left="426" w:right="0" w:hanging="426"/>
+        <w:rPr>
+          <w:rFonts w:asciiTheme="minorHAnsi" w:hAnsiTheme="minorHAnsi" w:cstheme="minorHAnsi"/>
+        </w:rPr>
+      </w:pPr>
+      <w:r>
+        <w:rPr>
+          <w:rFonts w:asciiTheme="minorHAnsi" w:hAnsiTheme="minorHAnsi" w:cstheme="minorHAnsi"/>
+        </w:rPr>
+        <w:t>Nuestra Política de Privacidad.</w:t>
+      </w:r>
+    </w:p>
+    <w:p>
+      <w:pPr>
+        <w:pStyle w:val="a8"/>
+        <w:spacing w:after="0" w:line="240" w:lineRule="auto"/>
+        <w:ind w:left="426" w:right="0" w:firstLine="0"/>
+        <w:jc w:val="left"/>
+        <w:rPr>
+          <w:rFonts w:asciiTheme="minorHAnsi" w:hAnsiTheme="minorHAnsi" w:cstheme="minorHAnsi"/>
+        </w:rPr>
+      </w:pPr>
+    </w:p>
+    <w:p>
+      <w:pPr>
+        <w:pStyle w:val="a8"/>
+        <w:spacing w:after="0" w:line="240" w:lineRule="auto"/>
+        <w:ind w:left="426" w:right="0" w:firstLine="0"/>
+        <w:rPr>
+          <w:rFonts w:asciiTheme="minorHAnsi" w:hAnsiTheme="minorHAnsi" w:cstheme="minorHAnsi"/>
+        </w:rPr>
+      </w:pPr>
+      <w:r>
+        <w:rPr>
+          <w:rFonts w:asciiTheme="minorHAnsi" w:hAnsiTheme="minorHAnsi" w:cstheme="minorHAnsi"/>
+        </w:rPr>
+        <w:t xml:space="preserve">De acuerdo con los datos que figuran en nuestra Base de Datos, el cliente/a Sr./a </w:t>
+      </w:r>
+      <w:r>
+        <w:rPr>
+          <w:rFonts w:asciiTheme="minorHAnsi" w:hAnsiTheme="minorHAnsi" w:cstheme="minorHAnsi"/>
+        </w:rPr>
+        <w:fldChar w:fldCharType="begin"/>
+      </w:r>
+      <w:r>
+        <w:rPr>
+          <w:rFonts w:asciiTheme="minorHAnsi" w:hAnsiTheme="minorHAnsi" w:cstheme="minorHAnsi"/>
+        </w:rPr>
+        <w:instrText xml:space="preserve"> MERGEFIELD  $borrower.fullName  \* MERGEFORMAT </w:instrText>
+      </w:r>
+      <w:r>
+        <w:rPr>
+          <w:rFonts w:asciiTheme="minorHAnsi" w:hAnsiTheme="minorHAnsi" w:cstheme="minorHAnsi"/>
+        </w:rPr>
+        <w:fldChar w:fldCharType="separate"/>
+      </w:r>
+      <w:r>
+        <w:rPr>
+          <w:rFonts w:asciiTheme="minorHAnsi" w:hAnsiTheme="minorHAnsi" w:cstheme="minorHAnsi"/>
+          <w:noProof/>
+        </w:rPr>
+        <w:t>«$borrower.fullName»</w:t>
+      </w:r>
+      <w:r>
+        <w:rPr>
+          <w:rFonts w:asciiTheme="minorHAnsi" w:hAnsiTheme="minorHAnsi" w:cstheme="minorHAnsi"/>
+        </w:rPr>
+        <w:fldChar w:fldCharType="end"/>
+      </w:r>
+      <w:r>
+        <w:rPr>
+          <w:rFonts w:asciiTheme="minorHAnsi" w:hAnsiTheme="minorHAnsi" w:cstheme="minorHAnsi"/>
+        </w:rPr>
+        <w:t xml:space="preserve"> </w:t>
+      </w:r>
+      <w:r>
+        <w:rPr>
+          <w:rFonts w:asciiTheme="minorHAnsi" w:hAnsiTheme="minorHAnsi" w:cstheme="minorHAnsi"/>
+        </w:rPr>
+        <w:t xml:space="preserve">ofreció su aceptación electrónica el pasado día </w:t>
+      </w:r>
+      <w:r>
+        <w:rPr>
+          <w:rFonts w:asciiTheme="minorHAnsi" w:hAnsiTheme="minorHAnsi" w:cstheme="minorHAnsi"/>
+        </w:rPr>
+        <w:fldChar w:fldCharType="begin"/>
+      </w:r>
+      <w:r>
+        <w:rPr>
+          <w:rFonts w:asciiTheme="minorHAnsi" w:hAnsiTheme="minorHAnsi" w:cstheme="minorHAnsi"/>
+        </w:rPr>
+        <w:instrText xml:space="preserve"> MERGEFIELD  $agreementDatePP  \* MERGEFORMAT </w:instrText>
+      </w:r>
+      <w:r>
+        <w:rPr>
+          <w:rFonts w:asciiTheme="minorHAnsi" w:hAnsiTheme="minorHAnsi" w:cstheme="minorHAnsi"/>
+        </w:rPr>
+        <w:fldChar w:fldCharType="separate"/>
+      </w:r>
+      <w:r>
+        <w:rPr>
+          <w:rFonts w:asciiTheme="minorHAnsi" w:hAnsiTheme="minorHAnsi" w:cstheme="minorHAnsi"/>
+          <w:noProof/>
+        </w:rPr>
+        <w:t>«$agreementDatePP»</w:t>
+      </w:r>
+      <w:r>
+        <w:rPr>
+          <w:rFonts w:asciiTheme="minorHAnsi" w:hAnsiTheme="minorHAnsi" w:cstheme="minorHAnsi"/>
+        </w:rPr>
+        <w:fldChar w:fldCharType="end"/>
+      </w:r>
+      <w:r>
+        <w:rPr>
+          <w:rFonts w:asciiTheme="minorHAnsi" w:hAnsiTheme="minorHAnsi" w:cstheme="minorHAnsi"/>
+        </w:rPr>
+        <w:t xml:space="preserve"> </w:t>
+      </w:r>
+      <w:r>
+        <w:rPr>
+          <w:rFonts w:asciiTheme="minorHAnsi" w:hAnsiTheme="minorHAnsi" w:cstheme="minorHAnsi"/>
+        </w:rPr>
+        <w:t xml:space="preserve">a las </w:t>
+      </w:r>
+      <w:r>
+        <w:rPr>
+          <w:rFonts w:asciiTheme="minorHAnsi" w:hAnsiTheme="minorHAnsi" w:cstheme="minorHAnsi"/>
+        </w:rPr>
+        <w:fldChar w:fldCharType="begin"/>
+      </w:r>
+      <w:r>
+        <w:rPr>
+          <w:rFonts w:asciiTheme="minorHAnsi" w:hAnsiTheme="minorHAnsi" w:cstheme="minorHAnsi"/>
+        </w:rPr>
+        <w:instrText xml:space="preserve"> MERGEFIELD  $agreementHourPP  \* MERGEFORMAT </w:instrText>
+      </w:r>
+      <w:r>
+        <w:rPr>
+          <w:rFonts w:asciiTheme="minorHAnsi" w:hAnsiTheme="minorHAnsi" w:cstheme="minorHAnsi"/>
+        </w:rPr>
+        <w:fldChar w:fldCharType="separate"/>
+      </w:r>
+      <w:r>
+        <w:rPr>
+          <w:rFonts w:asciiTheme="minorHAnsi" w:hAnsiTheme="minorHAnsi" w:cstheme="minorHAnsi"/>
+          <w:noProof/>
+        </w:rPr>
+        <w:t>«$agreementHourPP»</w:t>
+      </w:r>
+      <w:r>
+        <w:rPr>
+          <w:rFonts w:asciiTheme="minorHAnsi" w:hAnsiTheme="minorHAnsi" w:cstheme="minorHAnsi"/>
+        </w:rPr>
+        <w:fldChar w:fldCharType="end"/>
+      </w:r>
+      <w:r>
+        <w:rPr>
+          <w:rFonts w:asciiTheme="minorHAnsi" w:hAnsiTheme="minorHAnsi" w:cstheme="minorHAnsi"/>
+        </w:rPr>
+        <w:t xml:space="preserve"> </w:t>
+      </w:r>
+      <w:r>
+        <w:rPr>
+          <w:rFonts w:asciiTheme="minorHAnsi" w:hAnsiTheme="minorHAnsi" w:cstheme="minorHAnsi"/>
+        </w:rPr>
+        <w:t>desde la IP</w:t>
+      </w:r>
+      <w:r>
+        <w:rPr>
+          <w:rFonts w:asciiTheme="minorHAnsi" w:hAnsiTheme="minorHAnsi" w:cstheme="minorHAnsi"/>
+        </w:rPr>
+        <w:t xml:space="preserve"> </w:t>
+      </w:r>
+      <w:r>
+        <w:rPr>
+          <w:rFonts w:asciiTheme="minorHAnsi" w:hAnsiTheme="minorHAnsi" w:cstheme="minorHAnsi"/>
+        </w:rPr>
+        <w:fldChar w:fldCharType="begin"/>
+      </w:r>
+      <w:r>
+        <w:rPr>
+          <w:rFonts w:asciiTheme="minorHAnsi" w:hAnsiTheme="minorHAnsi" w:cstheme="minorHAnsi"/>
+        </w:rPr>
+        <w:instrText xml:space="preserve"> MERGEFIELD  $borrower.IP.addressPP  \* MERGEFORMAT </w:instrText>
+      </w:r>
+      <w:r>
+        <w:rPr>
+          <w:rFonts w:asciiTheme="minorHAnsi" w:hAnsiTheme="minorHAnsi" w:cstheme="minorHAnsi"/>
+        </w:rPr>
+        <w:fldChar w:fldCharType="separate"/>
+      </w:r>
+      <w:r>
+        <w:rPr>
+          <w:rFonts w:asciiTheme="minorHAnsi" w:hAnsiTheme="minorHAnsi" w:cstheme="minorHAnsi"/>
+          <w:noProof/>
+        </w:rPr>
+        <w:t>«$borrower.IP.addressPP»</w:t>
+      </w:r>
+      <w:r>
+        <w:rPr>
+          <w:rFonts w:asciiTheme="minorHAnsi" w:hAnsiTheme="minorHAnsi" w:cstheme="minorHAnsi"/>
+        </w:rPr>
+        <w:fldChar w:fldCharType="end"/>
+      </w:r>
+      <w:r>
+        <w:rPr>
+          <w:rFonts w:asciiTheme="minorHAnsi" w:hAnsiTheme="minorHAnsi" w:cstheme="minorHAnsi"/>
+        </w:rPr>
+        <w:t>.</w:t>
+      </w:r>
+    </w:p>
+    <w:p>
+      <w:pPr>
+        <w:pStyle w:val="a8"/>
+        <w:spacing w:after="0" w:line="240" w:lineRule="auto"/>
+        <w:ind w:left="426" w:right="0" w:firstLine="0"/>
         <w:rPr>
           <w:rFonts w:asciiTheme="minorHAnsi" w:hAnsiTheme="minorHAnsi" w:cstheme="minorHAnsi"/>
         </w:rPr>
@@ -1076,15 +959,41 @@
           <w:rFonts w:asciiTheme="minorHAnsi" w:hAnsiTheme="minorHAnsi" w:cstheme="minorHAnsi"/>
         </w:rPr>
       </w:pPr>
+    </w:p>
+    <w:p>
+      <w:pPr>
+        <w:spacing w:after="0" w:line="240" w:lineRule="auto"/>
+        <w:ind w:left="-6" w:right="0" w:hanging="11"/>
+        <w:contextualSpacing/>
+        <w:rPr>
+          <w:rFonts w:asciiTheme="minorHAnsi" w:hAnsiTheme="minorHAnsi" w:cstheme="minorHAnsi"/>
+        </w:rPr>
+      </w:pPr>
       <w:r>
         <w:rPr>
           <w:noProof/>
         </w:rPr>
         <w:drawing>
-          <wp:inline distT="0" distB="0" distL="0" distR="0" wp14:anchorId="194D76B1" wp14:editId="5F6E9F7F">
-            <wp:extent cx="1249680" cy="890102"/>
-            <wp:effectExtent l="0" t="0" r="7620" b="5715"/>
-            <wp:docPr id="2143640428" name="Рисунок 1"/>
+          <wp:anchor distT="0" distB="0" distL="114300" distR="114300" simplePos="0" relativeHeight="251659264" behindDoc="0" locked="0" layoutInCell="1" allowOverlap="1" wp14:anchorId="1513D1FB" wp14:editId="346B59D5">
+            <wp:simplePos x="0" y="0"/>
+            <wp:positionH relativeFrom="column">
+              <wp:posOffset>0</wp:posOffset>
+            </wp:positionH>
+            <wp:positionV relativeFrom="paragraph">
+              <wp:posOffset>175260</wp:posOffset>
+            </wp:positionV>
+            <wp:extent cx="1314450" cy="563880"/>
+            <wp:effectExtent l="0" t="0" r="0" b="7620"/>
+            <wp:wrapThrough wrapText="bothSides">
+              <wp:wrapPolygon edited="0">
+                <wp:start x="0" y="0"/>
+                <wp:lineTo x="0" y="21162"/>
+                <wp:lineTo x="21287" y="21162"/>
+                <wp:lineTo x="21287" y="0"/>
+                <wp:lineTo x="0" y="0"/>
+              </wp:wrapPolygon>
+            </wp:wrapThrough>
+            <wp:docPr id="114325174" name="Рисунок 6"/>
             <wp:cNvGraphicFramePr>
               <a:graphicFrameLocks xmlns:a="http://schemas.openxmlformats.org/drawingml/2006/main" noChangeAspect="1"/>
             </wp:cNvGraphicFramePr>
@@ -1092,11 +1001,17 @@
               <a:graphicData uri="http://schemas.openxmlformats.org/drawingml/2006/picture">
                 <pic:pic xmlns:pic="http://schemas.openxmlformats.org/drawingml/2006/picture">
                   <pic:nvPicPr>
-                    <pic:cNvPr id="2143640428" name=""/>
+                    <pic:cNvPr id="114325174" name="Рисунок 114325174"/>
                     <pic:cNvPicPr/>
                   </pic:nvPicPr>
                   <pic:blipFill>
-                    <a:blip r:embed="rId7"/>
+                    <a:blip r:embed="rId7" cstate="print">
+                      <a:extLst>
+                        <a:ext uri="{28A0092B-C50C-407E-A947-70E740481C1C}">
+                          <a14:useLocalDpi xmlns:a14="http://schemas.microsoft.com/office/drawing/2010/main" val="0"/>
+                        </a:ext>
+                      </a:extLst>
+                    </a:blip>
                     <a:stretch>
                       <a:fillRect/>
                     </a:stretch>
@@ -1104,7 +1019,7 @@
                   <pic:spPr>
                     <a:xfrm>
                       <a:off x="0" y="0"/>
-                      <a:ext cx="1265101" cy="901086"/>
+                      <a:ext cx="1314450" cy="563880"/>
                     </a:xfrm>
                     <a:prstGeom prst="rect">
                       <a:avLst/>
@@ -1113,7 +1028,13 @@
                 </pic:pic>
               </a:graphicData>
             </a:graphic>
-          </wp:inline>
+            <wp14:sizeRelH relativeFrom="page">
+              <wp14:pctWidth>0</wp14:pctWidth>
+            </wp14:sizeRelH>
+            <wp14:sizeRelV relativeFrom="page">
+              <wp14:pctHeight>0</wp14:pctHeight>
+            </wp14:sizeRelV>
+          </wp:anchor>
         </w:drawing>
       </w:r>
     </w:p>
@@ -1136,12 +1057,6 @@
           <w:rFonts w:asciiTheme="minorHAnsi" w:hAnsiTheme="minorHAnsi" w:cstheme="minorHAnsi"/>
         </w:rPr>
       </w:pPr>
-      <w:r>
-        <w:rPr>
-          <w:rFonts w:asciiTheme="minorHAnsi" w:hAnsiTheme="minorHAnsi" w:cstheme="minorHAnsi"/>
-        </w:rPr>
-        <w:t>Vitali Yermakou</w:t>
-      </w:r>
     </w:p>
     <w:p>
       <w:pPr>
@@ -1152,12 +1067,6 @@
           <w:rFonts w:asciiTheme="minorHAnsi" w:hAnsiTheme="minorHAnsi" w:cstheme="minorHAnsi"/>
         </w:rPr>
       </w:pPr>
-      <w:r>
-        <w:rPr>
-          <w:rFonts w:asciiTheme="minorHAnsi" w:hAnsiTheme="minorHAnsi" w:cstheme="minorHAnsi"/>
-        </w:rPr>
-        <w:t>Administrador Único</w:t>
-      </w:r>
     </w:p>
     <w:p>
       <w:pPr>
@@ -1168,17 +1077,57 @@
           <w:rFonts w:asciiTheme="minorHAnsi" w:hAnsiTheme="minorHAnsi" w:cstheme="minorHAnsi"/>
         </w:rPr>
       </w:pPr>
-      <w:r>
-        <w:rPr>
-          <w:rFonts w:asciiTheme="minorHAnsi" w:hAnsiTheme="minorHAnsi" w:cstheme="minorHAnsi"/>
-        </w:rPr>
-        <w:t>PLAZO CREDIT, S.L.</w:t>
-      </w:r>
-      <w:r>
-        <w:rPr>
-          <w:rFonts w:asciiTheme="minorHAnsi" w:hAnsiTheme="minorHAnsi" w:cstheme="minorHAnsi"/>
-        </w:rPr>
-        <w:t>U.</w:t>
+    </w:p>
+    <w:p>
+      <w:pPr>
+        <w:spacing w:after="0" w:line="240" w:lineRule="auto"/>
+        <w:ind w:left="-6" w:right="0" w:hanging="11"/>
+        <w:contextualSpacing/>
+        <w:rPr>
+          <w:rFonts w:asciiTheme="minorHAnsi" w:hAnsiTheme="minorHAnsi" w:cstheme="minorHAnsi"/>
+          <w:lang w:val="en-US"/>
+        </w:rPr>
+      </w:pPr>
+      <w:r>
+        <w:rPr>
+          <w:rFonts w:asciiTheme="minorHAnsi" w:hAnsiTheme="minorHAnsi" w:cstheme="minorHAnsi"/>
+          <w:lang w:val="en-US"/>
+        </w:rPr>
+        <w:t>Corrado Graziani</w:t>
+      </w:r>
+    </w:p>
+    <w:p>
+      <w:pPr>
+        <w:spacing w:after="0" w:line="240" w:lineRule="auto"/>
+        <w:ind w:left="-6" w:right="0" w:hanging="11"/>
+        <w:contextualSpacing/>
+        <w:rPr>
+          <w:rFonts w:asciiTheme="minorHAnsi" w:hAnsiTheme="minorHAnsi" w:cstheme="minorHAnsi"/>
+          <w:lang w:val="en-US"/>
+        </w:rPr>
+      </w:pPr>
+      <w:r>
+        <w:rPr>
+          <w:rFonts w:asciiTheme="minorHAnsi" w:hAnsiTheme="minorHAnsi" w:cstheme="minorHAnsi"/>
+          <w:lang w:val="en-US"/>
+        </w:rPr>
+        <w:t>Global Head of Collections</w:t>
+      </w:r>
+    </w:p>
+    <w:p>
+      <w:pPr>
+        <w:spacing w:after="0" w:line="240" w:lineRule="auto"/>
+        <w:ind w:left="-6" w:right="0" w:hanging="11"/>
+        <w:contextualSpacing/>
+        <w:rPr>
+          <w:rFonts w:asciiTheme="minorHAnsi" w:hAnsiTheme="minorHAnsi" w:cstheme="minorHAnsi"/>
+        </w:rPr>
+      </w:pPr>
+      <w:r>
+        <w:rPr>
+          <w:rFonts w:asciiTheme="minorHAnsi" w:hAnsiTheme="minorHAnsi" w:cstheme="minorHAnsi"/>
+        </w:rPr>
+        <w:t>IDFinance Plazo, S.L.U</w:t>
       </w:r>
     </w:p>
     <w:sectPr>
@@ -1191,7 +1140,7 @@
 </file>
 
 <file path=word/numbering.xml><?xml version="1.0" encoding="utf-8"?>
-<w:numbering xmlns:wpc="http://schemas.microsoft.com/office/word/2010/wordprocessingCanvas" xmlns:cx="http://schemas.microsoft.com/office/drawing/2014/chartex" xmlns:cx1="http://schemas.microsoft.com/office/drawing/2015/9/8/chartex" xmlns:cx2="http://schemas.microsoft.com/office/drawing/2015/10/21/chartex" xmlns:cx3="http://schemas.microsoft.com/office/drawing/2016/5/9/chartex" xmlns:cx4="http://schemas.microsoft.com/office/drawing/2016/5/10/chartex" xmlns:cx5="http://schemas.microsoft.com/office/drawing/2016/5/11/chartex" xmlns:cx6="http://schemas.microsoft.com/office/drawing/2016/5/12/chartex" xmlns:cx7="http://schemas.microsoft.com/office/drawing/2016/5/13/chartex" xmlns:cx8="http://schemas.microsoft.com/office/drawing/2016/5/14/chartex" xmlns:mc="http://schemas.openxmlformats.org/markup-compatibility/2006" xmlns:aink="http://schemas.microsoft.com/office/drawing/2016/ink" xmlns:am3d="http://schemas.microsoft.com/office/drawing/2017/model3d" xmlns:o="urn:schemas-microsoft-com:office:office" xmlns:r="http://schemas.openxmlformats.org/officeDocument/2006/relationships" xmlns:m="http://schemas.openxmlformats.org/officeDocument/2006/math" xmlns:v="urn:schemas-microsoft-com:vml" xmlns:wp14="http://schemas.microsoft.com/office/word/2010/wordprocessingDrawing" xmlns:wp="http://schemas.openxmlformats.org/drawingml/2006/wordprocessingDrawing" xmlns:w10="urn:schemas-microsoft-com:office:word" xmlns:w="http://schemas.openxmlformats.org/wordprocessingml/2006/main" xmlns:w14="http://schemas.microsoft.com/office/word/2010/wordml" xmlns:w15="http://schemas.microsoft.com/office/word/2012/wordml" xmlns:w16cex="http://schemas.microsoft.com/office/word/2018/wordml/cex" xmlns:w16cid="http://schemas.microsoft.com/office/word/2016/wordml/cid" xmlns:w16="http://schemas.microsoft.com/office/word/2018/wordml" xmlns:w16sdtdh="http://schemas.microsoft.com/office/word/2020/wordml/sdtdatahash" xmlns:w16se="http://schemas.microsoft.com/office/word/2015/wordml/symex" xmlns:wpg="http://schemas.microsoft.com/office/word/2010/wordprocessingGroup" xmlns:wpi="http://schemas.microsoft.com/office/word/2010/wordprocessingInk" xmlns:wne="http://schemas.microsoft.com/office/word/2006/wordml" xmlns:wps="http://schemas.microsoft.com/office/word/2010/wordprocessingShape" mc:Ignorable="w14 w15 w16se w16cid w16 w16cex w16sdtdh wp14">
+<w:numbering xmlns:wpc="http://schemas.microsoft.com/office/word/2010/wordprocessingCanvas" xmlns:cx="http://schemas.microsoft.com/office/drawing/2014/chartex" xmlns:cx1="http://schemas.microsoft.com/office/drawing/2015/9/8/chartex" xmlns:cx2="http://schemas.microsoft.com/office/drawing/2015/10/21/chartex" xmlns:cx3="http://schemas.microsoft.com/office/drawing/2016/5/9/chartex" xmlns:cx4="http://schemas.microsoft.com/office/drawing/2016/5/10/chartex" xmlns:cx5="http://schemas.microsoft.com/office/drawing/2016/5/11/chartex" xmlns:cx6="http://schemas.microsoft.com/office/drawing/2016/5/12/chartex" xmlns:cx7="http://schemas.microsoft.com/office/drawing/2016/5/13/chartex" xmlns:cx8="http://schemas.microsoft.com/office/drawing/2016/5/14/chartex" xmlns:mc="http://schemas.openxmlformats.org/markup-compatibility/2006" xmlns:aink="http://schemas.microsoft.com/office/drawing/2016/ink" xmlns:am3d="http://schemas.microsoft.com/office/drawing/2017/model3d" xmlns:o="urn:schemas-microsoft-com:office:office" xmlns:oel="http://schemas.microsoft.com/office/2019/extlst" xmlns:r="http://schemas.openxmlformats.org/officeDocument/2006/relationships" xmlns:m="http://schemas.openxmlformats.org/officeDocument/2006/math" xmlns:v="urn:schemas-microsoft-com:vml" xmlns:wp14="http://schemas.microsoft.com/office/word/2010/wordprocessingDrawing" xmlns:wp="http://schemas.openxmlformats.org/drawingml/2006/wordprocessingDrawing" xmlns:w10="urn:schemas-microsoft-com:office:word" xmlns:w="http://schemas.openxmlformats.org/wordprocessingml/2006/main" xmlns:w14="http://schemas.microsoft.com/office/word/2010/wordml" xmlns:w15="http://schemas.microsoft.com/office/word/2012/wordml" xmlns:w16cex="http://schemas.microsoft.com/office/word/2018/wordml/cex" xmlns:w16cid="http://schemas.microsoft.com/office/word/2016/wordml/cid" xmlns:w16="http://schemas.microsoft.com/office/word/2018/wordml" xmlns:w16du="http://schemas.microsoft.com/office/word/2023/wordml/word16du" xmlns:w16sdtdh="http://schemas.microsoft.com/office/word/2020/wordml/sdtdatahash" xmlns:w16sdtfl="http://schemas.microsoft.com/office/word/2024/wordml/sdtformatlock" xmlns:w16se="http://schemas.microsoft.com/office/word/2015/wordml/symex" xmlns:wpg="http://schemas.microsoft.com/office/word/2010/wordprocessingGroup" xmlns:wpi="http://schemas.microsoft.com/office/word/2010/wordprocessingInk" xmlns:wne="http://schemas.microsoft.com/office/word/2006/wordml" xmlns:wps="http://schemas.microsoft.com/office/word/2010/wordprocessingShape" mc:Ignorable="w14 w15 w16se w16cid w16 w16cex w16sdtdh w16sdtfl w16du wp14">
   <w:abstractNum w:abstractNumId="0" w15:restartNumberingAfterBreak="0">
     <w:nsid w:val="2B2869B6"/>
     <w:multiLevelType w:val="hybridMultilevel"/>
@@ -1364,17 +1313,17 @@
       </w:pPr>
     </w:lvl>
   </w:abstractNum>
-  <w:num w:numId="1">
+  <w:num w:numId="1" w16cid:durableId="620839137">
     <w:abstractNumId w:val="0"/>
   </w:num>
-  <w:num w:numId="2">
+  <w:num w:numId="2" w16cid:durableId="1125154357">
     <w:abstractNumId w:val="1"/>
   </w:num>
 </w:numbering>
 </file>
 
 <file path=word/styles.xml><?xml version="1.0" encoding="utf-8"?>
-<w:styles xmlns:mc="http://schemas.openxmlformats.org/markup-compatibility/2006" xmlns:r="http://schemas.openxmlformats.org/officeDocument/2006/relationships" xmlns:w="http://schemas.openxmlformats.org/wordprocessingml/2006/main" xmlns:w14="http://schemas.microsoft.com/office/word/2010/wordml" xmlns:w15="http://schemas.microsoft.com/office/word/2012/wordml" xmlns:w16cex="http://schemas.microsoft.com/office/word/2018/wordml/cex" xmlns:w16cid="http://schemas.microsoft.com/office/word/2016/wordml/cid" xmlns:w16="http://schemas.microsoft.com/office/word/2018/wordml" xmlns:w16sdtdh="http://schemas.microsoft.com/office/word/2020/wordml/sdtdatahash" xmlns:w16se="http://schemas.microsoft.com/office/word/2015/wordml/symex" mc:Ignorable="w14 w15 w16se w16cid w16 w16cex w16sdtdh">
+<w:styles xmlns:mc="http://schemas.openxmlformats.org/markup-compatibility/2006" xmlns:r="http://schemas.openxmlformats.org/officeDocument/2006/relationships" xmlns:w="http://schemas.openxmlformats.org/wordprocessingml/2006/main" xmlns:w14="http://schemas.microsoft.com/office/word/2010/wordml" xmlns:w15="http://schemas.microsoft.com/office/word/2012/wordml" xmlns:w16cex="http://schemas.microsoft.com/office/word/2018/wordml/cex" xmlns:w16cid="http://schemas.microsoft.com/office/word/2016/wordml/cid" xmlns:w16="http://schemas.microsoft.com/office/word/2018/wordml" xmlns:w16du="http://schemas.microsoft.com/office/word/2023/wordml/word16du" xmlns:w16sdtdh="http://schemas.microsoft.com/office/word/2020/wordml/sdtdatahash" xmlns:w16sdtfl="http://schemas.microsoft.com/office/word/2024/wordml/sdtformatlock" xmlns:w16se="http://schemas.microsoft.com/office/word/2015/wordml/symex" mc:Ignorable="w14 w15 w16se w16cid w16 w16cex w16sdtdh w16sdtfl w16du">
   <w:docDefaults>
     <w:rPrDefault>
       <w:rPr>
@@ -1773,7 +1722,6 @@
   <w:style w:type="paragraph" w:default="1" w:styleId="a">
     <w:name w:val="Normal"/>
     <w:qFormat/>
-    <w:rsid w:val="0021531F"/>
     <w:pPr>
       <w:spacing w:after="155" w:line="258" w:lineRule="auto"/>
       <w:ind w:left="10" w:right="5" w:hanging="10"/>
@@ -1924,11 +1872,6 @@
       <w:rFonts w:ascii="Arial" w:eastAsia="Arial" w:hAnsi="Arial" w:cs="Arial"/>
       <w:color w:val="000000"/>
     </w:rPr>
-  </w:style>
-  <w:style w:type="character" w:customStyle="1" w:styleId="ui-provider">
-    <w:name w:val="ui-provider"/>
-    <w:basedOn w:val="a0"/>
-    <w:rsid w:val="006D5CF7"/>
   </w:style>
 </w:styles>
 </file>

--- a/template/agreement/court_checkboxes_plazo_credit.docx
+++ b/template/agreement/court_checkboxes_plazo_credit.docx
@@ -163,7 +163,7 @@
           <w:b/>
           <w:bCs/>
         </w:rPr>
-        <w:instrText xml:space="preserve"> MERGEFIELD  $loan.id  \* MERGEFORMAT </w:instrText>
+        <w:instrText xml:space="preserve"> MERGEFIELD  $creditId  \* MERGEFORMAT </w:instrText>
       </w:r>
       <w:r>
         <w:rPr>
@@ -180,7 +180,7 @@
           <w:bCs/>
           <w:noProof/>
         </w:rPr>
-        <w:t>«$loan.id»</w:t>
+        <w:t>«$creditId»</w:t>
       </w:r>
       <w:r>
         <w:rPr>
@@ -217,688 +217,661 @@
         </w:rPr>
       </w:pPr>
     </w:p>
+    <w:tbl>
+      <w:tblPr>
+        <w:tblStyle w:val="a9"/>
+        <w:tblW w:w="8926" w:type="dxa"/>
+        <w:tblInd w:w="-142" w:type="dxa"/>
+        <w:tblBorders>
+          <w:top w:val="none" w:sz="0" w:space="0" w:color="auto"/>
+          <w:left w:val="none" w:sz="0" w:space="0" w:color="auto"/>
+          <w:bottom w:val="none" w:sz="0" w:space="0" w:color="auto"/>
+          <w:right w:val="none" w:sz="0" w:space="0" w:color="auto"/>
+          <w:insideH w:val="none" w:sz="0" w:space="0" w:color="auto"/>
+          <w:insideV w:val="none" w:sz="0" w:space="0" w:color="auto"/>
+        </w:tblBorders>
+        <w:tblLayout w:type="fixed"/>
+        <w:tblLook w:val="04A0" w:firstRow="1" w:lastRow="0" w:firstColumn="1" w:lastColumn="0" w:noHBand="0" w:noVBand="1"/>
+      </w:tblPr>
+      <w:tblGrid>
+        <w:gridCol w:w="384"/>
+        <w:gridCol w:w="8542"/>
+      </w:tblGrid>
+      <w:tr>
+        <w:trPr>
+          <w:trHeight w:val="208"/>
+        </w:trPr>
+        <w:tc>
+          <w:tcPr>
+            <w:tcW w:w="384" w:type="dxa"/>
+          </w:tcPr>
+          <w:p>
+            <w:pPr>
+              <w:spacing w:after="0" w:line="240" w:lineRule="auto"/>
+              <w:ind w:left="0" w:right="-397" w:firstLine="0"/>
+              <w:rPr>
+                <w:rFonts w:asciiTheme="minorHAnsi" w:hAnsiTheme="minorHAnsi" w:cstheme="minorHAnsi"/>
+                <w:lang w:val="en-US"/>
+              </w:rPr>
+            </w:pPr>
+            <w:r>
+              <w:rPr>
+                <w:rFonts w:asciiTheme="minorHAnsi" w:hAnsiTheme="minorHAnsi" w:cstheme="minorHAnsi"/>
+                <w:lang w:val="ru-RU"/>
+              </w:rPr>
+              <w:t>1</w:t>
+            </w:r>
+            <w:r>
+              <w:rPr>
+                <w:rFonts w:asciiTheme="minorHAnsi" w:hAnsiTheme="minorHAnsi" w:cstheme="minorHAnsi"/>
+                <w:lang w:val="en-US"/>
+              </w:rPr>
+              <w:t>.</w:t>
+            </w:r>
+          </w:p>
+        </w:tc>
+        <w:tc>
+          <w:tcPr>
+            <w:tcW w:w="8542" w:type="dxa"/>
+          </w:tcPr>
+          <w:p>
+            <w:pPr>
+              <w:pStyle w:val="a8"/>
+              <w:numPr>
+                <w:ilvl w:val="0"/>
+                <w:numId w:val="2"/>
+              </w:numPr>
+              <w:spacing w:after="0" w:line="240" w:lineRule="auto"/>
+              <w:ind w:left="426" w:right="0" w:hanging="426"/>
+              <w:rPr>
+                <w:rFonts w:asciiTheme="minorHAnsi" w:hAnsiTheme="minorHAnsi" w:cstheme="minorHAnsi"/>
+              </w:rPr>
+            </w:pPr>
+            <w:r>
+              <w:rPr>
+                <w:rFonts w:asciiTheme="minorHAnsi" w:hAnsiTheme="minorHAnsi" w:cstheme="minorHAnsi"/>
+              </w:rPr>
+              <w:t>Los Términos y Condiciones Particulares y Generales del referido contrato de préstamo.</w:t>
+            </w:r>
+          </w:p>
+        </w:tc>
+      </w:tr>
+      <w:tr>
+        <w:tc>
+          <w:tcPr>
+            <w:tcW w:w="384" w:type="dxa"/>
+          </w:tcPr>
+          <w:p>
+            <w:pPr>
+              <w:spacing w:after="0" w:line="240" w:lineRule="auto"/>
+              <w:ind w:left="0" w:right="-397" w:firstLine="0"/>
+              <w:rPr>
+                <w:rFonts w:asciiTheme="minorHAnsi" w:hAnsiTheme="minorHAnsi" w:cstheme="minorHAnsi"/>
+              </w:rPr>
+            </w:pPr>
+          </w:p>
+        </w:tc>
+        <w:tc>
+          <w:tcPr>
+            <w:tcW w:w="8542" w:type="dxa"/>
+          </w:tcPr>
+          <w:p>
+            <w:pPr>
+              <w:pStyle w:val="a8"/>
+              <w:spacing w:before="240" w:after="0" w:line="240" w:lineRule="auto"/>
+              <w:ind w:left="0" w:right="170" w:firstLine="0"/>
+              <w:rPr>
+                <w:rFonts w:asciiTheme="minorHAnsi" w:hAnsiTheme="minorHAnsi" w:cstheme="minorHAnsi"/>
+              </w:rPr>
+            </w:pPr>
+            <w:r>
+              <w:rPr>
+                <w:rFonts w:asciiTheme="minorHAnsi" w:hAnsiTheme="minorHAnsi" w:cstheme="minorHAnsi"/>
+              </w:rPr>
+              <w:t xml:space="preserve">De acuerdo con los datos que figuran en nuestra Base de Datos, el cliente/a Sr./a </w:t>
+            </w:r>
+            <w:r>
+              <w:rPr>
+                <w:rFonts w:asciiTheme="minorHAnsi" w:hAnsiTheme="minorHAnsi" w:cstheme="minorHAnsi"/>
+              </w:rPr>
+              <w:fldChar w:fldCharType="begin"/>
+            </w:r>
+            <w:r>
+              <w:rPr>
+                <w:rFonts w:asciiTheme="minorHAnsi" w:hAnsiTheme="minorHAnsi" w:cstheme="minorHAnsi"/>
+              </w:rPr>
+              <w:instrText xml:space="preserve"> MERGEFIELD  $fullName  \* MERGEFORMAT </w:instrText>
+            </w:r>
+            <w:r>
+              <w:rPr>
+                <w:rFonts w:asciiTheme="minorHAnsi" w:hAnsiTheme="minorHAnsi" w:cstheme="minorHAnsi"/>
+              </w:rPr>
+              <w:fldChar w:fldCharType="separate"/>
+            </w:r>
+            <w:r>
+              <w:rPr>
+                <w:rFonts w:asciiTheme="minorHAnsi" w:hAnsiTheme="minorHAnsi" w:cstheme="minorHAnsi"/>
+                <w:noProof/>
+              </w:rPr>
+              <w:t>«$fullName»</w:t>
+            </w:r>
+            <w:r>
+              <w:rPr>
+                <w:rFonts w:asciiTheme="minorHAnsi" w:hAnsiTheme="minorHAnsi" w:cstheme="minorHAnsi"/>
+              </w:rPr>
+              <w:fldChar w:fldCharType="end"/>
+            </w:r>
+            <w:r>
+              <w:rPr>
+                <w:rFonts w:asciiTheme="minorHAnsi" w:hAnsiTheme="minorHAnsi" w:cstheme="minorHAnsi"/>
+              </w:rPr>
+              <w:t xml:space="preserve"> ofreció su aceptación electrónica el pasado día </w:t>
+            </w:r>
+            <w:r>
+              <w:rPr>
+                <w:rFonts w:asciiTheme="minorHAnsi" w:hAnsiTheme="minorHAnsi" w:cstheme="minorHAnsi"/>
+              </w:rPr>
+              <w:fldChar w:fldCharType="begin"/>
+            </w:r>
+            <w:r>
+              <w:rPr>
+                <w:rFonts w:asciiTheme="minorHAnsi" w:hAnsiTheme="minorHAnsi" w:cstheme="minorHAnsi"/>
+              </w:rPr>
+              <w:instrText xml:space="preserve"> MERGEFIELD  $contractParams.formattedDate  \* MERGEFORMAT </w:instrText>
+            </w:r>
+            <w:r>
+              <w:rPr>
+                <w:rFonts w:asciiTheme="minorHAnsi" w:hAnsiTheme="minorHAnsi" w:cstheme="minorHAnsi"/>
+              </w:rPr>
+              <w:fldChar w:fldCharType="separate"/>
+            </w:r>
+            <w:r>
+              <w:rPr>
+                <w:rFonts w:asciiTheme="minorHAnsi" w:hAnsiTheme="minorHAnsi" w:cstheme="minorHAnsi"/>
+                <w:noProof/>
+              </w:rPr>
+              <w:t>«$contractParams.formattedDate»</w:t>
+            </w:r>
+            <w:r>
+              <w:rPr>
+                <w:rFonts w:asciiTheme="minorHAnsi" w:hAnsiTheme="minorHAnsi" w:cstheme="minorHAnsi"/>
+              </w:rPr>
+              <w:fldChar w:fldCharType="end"/>
+            </w:r>
+            <w:r>
+              <w:rPr>
+                <w:rFonts w:asciiTheme="minorHAnsi" w:hAnsiTheme="minorHAnsi" w:cstheme="minorHAnsi"/>
+              </w:rPr>
+              <w:t xml:space="preserve"> a las </w:t>
+            </w:r>
+            <w:r>
+              <w:rPr>
+                <w:rFonts w:asciiTheme="minorHAnsi" w:hAnsiTheme="minorHAnsi" w:cstheme="minorHAnsi"/>
+              </w:rPr>
+              <w:fldChar w:fldCharType="begin"/>
+            </w:r>
+            <w:r>
+              <w:rPr>
+                <w:rFonts w:asciiTheme="minorHAnsi" w:hAnsiTheme="minorHAnsi" w:cstheme="minorHAnsi"/>
+              </w:rPr>
+              <w:instrText xml:space="preserve"> MERGEFIELD  $contractParams.hour  \* MERGEFORMAT </w:instrText>
+            </w:r>
+            <w:r>
+              <w:rPr>
+                <w:rFonts w:asciiTheme="minorHAnsi" w:hAnsiTheme="minorHAnsi" w:cstheme="minorHAnsi"/>
+              </w:rPr>
+              <w:fldChar w:fldCharType="separate"/>
+            </w:r>
+            <w:r>
+              <w:rPr>
+                <w:rFonts w:asciiTheme="minorHAnsi" w:hAnsiTheme="minorHAnsi" w:cstheme="minorHAnsi"/>
+                <w:noProof/>
+              </w:rPr>
+              <w:t>«$contractParams.hour»</w:t>
+            </w:r>
+            <w:r>
+              <w:rPr>
+                <w:rFonts w:asciiTheme="minorHAnsi" w:hAnsiTheme="minorHAnsi" w:cstheme="minorHAnsi"/>
+              </w:rPr>
+              <w:fldChar w:fldCharType="end"/>
+            </w:r>
+            <w:r>
+              <w:rPr>
+                <w:rFonts w:asciiTheme="minorHAnsi" w:hAnsiTheme="minorHAnsi" w:cstheme="minorHAnsi"/>
+              </w:rPr>
+              <w:fldChar w:fldCharType="begin"/>
+            </w:r>
+            <w:r>
+              <w:rPr>
+                <w:rFonts w:asciiTheme="minorHAnsi" w:hAnsiTheme="minorHAnsi" w:cstheme="minorHAnsi"/>
+              </w:rPr>
+              <w:instrText xml:space="preserve"> MERGEFIELD  "#if($contractParams.ip) desde la IP $contractParams.ip#end"  \* MERGEFORMAT </w:instrText>
+            </w:r>
+            <w:r>
+              <w:rPr>
+                <w:rFonts w:asciiTheme="minorHAnsi" w:hAnsiTheme="minorHAnsi" w:cstheme="minorHAnsi"/>
+              </w:rPr>
+              <w:fldChar w:fldCharType="separate"/>
+            </w:r>
+            <w:r>
+              <w:rPr>
+                <w:rFonts w:asciiTheme="minorHAnsi" w:hAnsiTheme="minorHAnsi" w:cstheme="minorHAnsi"/>
+                <w:noProof/>
+              </w:rPr>
+              <w:t>«#if($contractParams.ip) desde la IP $con»</w:t>
+            </w:r>
+            <w:r>
+              <w:rPr>
+                <w:rFonts w:asciiTheme="minorHAnsi" w:hAnsiTheme="minorHAnsi" w:cstheme="minorHAnsi"/>
+              </w:rPr>
+              <w:fldChar w:fldCharType="end"/>
+            </w:r>
+            <w:r>
+              <w:rPr>
+                <w:rFonts w:asciiTheme="minorHAnsi" w:hAnsiTheme="minorHAnsi" w:cstheme="minorHAnsi"/>
+              </w:rPr>
+              <w:t>.</w:t>
+            </w:r>
+          </w:p>
+        </w:tc>
+      </w:tr>
+      <w:tr>
+        <w:trPr>
+          <w:trHeight w:val="256"/>
+        </w:trPr>
+        <w:tc>
+          <w:tcPr>
+            <w:tcW w:w="384" w:type="dxa"/>
+          </w:tcPr>
+          <w:p>
+            <w:pPr>
+              <w:spacing w:before="240" w:after="0" w:line="240" w:lineRule="auto"/>
+              <w:ind w:left="0" w:right="-437" w:firstLine="0"/>
+              <w:rPr>
+                <w:rFonts w:asciiTheme="minorHAnsi" w:hAnsiTheme="minorHAnsi" w:cstheme="minorHAnsi"/>
+              </w:rPr>
+            </w:pPr>
+            <w:r>
+              <w:rPr>
+                <w:rFonts w:asciiTheme="minorHAnsi" w:hAnsiTheme="minorHAnsi" w:cstheme="minorHAnsi"/>
+              </w:rPr>
+              <w:t xml:space="preserve"> 2.</w:t>
+            </w:r>
+          </w:p>
+        </w:tc>
+        <w:tc>
+          <w:tcPr>
+            <w:tcW w:w="8542" w:type="dxa"/>
+          </w:tcPr>
+          <w:p>
+            <w:pPr>
+              <w:spacing w:before="240" w:after="0" w:line="240" w:lineRule="auto"/>
+              <w:ind w:left="0" w:right="170" w:firstLine="0"/>
+              <w:rPr>
+                <w:rFonts w:asciiTheme="minorHAnsi" w:hAnsiTheme="minorHAnsi" w:cstheme="minorHAnsi"/>
+              </w:rPr>
+            </w:pPr>
+            <w:r>
+              <w:rPr>
+                <w:rFonts w:asciiTheme="minorHAnsi" w:hAnsiTheme="minorHAnsi" w:cstheme="minorHAnsi"/>
+              </w:rPr>
+              <w:t>El Formulario de Información Normalizada Europea (INE) sobre crédito al consumo del referido contrato de préstamo</w:t>
+            </w:r>
+            <w:r>
+              <w:rPr>
+                <w:rFonts w:asciiTheme="minorHAnsi" w:hAnsiTheme="minorHAnsi" w:cstheme="minorHAnsi"/>
+              </w:rPr>
+              <w:t>.</w:t>
+            </w:r>
+          </w:p>
+        </w:tc>
+      </w:tr>
+      <w:tr>
+        <w:tc>
+          <w:tcPr>
+            <w:tcW w:w="384" w:type="dxa"/>
+          </w:tcPr>
+          <w:p>
+            <w:pPr>
+              <w:spacing w:before="240" w:after="0" w:line="240" w:lineRule="auto"/>
+              <w:ind w:left="0" w:right="-444" w:firstLine="0"/>
+              <w:rPr>
+                <w:rFonts w:asciiTheme="minorHAnsi" w:hAnsiTheme="minorHAnsi" w:cstheme="minorHAnsi"/>
+              </w:rPr>
+            </w:pPr>
+          </w:p>
+        </w:tc>
+        <w:tc>
+          <w:tcPr>
+            <w:tcW w:w="8542" w:type="dxa"/>
+          </w:tcPr>
+          <w:p>
+            <w:pPr>
+              <w:spacing w:before="240" w:after="0" w:line="240" w:lineRule="auto"/>
+              <w:ind w:left="0" w:right="170" w:firstLine="0"/>
+              <w:rPr>
+                <w:rFonts w:asciiTheme="minorHAnsi" w:hAnsiTheme="minorHAnsi" w:cstheme="minorHAnsi"/>
+              </w:rPr>
+            </w:pPr>
+            <w:r>
+              <w:rPr>
+                <w:rFonts w:asciiTheme="minorHAnsi" w:hAnsiTheme="minorHAnsi" w:cstheme="minorHAnsi"/>
+              </w:rPr>
+              <w:t xml:space="preserve">De acuerdo con los datos que figuran en nuestra Base de Datos, el cliente/a Sr./a </w:t>
+            </w:r>
+            <w:r>
+              <w:rPr>
+                <w:rFonts w:asciiTheme="minorHAnsi" w:hAnsiTheme="minorHAnsi" w:cstheme="minorHAnsi"/>
+              </w:rPr>
+              <w:fldChar w:fldCharType="begin"/>
+            </w:r>
+            <w:r>
+              <w:rPr>
+                <w:rFonts w:asciiTheme="minorHAnsi" w:hAnsiTheme="minorHAnsi" w:cstheme="minorHAnsi"/>
+              </w:rPr>
+              <w:instrText xml:space="preserve"> MERGEFIELD  $fullName  \* MERGEFORMAT </w:instrText>
+            </w:r>
+            <w:r>
+              <w:rPr>
+                <w:rFonts w:asciiTheme="minorHAnsi" w:hAnsiTheme="minorHAnsi" w:cstheme="minorHAnsi"/>
+              </w:rPr>
+              <w:fldChar w:fldCharType="separate"/>
+            </w:r>
+            <w:r>
+              <w:rPr>
+                <w:rFonts w:asciiTheme="minorHAnsi" w:hAnsiTheme="minorHAnsi" w:cstheme="minorHAnsi"/>
+                <w:noProof/>
+              </w:rPr>
+              <w:t>«$fullName»</w:t>
+            </w:r>
+            <w:r>
+              <w:rPr>
+                <w:rFonts w:asciiTheme="minorHAnsi" w:hAnsiTheme="minorHAnsi" w:cstheme="minorHAnsi"/>
+              </w:rPr>
+              <w:fldChar w:fldCharType="end"/>
+            </w:r>
+            <w:r>
+              <w:rPr>
+                <w:rFonts w:asciiTheme="minorHAnsi" w:hAnsiTheme="minorHAnsi" w:cstheme="minorHAnsi"/>
+              </w:rPr>
+              <w:t xml:space="preserve"> ofreció su aceptación electrónica el pasado día </w:t>
+            </w:r>
+            <w:r>
+              <w:rPr>
+                <w:rFonts w:asciiTheme="minorHAnsi" w:hAnsiTheme="minorHAnsi" w:cstheme="minorHAnsi"/>
+              </w:rPr>
+              <w:fldChar w:fldCharType="begin"/>
+            </w:r>
+            <w:r>
+              <w:rPr>
+                <w:rFonts w:asciiTheme="minorHAnsi" w:hAnsiTheme="minorHAnsi" w:cstheme="minorHAnsi"/>
+              </w:rPr>
+              <w:instrText xml:space="preserve"> MERGEFIELD  $preContractParams.formattedDate  \* MERGEFORMAT </w:instrText>
+            </w:r>
+            <w:r>
+              <w:rPr>
+                <w:rFonts w:asciiTheme="minorHAnsi" w:hAnsiTheme="minorHAnsi" w:cstheme="minorHAnsi"/>
+              </w:rPr>
+              <w:fldChar w:fldCharType="separate"/>
+            </w:r>
+            <w:r>
+              <w:rPr>
+                <w:rFonts w:asciiTheme="minorHAnsi" w:hAnsiTheme="minorHAnsi" w:cstheme="minorHAnsi"/>
+                <w:noProof/>
+              </w:rPr>
+              <w:t>«$preContractParams.formattedDate»</w:t>
+            </w:r>
+            <w:r>
+              <w:rPr>
+                <w:rFonts w:asciiTheme="minorHAnsi" w:hAnsiTheme="minorHAnsi" w:cstheme="minorHAnsi"/>
+              </w:rPr>
+              <w:fldChar w:fldCharType="end"/>
+            </w:r>
+            <w:r>
+              <w:rPr>
+                <w:rFonts w:asciiTheme="minorHAnsi" w:hAnsiTheme="minorHAnsi" w:cstheme="minorHAnsi"/>
+              </w:rPr>
+              <w:t xml:space="preserve"> a las </w:t>
+            </w:r>
+            <w:r>
+              <w:rPr>
+                <w:rFonts w:asciiTheme="minorHAnsi" w:hAnsiTheme="minorHAnsi" w:cstheme="minorHAnsi"/>
+              </w:rPr>
+              <w:fldChar w:fldCharType="begin"/>
+            </w:r>
+            <w:r>
+              <w:rPr>
+                <w:rFonts w:asciiTheme="minorHAnsi" w:hAnsiTheme="minorHAnsi" w:cstheme="minorHAnsi"/>
+              </w:rPr>
+              <w:instrText xml:space="preserve"> MERGEFIELD  $preContractParams.hour  \* MERGEFORMAT </w:instrText>
+            </w:r>
+            <w:r>
+              <w:rPr>
+                <w:rFonts w:asciiTheme="minorHAnsi" w:hAnsiTheme="minorHAnsi" w:cstheme="minorHAnsi"/>
+              </w:rPr>
+              <w:fldChar w:fldCharType="separate"/>
+            </w:r>
+            <w:r>
+              <w:rPr>
+                <w:rFonts w:asciiTheme="minorHAnsi" w:hAnsiTheme="minorHAnsi" w:cstheme="minorHAnsi"/>
+                <w:noProof/>
+              </w:rPr>
+              <w:t>«$preContractParams.hour»</w:t>
+            </w:r>
+            <w:r>
+              <w:rPr>
+                <w:rFonts w:asciiTheme="minorHAnsi" w:hAnsiTheme="minorHAnsi" w:cstheme="minorHAnsi"/>
+              </w:rPr>
+              <w:fldChar w:fldCharType="end"/>
+            </w:r>
+            <w:r>
+              <w:rPr>
+                <w:rFonts w:asciiTheme="minorHAnsi" w:hAnsiTheme="minorHAnsi" w:cstheme="minorHAnsi"/>
+              </w:rPr>
+              <w:fldChar w:fldCharType="begin"/>
+            </w:r>
+            <w:r>
+              <w:rPr>
+                <w:rFonts w:asciiTheme="minorHAnsi" w:hAnsiTheme="minorHAnsi" w:cstheme="minorHAnsi"/>
+              </w:rPr>
+              <w:instrText xml:space="preserve"> MERGEFIELD  "#if($preContractParams.ip) desde la IP $preContractParams.ip#end"  \* MERGEFORMAT </w:instrText>
+            </w:r>
+            <w:r>
+              <w:rPr>
+                <w:rFonts w:asciiTheme="minorHAnsi" w:hAnsiTheme="minorHAnsi" w:cstheme="minorHAnsi"/>
+              </w:rPr>
+              <w:fldChar w:fldCharType="separate"/>
+            </w:r>
+            <w:r>
+              <w:rPr>
+                <w:rFonts w:asciiTheme="minorHAnsi" w:hAnsiTheme="minorHAnsi" w:cstheme="minorHAnsi"/>
+                <w:noProof/>
+              </w:rPr>
+              <w:t>«#if($preContractParams.ip) desde la IP $»</w:t>
+            </w:r>
+            <w:r>
+              <w:rPr>
+                <w:rFonts w:asciiTheme="minorHAnsi" w:hAnsiTheme="minorHAnsi" w:cstheme="minorHAnsi"/>
+              </w:rPr>
+              <w:fldChar w:fldCharType="end"/>
+            </w:r>
+            <w:r>
+              <w:rPr>
+                <w:rFonts w:asciiTheme="minorHAnsi" w:hAnsiTheme="minorHAnsi" w:cstheme="minorHAnsi"/>
+              </w:rPr>
+              <w:t>.</w:t>
+            </w:r>
+          </w:p>
+        </w:tc>
+      </w:tr>
+      <w:tr>
+        <w:trPr>
+          <w:trHeight w:val="58"/>
+        </w:trPr>
+        <w:tc>
+          <w:tcPr>
+            <w:tcW w:w="8926" w:type="dxa"/>
+            <w:gridSpan w:val="2"/>
+          </w:tcPr>
+          <w:p>
+            <w:pPr>
+              <w:spacing w:before="240" w:after="0" w:line="240" w:lineRule="auto"/>
+              <w:ind w:left="0" w:right="170" w:firstLine="0"/>
+              <w:rPr>
+                <w:rFonts w:asciiTheme="minorHAnsi" w:hAnsiTheme="minorHAnsi" w:cstheme="minorHAnsi"/>
+              </w:rPr>
+            </w:pPr>
+            <w:r>
+              <w:rPr>
+                <w:rFonts w:asciiTheme="minorHAnsi" w:hAnsiTheme="minorHAnsi" w:cstheme="minorHAnsi"/>
+              </w:rPr>
+              <w:fldChar w:fldCharType="begin"/>
+            </w:r>
+            <w:r>
+              <w:rPr>
+                <w:rFonts w:asciiTheme="minorHAnsi" w:hAnsiTheme="minorHAnsi" w:cstheme="minorHAnsi"/>
+              </w:rPr>
+              <w:instrText xml:space="preserve"> MERGEFIELD  "#if($privacyPolicyParams) 3.    Nuestra Política de Privacidad.#end"  \* MERGEFORMAT </w:instrText>
+            </w:r>
+            <w:r>
+              <w:rPr>
+                <w:rFonts w:asciiTheme="minorHAnsi" w:hAnsiTheme="minorHAnsi" w:cstheme="minorHAnsi"/>
+              </w:rPr>
+              <w:fldChar w:fldCharType="separate"/>
+            </w:r>
+            <w:r>
+              <w:rPr>
+                <w:rFonts w:asciiTheme="minorHAnsi" w:hAnsiTheme="minorHAnsi" w:cstheme="minorHAnsi"/>
+                <w:noProof/>
+              </w:rPr>
+              <w:t>«#if($privacyPolicyParams) 3.    Nuestra</w:t>
+            </w:r>
+            <w:r>
+              <w:rPr>
+                <w:rFonts w:asciiTheme="minorHAnsi" w:hAnsiTheme="minorHAnsi" w:cstheme="minorHAnsi"/>
+                <w:noProof/>
+              </w:rPr>
+              <w:t xml:space="preserve"> </w:t>
+            </w:r>
+            <w:r>
+              <w:rPr>
+                <w:rFonts w:asciiTheme="minorHAnsi" w:hAnsiTheme="minorHAnsi" w:cstheme="minorHAnsi"/>
+                <w:noProof/>
+              </w:rPr>
+              <w:t xml:space="preserve"> »</w:t>
+            </w:r>
+            <w:r>
+              <w:rPr>
+                <w:rFonts w:asciiTheme="minorHAnsi" w:hAnsiTheme="minorHAnsi" w:cstheme="minorHAnsi"/>
+              </w:rPr>
+              <w:fldChar w:fldCharType="end"/>
+            </w:r>
+          </w:p>
+        </w:tc>
+      </w:tr>
+      <w:tr>
+        <w:tc>
+          <w:tcPr>
+            <w:tcW w:w="384" w:type="dxa"/>
+          </w:tcPr>
+          <w:p>
+            <w:pPr>
+              <w:spacing w:before="240" w:after="0" w:line="240" w:lineRule="auto"/>
+              <w:ind w:left="0" w:right="-435" w:firstLine="0"/>
+              <w:rPr>
+                <w:rFonts w:asciiTheme="minorHAnsi" w:hAnsiTheme="minorHAnsi" w:cstheme="minorHAnsi"/>
+              </w:rPr>
+            </w:pPr>
+          </w:p>
+        </w:tc>
+        <w:tc>
+          <w:tcPr>
+            <w:tcW w:w="8542" w:type="dxa"/>
+          </w:tcPr>
+          <w:p>
+            <w:pPr>
+              <w:spacing w:before="240" w:after="0" w:line="240" w:lineRule="auto"/>
+              <w:ind w:left="0" w:right="170" w:firstLine="0"/>
+              <w:rPr>
+                <w:rFonts w:asciiTheme="minorHAnsi" w:hAnsiTheme="minorHAnsi" w:cstheme="minorHAnsi"/>
+              </w:rPr>
+            </w:pPr>
+            <w:r>
+              <w:rPr>
+                <w:rFonts w:asciiTheme="minorHAnsi" w:hAnsiTheme="minorHAnsi" w:cstheme="minorHAnsi"/>
+              </w:rPr>
+              <w:fldChar w:fldCharType="begin"/>
+            </w:r>
+            <w:r>
+              <w:rPr>
+                <w:rFonts w:asciiTheme="minorHAnsi" w:hAnsiTheme="minorHAnsi" w:cstheme="minorHAnsi"/>
+              </w:rPr>
+              <w:instrText xml:space="preserve"> MERGEFIELD  "#if($privacyPolicyParams)De acuerdo con los datos que figuran en nuestra Base de Datos, el cliente/a Sr./a $fullName ofreció su aceptación electrónica#end"  \* MERGEFORMAT </w:instrText>
+            </w:r>
+            <w:r>
+              <w:rPr>
+                <w:rFonts w:asciiTheme="minorHAnsi" w:hAnsiTheme="minorHAnsi" w:cstheme="minorHAnsi"/>
+              </w:rPr>
+              <w:fldChar w:fldCharType="separate"/>
+            </w:r>
+            <w:r>
+              <w:rPr>
+                <w:rFonts w:asciiTheme="minorHAnsi" w:hAnsiTheme="minorHAnsi" w:cstheme="minorHAnsi"/>
+                <w:noProof/>
+              </w:rPr>
+              <w:t>«#if($privacyPolicyParams)De acuerdo con »</w:t>
+            </w:r>
+            <w:r>
+              <w:rPr>
+                <w:rFonts w:asciiTheme="minorHAnsi" w:hAnsiTheme="minorHAnsi" w:cstheme="minorHAnsi"/>
+              </w:rPr>
+              <w:fldChar w:fldCharType="end"/>
+            </w:r>
+            <w:r>
+              <w:rPr>
+                <w:rFonts w:asciiTheme="minorHAnsi" w:hAnsiTheme="minorHAnsi" w:cstheme="minorHAnsi"/>
+              </w:rPr>
+              <w:t xml:space="preserve"> </w:t>
+            </w:r>
+            <w:r>
+              <w:rPr>
+                <w:rFonts w:asciiTheme="minorHAnsi" w:hAnsiTheme="minorHAnsi" w:cstheme="minorHAnsi"/>
+              </w:rPr>
+              <w:fldChar w:fldCharType="begin"/>
+            </w:r>
+            <w:r>
+              <w:rPr>
+                <w:rFonts w:asciiTheme="minorHAnsi" w:hAnsiTheme="minorHAnsi" w:cstheme="minorHAnsi"/>
+              </w:rPr>
+              <w:instrText xml:space="preserve"> MERGEFIELD  "#if($privacyPolicyParams) el pasado día $privacyPolicyParams.formattedDate a las $privacyPolicyParams.hour#if($privacyPolicyParams.ip) desde la IP $privacyPolicyParams.ip#end.#end"  \* MERGEFORMAT </w:instrText>
+            </w:r>
+            <w:r>
+              <w:rPr>
+                <w:rFonts w:asciiTheme="minorHAnsi" w:hAnsiTheme="minorHAnsi" w:cstheme="minorHAnsi"/>
+              </w:rPr>
+              <w:fldChar w:fldCharType="separate"/>
+            </w:r>
+            <w:r>
+              <w:rPr>
+                <w:rFonts w:asciiTheme="minorHAnsi" w:hAnsiTheme="minorHAnsi" w:cstheme="minorHAnsi"/>
+                <w:noProof/>
+              </w:rPr>
+              <w:t>«#if($privacyPolicyParams) el pasado día »</w:t>
+            </w:r>
+            <w:r>
+              <w:rPr>
+                <w:rFonts w:asciiTheme="minorHAnsi" w:hAnsiTheme="minorHAnsi" w:cstheme="minorHAnsi"/>
+              </w:rPr>
+              <w:fldChar w:fldCharType="end"/>
+            </w:r>
+          </w:p>
+        </w:tc>
+      </w:tr>
+    </w:tbl>
     <w:p>
       <w:pPr>
-        <w:pStyle w:val="a8"/>
-        <w:numPr>
-          <w:ilvl w:val="0"/>
-          <w:numId w:val="2"/>
-        </w:numPr>
         <w:spacing w:after="0" w:line="240" w:lineRule="auto"/>
-        <w:ind w:left="426" w:right="0" w:hanging="426"/>
-        <w:rPr>
-          <w:rFonts w:asciiTheme="minorHAnsi" w:hAnsiTheme="minorHAnsi" w:cstheme="minorHAnsi"/>
-        </w:rPr>
-      </w:pPr>
-      <w:r>
-        <w:rPr>
-          <w:rFonts w:asciiTheme="minorHAnsi" w:hAnsiTheme="minorHAnsi" w:cstheme="minorHAnsi"/>
-        </w:rPr>
-        <w:t>Los Términos y Condiciones Particulares y Generales del referido contrato de préstamo.</w:t>
-      </w:r>
-    </w:p>
-    <w:p>
-      <w:pPr>
-        <w:pStyle w:val="a8"/>
-        <w:spacing w:after="0" w:line="240" w:lineRule="auto"/>
-        <w:ind w:left="426" w:right="0" w:firstLine="0"/>
-        <w:rPr>
-          <w:rFonts w:asciiTheme="minorHAnsi" w:hAnsiTheme="minorHAnsi" w:cstheme="minorHAnsi"/>
-        </w:rPr>
-      </w:pPr>
-    </w:p>
-    <w:p>
-      <w:pPr>
-        <w:pStyle w:val="a8"/>
-        <w:spacing w:after="0" w:line="240" w:lineRule="auto"/>
-        <w:ind w:left="426" w:right="0" w:firstLine="0"/>
-        <w:rPr>
-          <w:rFonts w:asciiTheme="minorHAnsi" w:hAnsiTheme="minorHAnsi" w:cstheme="minorHAnsi"/>
-          <w:color w:val="auto"/>
-        </w:rPr>
-      </w:pPr>
-      <w:r>
-        <w:rPr>
-          <w:rFonts w:asciiTheme="minorHAnsi" w:hAnsiTheme="minorHAnsi" w:cstheme="minorHAnsi"/>
-        </w:rPr>
-        <w:t xml:space="preserve">De acuerdo con los datos que figuran en nuestra Base de Datos, el cliente/a Sr./a </w:t>
-      </w:r>
-      <w:r>
-        <w:rPr>
-          <w:rFonts w:asciiTheme="minorHAnsi" w:hAnsiTheme="minorHAnsi" w:cstheme="minorHAnsi"/>
-        </w:rPr>
-        <w:fldChar w:fldCharType="begin"/>
-      </w:r>
-      <w:r>
-        <w:rPr>
-          <w:rFonts w:asciiTheme="minorHAnsi" w:hAnsiTheme="minorHAnsi" w:cstheme="minorHAnsi"/>
-        </w:rPr>
-        <w:instrText xml:space="preserve"> MERGEFIELD  $borrower.fullName  \* MERGEFORMAT </w:instrText>
-      </w:r>
-      <w:r>
-        <w:rPr>
-          <w:rFonts w:asciiTheme="minorHAnsi" w:hAnsiTheme="minorHAnsi" w:cstheme="minorHAnsi"/>
-        </w:rPr>
-        <w:fldChar w:fldCharType="separate"/>
-      </w:r>
-      <w:r>
-        <w:rPr>
-          <w:rFonts w:asciiTheme="minorHAnsi" w:hAnsiTheme="minorHAnsi" w:cstheme="minorHAnsi"/>
-          <w:noProof/>
-        </w:rPr>
-        <w:t>«$borrower.fullName»</w:t>
-      </w:r>
-      <w:r>
-        <w:rPr>
-          <w:rFonts w:asciiTheme="minorHAnsi" w:hAnsiTheme="minorHAnsi" w:cstheme="minorHAnsi"/>
-        </w:rPr>
-        <w:fldChar w:fldCharType="end"/>
-      </w:r>
-      <w:r>
-        <w:rPr>
-          <w:rFonts w:asciiTheme="minorHAnsi" w:hAnsiTheme="minorHAnsi" w:cstheme="minorHAnsi"/>
-        </w:rPr>
-        <w:t xml:space="preserve"> </w:t>
-      </w:r>
-      <w:r>
-        <w:rPr>
-          <w:rFonts w:asciiTheme="minorHAnsi" w:hAnsiTheme="minorHAnsi" w:cstheme="minorHAnsi"/>
-        </w:rPr>
-        <w:t xml:space="preserve">ofreció su aceptación electrónica el pasado día </w:t>
-      </w:r>
-      <w:r>
-        <w:rPr>
-          <w:rFonts w:asciiTheme="minorHAnsi" w:hAnsiTheme="minorHAnsi" w:cstheme="minorHAnsi"/>
-        </w:rPr>
-        <w:fldChar w:fldCharType="begin"/>
-      </w:r>
-      <w:r>
-        <w:rPr>
-          <w:rFonts w:asciiTheme="minorHAnsi" w:hAnsiTheme="minorHAnsi" w:cstheme="minorHAnsi"/>
-        </w:rPr>
-        <w:instrText xml:space="preserve"> MERGEFIELD  $agreementDateTC  \* MERGEFORMAT </w:instrText>
-      </w:r>
-      <w:r>
-        <w:rPr>
-          <w:rFonts w:asciiTheme="minorHAnsi" w:hAnsiTheme="minorHAnsi" w:cstheme="minorHAnsi"/>
-        </w:rPr>
-        <w:fldChar w:fldCharType="separate"/>
-      </w:r>
-      <w:r>
-        <w:rPr>
-          <w:rFonts w:asciiTheme="minorHAnsi" w:hAnsiTheme="minorHAnsi" w:cstheme="minorHAnsi"/>
-          <w:noProof/>
-        </w:rPr>
-        <w:t>«$agreementDateTC»</w:t>
-      </w:r>
-      <w:r>
-        <w:rPr>
-          <w:rFonts w:asciiTheme="minorHAnsi" w:hAnsiTheme="minorHAnsi" w:cstheme="minorHAnsi"/>
-        </w:rPr>
-        <w:fldChar w:fldCharType="end"/>
-      </w:r>
-      <w:r>
-        <w:rPr>
-          <w:rFonts w:asciiTheme="minorHAnsi" w:hAnsiTheme="minorHAnsi" w:cstheme="minorHAnsi"/>
-        </w:rPr>
-        <w:t xml:space="preserve"> </w:t>
-      </w:r>
-      <w:r>
-        <w:rPr>
-          <w:rFonts w:asciiTheme="minorHAnsi" w:hAnsiTheme="minorHAnsi" w:cstheme="minorHAnsi"/>
-        </w:rPr>
-        <w:t xml:space="preserve">a las </w:t>
-      </w:r>
-      <w:r>
-        <w:rPr>
-          <w:rFonts w:asciiTheme="minorHAnsi" w:hAnsiTheme="minorHAnsi" w:cstheme="minorHAnsi"/>
-        </w:rPr>
-        <w:fldChar w:fldCharType="begin"/>
-      </w:r>
-      <w:r>
-        <w:rPr>
-          <w:rFonts w:asciiTheme="minorHAnsi" w:hAnsiTheme="minorHAnsi" w:cstheme="minorHAnsi"/>
-        </w:rPr>
-        <w:instrText xml:space="preserve"> MERGEFIELD  $agreementHourTC  \* MERGEFORMAT </w:instrText>
-      </w:r>
-      <w:r>
-        <w:rPr>
-          <w:rFonts w:asciiTheme="minorHAnsi" w:hAnsiTheme="minorHAnsi" w:cstheme="minorHAnsi"/>
-        </w:rPr>
-        <w:fldChar w:fldCharType="separate"/>
-      </w:r>
-      <w:r>
-        <w:rPr>
-          <w:rFonts w:asciiTheme="minorHAnsi" w:hAnsiTheme="minorHAnsi" w:cstheme="minorHAnsi"/>
-          <w:noProof/>
-        </w:rPr>
-        <w:t>«$agreementHourTC»</w:t>
-      </w:r>
-      <w:r>
-        <w:rPr>
-          <w:rFonts w:asciiTheme="minorHAnsi" w:hAnsiTheme="minorHAnsi" w:cstheme="minorHAnsi"/>
-        </w:rPr>
-        <w:fldChar w:fldCharType="end"/>
-      </w:r>
-      <w:r>
-        <w:rPr>
-          <w:rFonts w:asciiTheme="minorHAnsi" w:hAnsiTheme="minorHAnsi" w:cstheme="minorHAnsi"/>
-        </w:rPr>
-        <w:t xml:space="preserve"> </w:t>
-      </w:r>
-      <w:r>
-        <w:rPr>
-          <w:rFonts w:asciiTheme="minorHAnsi" w:hAnsiTheme="minorHAnsi" w:cstheme="minorHAnsi"/>
-        </w:rPr>
-        <w:t>desde la IP</w:t>
-      </w:r>
-      <w:r>
-        <w:rPr>
-          <w:rFonts w:asciiTheme="minorHAnsi" w:hAnsiTheme="minorHAnsi" w:cstheme="minorHAnsi"/>
-        </w:rPr>
-        <w:t xml:space="preserve"> </w:t>
-      </w:r>
-      <w:r>
-        <w:rPr>
-          <w:rFonts w:asciiTheme="minorHAnsi" w:hAnsiTheme="minorHAnsi" w:cstheme="minorHAnsi"/>
-        </w:rPr>
-        <w:fldChar w:fldCharType="begin"/>
-      </w:r>
-      <w:r>
-        <w:rPr>
-          <w:rFonts w:asciiTheme="minorHAnsi" w:hAnsiTheme="minorHAnsi" w:cstheme="minorHAnsi"/>
-        </w:rPr>
-        <w:instrText xml:space="preserve"> MERGEFIELD  $borrower.IP.addressTC  \* MERGEFORMAT </w:instrText>
-      </w:r>
-      <w:r>
-        <w:rPr>
-          <w:rFonts w:asciiTheme="minorHAnsi" w:hAnsiTheme="minorHAnsi" w:cstheme="minorHAnsi"/>
-        </w:rPr>
-        <w:fldChar w:fldCharType="separate"/>
-      </w:r>
-      <w:r>
-        <w:rPr>
-          <w:rFonts w:asciiTheme="minorHAnsi" w:hAnsiTheme="minorHAnsi" w:cstheme="minorHAnsi"/>
-          <w:noProof/>
-        </w:rPr>
-        <w:t>«$borrower.IP.addressTC»</w:t>
-      </w:r>
-      <w:r>
-        <w:rPr>
-          <w:rFonts w:asciiTheme="minorHAnsi" w:hAnsiTheme="minorHAnsi" w:cstheme="minorHAnsi"/>
-        </w:rPr>
-        <w:fldChar w:fldCharType="end"/>
-      </w:r>
-      <w:r>
-        <w:rPr>
-          <w:rFonts w:asciiTheme="minorHAnsi" w:hAnsiTheme="minorHAnsi" w:cstheme="minorHAnsi"/>
-        </w:rPr>
-        <w:t>.</w:t>
-      </w:r>
-    </w:p>
-    <w:p>
-      <w:pPr>
-        <w:pStyle w:val="a8"/>
-        <w:spacing w:after="0" w:line="240" w:lineRule="auto"/>
-        <w:ind w:left="426" w:right="0" w:firstLine="0"/>
-        <w:rPr>
-          <w:rFonts w:asciiTheme="minorHAnsi" w:hAnsiTheme="minorHAnsi" w:cstheme="minorHAnsi"/>
-        </w:rPr>
-      </w:pPr>
-    </w:p>
-    <w:p>
-      <w:pPr>
-        <w:pStyle w:val="a8"/>
-        <w:numPr>
-          <w:ilvl w:val="0"/>
-          <w:numId w:val="2"/>
-        </w:numPr>
-        <w:spacing w:after="0" w:line="240" w:lineRule="auto"/>
-        <w:ind w:left="426" w:right="0" w:hanging="425"/>
-        <w:rPr>
-          <w:rFonts w:asciiTheme="minorHAnsi" w:hAnsiTheme="minorHAnsi" w:cstheme="minorHAnsi"/>
-        </w:rPr>
-      </w:pPr>
-      <w:r>
-        <w:rPr>
-          <w:rFonts w:asciiTheme="minorHAnsi" w:hAnsiTheme="minorHAnsi" w:cstheme="minorHAnsi"/>
-        </w:rPr>
-        <w:t>El Formulario de Información Normalizada Europea (INE) sobre crédito al consumo del referido contrato de préstamo.</w:t>
-      </w:r>
-    </w:p>
-    <w:p>
-      <w:pPr>
-        <w:pStyle w:val="a8"/>
-        <w:spacing w:after="0" w:line="240" w:lineRule="auto"/>
-        <w:ind w:left="426" w:right="0" w:firstLine="0"/>
-        <w:jc w:val="left"/>
-        <w:rPr>
-          <w:rFonts w:asciiTheme="minorHAnsi" w:hAnsiTheme="minorHAnsi" w:cstheme="minorHAnsi"/>
-        </w:rPr>
-      </w:pPr>
-    </w:p>
-    <w:p>
-      <w:pPr>
-        <w:pStyle w:val="a8"/>
-        <w:spacing w:after="0" w:line="240" w:lineRule="auto"/>
-        <w:ind w:left="426" w:right="0" w:firstLine="0"/>
-        <w:rPr>
-          <w:rFonts w:asciiTheme="minorHAnsi" w:hAnsiTheme="minorHAnsi" w:cstheme="minorHAnsi"/>
-        </w:rPr>
-      </w:pPr>
-      <w:r>
-        <w:rPr>
-          <w:rFonts w:asciiTheme="minorHAnsi" w:hAnsiTheme="minorHAnsi" w:cstheme="minorHAnsi"/>
-        </w:rPr>
-        <w:t xml:space="preserve">De acuerdo con los datos que figuran en nuestra Base de Datos, el cliente/a Sr./a </w:t>
-      </w:r>
-      <w:r>
-        <w:rPr>
-          <w:rFonts w:asciiTheme="minorHAnsi" w:hAnsiTheme="minorHAnsi" w:cstheme="minorHAnsi"/>
-        </w:rPr>
-        <w:fldChar w:fldCharType="begin"/>
-      </w:r>
-      <w:r>
-        <w:rPr>
-          <w:rFonts w:asciiTheme="minorHAnsi" w:hAnsiTheme="minorHAnsi" w:cstheme="minorHAnsi"/>
-        </w:rPr>
-        <w:instrText xml:space="preserve"> MERGEFIELD  $borrower.fullName  \* MERGEFORMAT </w:instrText>
-      </w:r>
-      <w:r>
-        <w:rPr>
-          <w:rFonts w:asciiTheme="minorHAnsi" w:hAnsiTheme="minorHAnsi" w:cstheme="minorHAnsi"/>
-        </w:rPr>
-        <w:fldChar w:fldCharType="separate"/>
-      </w:r>
-      <w:r>
-        <w:rPr>
-          <w:rFonts w:asciiTheme="minorHAnsi" w:hAnsiTheme="minorHAnsi" w:cstheme="minorHAnsi"/>
-          <w:noProof/>
-        </w:rPr>
-        <w:t>«$borrower.fullName»</w:t>
-      </w:r>
-      <w:r>
-        <w:rPr>
-          <w:rFonts w:asciiTheme="minorHAnsi" w:hAnsiTheme="minorHAnsi" w:cstheme="minorHAnsi"/>
-        </w:rPr>
-        <w:fldChar w:fldCharType="end"/>
-      </w:r>
-      <w:r>
-        <w:rPr>
-          <w:rFonts w:asciiTheme="minorHAnsi" w:hAnsiTheme="minorHAnsi" w:cstheme="minorHAnsi"/>
-        </w:rPr>
-        <w:t xml:space="preserve"> </w:t>
-      </w:r>
-      <w:r>
-        <w:rPr>
-          <w:rFonts w:asciiTheme="minorHAnsi" w:hAnsiTheme="minorHAnsi" w:cstheme="minorHAnsi"/>
-        </w:rPr>
-        <w:t xml:space="preserve">ofreció su aceptación electrónica el pasado día </w:t>
-      </w:r>
-      <w:r>
-        <w:rPr>
-          <w:rFonts w:asciiTheme="minorHAnsi" w:hAnsiTheme="minorHAnsi" w:cstheme="minorHAnsi"/>
-        </w:rPr>
-        <w:fldChar w:fldCharType="begin"/>
-      </w:r>
-      <w:r>
-        <w:rPr>
-          <w:rFonts w:asciiTheme="minorHAnsi" w:hAnsiTheme="minorHAnsi" w:cstheme="minorHAnsi"/>
-        </w:rPr>
-        <w:instrText xml:space="preserve"> MERGEFIELD  $agreementDatePC  \* MERGEFORMAT </w:instrText>
-      </w:r>
-      <w:r>
-        <w:rPr>
-          <w:rFonts w:asciiTheme="minorHAnsi" w:hAnsiTheme="minorHAnsi" w:cstheme="minorHAnsi"/>
-        </w:rPr>
-        <w:fldChar w:fldCharType="separate"/>
-      </w:r>
-      <w:r>
-        <w:rPr>
-          <w:rFonts w:asciiTheme="minorHAnsi" w:hAnsiTheme="minorHAnsi" w:cstheme="minorHAnsi"/>
-          <w:noProof/>
-        </w:rPr>
-        <w:t>«$agreementDatePC»</w:t>
-      </w:r>
-      <w:r>
-        <w:rPr>
-          <w:rFonts w:asciiTheme="minorHAnsi" w:hAnsiTheme="minorHAnsi" w:cstheme="minorHAnsi"/>
-        </w:rPr>
-        <w:fldChar w:fldCharType="end"/>
-      </w:r>
-      <w:r>
-        <w:rPr>
-          <w:rFonts w:asciiTheme="minorHAnsi" w:hAnsiTheme="minorHAnsi" w:cstheme="minorHAnsi"/>
-        </w:rPr>
-        <w:t xml:space="preserve"> </w:t>
-      </w:r>
-      <w:r>
-        <w:rPr>
-          <w:rFonts w:asciiTheme="minorHAnsi" w:hAnsiTheme="minorHAnsi" w:cstheme="minorHAnsi"/>
-        </w:rPr>
-        <w:t xml:space="preserve">a las </w:t>
-      </w:r>
-      <w:r>
-        <w:rPr>
-          <w:rFonts w:asciiTheme="minorHAnsi" w:hAnsiTheme="minorHAnsi" w:cstheme="minorHAnsi"/>
-        </w:rPr>
-        <w:fldChar w:fldCharType="begin"/>
-      </w:r>
-      <w:r>
-        <w:rPr>
-          <w:rFonts w:asciiTheme="minorHAnsi" w:hAnsiTheme="minorHAnsi" w:cstheme="minorHAnsi"/>
-        </w:rPr>
-        <w:instrText xml:space="preserve"> MERGEFIELD  $agreementDatePC  \* MERGEFORMAT </w:instrText>
-      </w:r>
-      <w:r>
-        <w:rPr>
-          <w:rFonts w:asciiTheme="minorHAnsi" w:hAnsiTheme="minorHAnsi" w:cstheme="minorHAnsi"/>
-        </w:rPr>
-        <w:fldChar w:fldCharType="separate"/>
-      </w:r>
-      <w:r>
-        <w:rPr>
-          <w:rFonts w:asciiTheme="minorHAnsi" w:hAnsiTheme="minorHAnsi" w:cstheme="minorHAnsi"/>
-          <w:noProof/>
-        </w:rPr>
-        <w:t>«$agreementDatePC»</w:t>
-      </w:r>
-      <w:r>
-        <w:rPr>
-          <w:rFonts w:asciiTheme="minorHAnsi" w:hAnsiTheme="minorHAnsi" w:cstheme="minorHAnsi"/>
-        </w:rPr>
-        <w:fldChar w:fldCharType="end"/>
-      </w:r>
-      <w:r>
-        <w:rPr>
-          <w:rFonts w:asciiTheme="minorHAnsi" w:hAnsiTheme="minorHAnsi" w:cstheme="minorHAnsi"/>
-        </w:rPr>
-        <w:t xml:space="preserve"> </w:t>
-      </w:r>
-      <w:r>
-        <w:rPr>
-          <w:rFonts w:asciiTheme="minorHAnsi" w:hAnsiTheme="minorHAnsi" w:cstheme="minorHAnsi"/>
-        </w:rPr>
-        <w:t>desde la IP</w:t>
-      </w:r>
-      <w:r>
-        <w:rPr>
-          <w:rFonts w:asciiTheme="minorHAnsi" w:hAnsiTheme="minorHAnsi" w:cstheme="minorHAnsi"/>
-        </w:rPr>
-        <w:t xml:space="preserve"> </w:t>
-      </w:r>
-      <w:r>
-        <w:rPr>
-          <w:rFonts w:asciiTheme="minorHAnsi" w:hAnsiTheme="minorHAnsi" w:cstheme="minorHAnsi"/>
-        </w:rPr>
-        <w:fldChar w:fldCharType="begin"/>
-      </w:r>
-      <w:r>
-        <w:rPr>
-          <w:rFonts w:asciiTheme="minorHAnsi" w:hAnsiTheme="minorHAnsi" w:cstheme="minorHAnsi"/>
-        </w:rPr>
-        <w:instrText xml:space="preserve"> MERGEFIELD  $borrower.IP.addressPC  \* MERGEFORMAT </w:instrText>
-      </w:r>
-      <w:r>
-        <w:rPr>
-          <w:rFonts w:asciiTheme="minorHAnsi" w:hAnsiTheme="minorHAnsi" w:cstheme="minorHAnsi"/>
-        </w:rPr>
-        <w:fldChar w:fldCharType="separate"/>
-      </w:r>
-      <w:r>
-        <w:rPr>
-          <w:rFonts w:asciiTheme="minorHAnsi" w:hAnsiTheme="minorHAnsi" w:cstheme="minorHAnsi"/>
-          <w:noProof/>
-        </w:rPr>
-        <w:t>«$borrower.IP.addressPC»</w:t>
-      </w:r>
-      <w:r>
-        <w:rPr>
-          <w:rFonts w:asciiTheme="minorHAnsi" w:hAnsiTheme="minorHAnsi" w:cstheme="minorHAnsi"/>
-        </w:rPr>
-        <w:fldChar w:fldCharType="end"/>
-      </w:r>
-      <w:r>
-        <w:rPr>
-          <w:rFonts w:asciiTheme="minorHAnsi" w:hAnsiTheme="minorHAnsi" w:cstheme="minorHAnsi"/>
-        </w:rPr>
-        <w:t>.</w:t>
-      </w:r>
-    </w:p>
-    <w:p>
-      <w:pPr>
-        <w:pStyle w:val="a8"/>
-        <w:spacing w:after="0" w:line="240" w:lineRule="auto"/>
-        <w:ind w:left="426" w:right="0" w:firstLine="0"/>
-        <w:rPr>
-          <w:rFonts w:asciiTheme="minorHAnsi" w:hAnsiTheme="minorHAnsi" w:cstheme="minorHAnsi"/>
-        </w:rPr>
-      </w:pPr>
-    </w:p>
-    <w:p>
-      <w:pPr>
-        <w:pStyle w:val="a8"/>
-        <w:numPr>
-          <w:ilvl w:val="0"/>
-          <w:numId w:val="2"/>
-        </w:numPr>
-        <w:spacing w:after="0" w:line="240" w:lineRule="auto"/>
-        <w:ind w:left="426" w:right="0" w:hanging="426"/>
-        <w:rPr>
-          <w:rFonts w:asciiTheme="minorHAnsi" w:hAnsiTheme="minorHAnsi" w:cstheme="minorHAnsi"/>
-        </w:rPr>
-      </w:pPr>
-      <w:r>
-        <w:rPr>
-          <w:rFonts w:asciiTheme="minorHAnsi" w:hAnsiTheme="minorHAnsi" w:cstheme="minorHAnsi"/>
-        </w:rPr>
-        <w:t>Nuestra Política de Privacidad.</w:t>
-      </w:r>
-    </w:p>
-    <w:p>
-      <w:pPr>
-        <w:pStyle w:val="a8"/>
-        <w:spacing w:after="0" w:line="240" w:lineRule="auto"/>
-        <w:ind w:left="426" w:right="0" w:firstLine="0"/>
-        <w:jc w:val="left"/>
-        <w:rPr>
-          <w:rFonts w:asciiTheme="minorHAnsi" w:hAnsiTheme="minorHAnsi" w:cstheme="minorHAnsi"/>
-        </w:rPr>
-      </w:pPr>
-    </w:p>
-    <w:p>
-      <w:pPr>
-        <w:pStyle w:val="a8"/>
-        <w:spacing w:after="0" w:line="240" w:lineRule="auto"/>
-        <w:ind w:left="426" w:right="0" w:firstLine="0"/>
-        <w:rPr>
-          <w:rFonts w:asciiTheme="minorHAnsi" w:hAnsiTheme="minorHAnsi" w:cstheme="minorHAnsi"/>
-        </w:rPr>
-      </w:pPr>
-      <w:r>
-        <w:rPr>
-          <w:rFonts w:asciiTheme="minorHAnsi" w:hAnsiTheme="minorHAnsi" w:cstheme="minorHAnsi"/>
-        </w:rPr>
-        <w:t xml:space="preserve">De acuerdo con los datos que figuran en nuestra Base de Datos, el cliente/a Sr./a </w:t>
-      </w:r>
-      <w:r>
-        <w:rPr>
-          <w:rFonts w:asciiTheme="minorHAnsi" w:hAnsiTheme="minorHAnsi" w:cstheme="minorHAnsi"/>
-        </w:rPr>
-        <w:fldChar w:fldCharType="begin"/>
-      </w:r>
-      <w:r>
-        <w:rPr>
-          <w:rFonts w:asciiTheme="minorHAnsi" w:hAnsiTheme="minorHAnsi" w:cstheme="minorHAnsi"/>
-        </w:rPr>
-        <w:instrText xml:space="preserve"> MERGEFIELD  $borrower.fullName  \* MERGEFORMAT </w:instrText>
-      </w:r>
-      <w:r>
-        <w:rPr>
-          <w:rFonts w:asciiTheme="minorHAnsi" w:hAnsiTheme="minorHAnsi" w:cstheme="minorHAnsi"/>
-        </w:rPr>
-        <w:fldChar w:fldCharType="separate"/>
-      </w:r>
-      <w:r>
-        <w:rPr>
-          <w:rFonts w:asciiTheme="minorHAnsi" w:hAnsiTheme="minorHAnsi" w:cstheme="minorHAnsi"/>
-          <w:noProof/>
-        </w:rPr>
-        <w:t>«$borrower.fullName»</w:t>
-      </w:r>
-      <w:r>
-        <w:rPr>
-          <w:rFonts w:asciiTheme="minorHAnsi" w:hAnsiTheme="minorHAnsi" w:cstheme="minorHAnsi"/>
-        </w:rPr>
-        <w:fldChar w:fldCharType="end"/>
-      </w:r>
-      <w:r>
-        <w:rPr>
-          <w:rFonts w:asciiTheme="minorHAnsi" w:hAnsiTheme="minorHAnsi" w:cstheme="minorHAnsi"/>
-        </w:rPr>
-        <w:t xml:space="preserve"> </w:t>
-      </w:r>
-      <w:r>
-        <w:rPr>
-          <w:rFonts w:asciiTheme="minorHAnsi" w:hAnsiTheme="minorHAnsi" w:cstheme="minorHAnsi"/>
-        </w:rPr>
-        <w:t xml:space="preserve">ofreció su aceptación electrónica el pasado día </w:t>
-      </w:r>
-      <w:r>
-        <w:rPr>
-          <w:rFonts w:asciiTheme="minorHAnsi" w:hAnsiTheme="minorHAnsi" w:cstheme="minorHAnsi"/>
-        </w:rPr>
-        <w:fldChar w:fldCharType="begin"/>
-      </w:r>
-      <w:r>
-        <w:rPr>
-          <w:rFonts w:asciiTheme="minorHAnsi" w:hAnsiTheme="minorHAnsi" w:cstheme="minorHAnsi"/>
-        </w:rPr>
-        <w:instrText xml:space="preserve"> MERGEFIELD  $agreementDatePP  \* MERGEFORMAT </w:instrText>
-      </w:r>
-      <w:r>
-        <w:rPr>
-          <w:rFonts w:asciiTheme="minorHAnsi" w:hAnsiTheme="minorHAnsi" w:cstheme="minorHAnsi"/>
-        </w:rPr>
-        <w:fldChar w:fldCharType="separate"/>
-      </w:r>
-      <w:r>
-        <w:rPr>
-          <w:rFonts w:asciiTheme="minorHAnsi" w:hAnsiTheme="minorHAnsi" w:cstheme="minorHAnsi"/>
-          <w:noProof/>
-        </w:rPr>
-        <w:t>«$agreementDatePP»</w:t>
-      </w:r>
-      <w:r>
-        <w:rPr>
-          <w:rFonts w:asciiTheme="minorHAnsi" w:hAnsiTheme="minorHAnsi" w:cstheme="minorHAnsi"/>
-        </w:rPr>
-        <w:fldChar w:fldCharType="end"/>
-      </w:r>
-      <w:r>
-        <w:rPr>
-          <w:rFonts w:asciiTheme="minorHAnsi" w:hAnsiTheme="minorHAnsi" w:cstheme="minorHAnsi"/>
-        </w:rPr>
-        <w:t xml:space="preserve"> </w:t>
-      </w:r>
-      <w:r>
-        <w:rPr>
-          <w:rFonts w:asciiTheme="minorHAnsi" w:hAnsiTheme="minorHAnsi" w:cstheme="minorHAnsi"/>
-        </w:rPr>
-        <w:t xml:space="preserve">a las </w:t>
-      </w:r>
-      <w:r>
-        <w:rPr>
-          <w:rFonts w:asciiTheme="minorHAnsi" w:hAnsiTheme="minorHAnsi" w:cstheme="minorHAnsi"/>
-        </w:rPr>
-        <w:fldChar w:fldCharType="begin"/>
-      </w:r>
-      <w:r>
-        <w:rPr>
-          <w:rFonts w:asciiTheme="minorHAnsi" w:hAnsiTheme="minorHAnsi" w:cstheme="minorHAnsi"/>
-        </w:rPr>
-        <w:instrText xml:space="preserve"> MERGEFIELD  $agreementHourPP  \* MERGEFORMAT </w:instrText>
-      </w:r>
-      <w:r>
-        <w:rPr>
-          <w:rFonts w:asciiTheme="minorHAnsi" w:hAnsiTheme="minorHAnsi" w:cstheme="minorHAnsi"/>
-        </w:rPr>
-        <w:fldChar w:fldCharType="separate"/>
-      </w:r>
-      <w:r>
-        <w:rPr>
-          <w:rFonts w:asciiTheme="minorHAnsi" w:hAnsiTheme="minorHAnsi" w:cstheme="minorHAnsi"/>
-          <w:noProof/>
-        </w:rPr>
-        <w:t>«$agreementHourPP»</w:t>
-      </w:r>
-      <w:r>
-        <w:rPr>
-          <w:rFonts w:asciiTheme="minorHAnsi" w:hAnsiTheme="minorHAnsi" w:cstheme="minorHAnsi"/>
-        </w:rPr>
-        <w:fldChar w:fldCharType="end"/>
-      </w:r>
-      <w:r>
-        <w:rPr>
-          <w:rFonts w:asciiTheme="minorHAnsi" w:hAnsiTheme="minorHAnsi" w:cstheme="minorHAnsi"/>
-        </w:rPr>
-        <w:t xml:space="preserve"> </w:t>
-      </w:r>
-      <w:r>
-        <w:rPr>
-          <w:rFonts w:asciiTheme="minorHAnsi" w:hAnsiTheme="minorHAnsi" w:cstheme="minorHAnsi"/>
-        </w:rPr>
-        <w:t>desde la IP</w:t>
-      </w:r>
-      <w:r>
-        <w:rPr>
-          <w:rFonts w:asciiTheme="minorHAnsi" w:hAnsiTheme="minorHAnsi" w:cstheme="minorHAnsi"/>
-        </w:rPr>
-        <w:t xml:space="preserve"> </w:t>
-      </w:r>
-      <w:r>
-        <w:rPr>
-          <w:rFonts w:asciiTheme="minorHAnsi" w:hAnsiTheme="minorHAnsi" w:cstheme="minorHAnsi"/>
-        </w:rPr>
-        <w:fldChar w:fldCharType="begin"/>
-      </w:r>
-      <w:r>
-        <w:rPr>
-          <w:rFonts w:asciiTheme="minorHAnsi" w:hAnsiTheme="minorHAnsi" w:cstheme="minorHAnsi"/>
-        </w:rPr>
-        <w:instrText xml:space="preserve"> MERGEFIELD  $borrower.IP.addressPP  \* MERGEFORMAT </w:instrText>
-      </w:r>
-      <w:r>
-        <w:rPr>
-          <w:rFonts w:asciiTheme="minorHAnsi" w:hAnsiTheme="minorHAnsi" w:cstheme="minorHAnsi"/>
-        </w:rPr>
-        <w:fldChar w:fldCharType="separate"/>
-      </w:r>
-      <w:r>
-        <w:rPr>
-          <w:rFonts w:asciiTheme="minorHAnsi" w:hAnsiTheme="minorHAnsi" w:cstheme="minorHAnsi"/>
-          <w:noProof/>
-        </w:rPr>
-        <w:t>«$borrower.IP.addressPP»</w:t>
-      </w:r>
-      <w:r>
-        <w:rPr>
-          <w:rFonts w:asciiTheme="minorHAnsi" w:hAnsiTheme="minorHAnsi" w:cstheme="minorHAnsi"/>
-        </w:rPr>
-        <w:fldChar w:fldCharType="end"/>
-      </w:r>
-      <w:r>
-        <w:rPr>
-          <w:rFonts w:asciiTheme="minorHAnsi" w:hAnsiTheme="minorHAnsi" w:cstheme="minorHAnsi"/>
-        </w:rPr>
-        <w:t>.</w:t>
-      </w:r>
-    </w:p>
-    <w:p>
-      <w:pPr>
-        <w:pStyle w:val="a8"/>
-        <w:spacing w:after="0" w:line="240" w:lineRule="auto"/>
-        <w:ind w:left="426" w:right="0" w:firstLine="0"/>
+        <w:ind w:left="0" w:right="0" w:firstLine="0"/>
         <w:rPr>
           <w:rFonts w:asciiTheme="minorHAnsi" w:hAnsiTheme="minorHAnsi" w:cstheme="minorHAnsi"/>
         </w:rPr>
@@ -955,45 +928,16 @@
         <w:spacing w:after="0" w:line="240" w:lineRule="auto"/>
         <w:ind w:left="-6" w:right="0" w:hanging="11"/>
         <w:contextualSpacing/>
-        <w:rPr>
-          <w:rFonts w:asciiTheme="minorHAnsi" w:hAnsiTheme="minorHAnsi" w:cstheme="minorHAnsi"/>
-        </w:rPr>
-      </w:pPr>
-    </w:p>
-    <w:p>
-      <w:pPr>
-        <w:spacing w:after="0" w:line="240" w:lineRule="auto"/>
-        <w:ind w:left="-6" w:right="0" w:hanging="11"/>
-        <w:contextualSpacing/>
-        <w:rPr>
-          <w:rFonts w:asciiTheme="minorHAnsi" w:hAnsiTheme="minorHAnsi" w:cstheme="minorHAnsi"/>
-        </w:rPr>
       </w:pPr>
       <w:r>
         <w:rPr>
           <w:noProof/>
         </w:rPr>
         <w:drawing>
-          <wp:anchor distT="0" distB="0" distL="114300" distR="114300" simplePos="0" relativeHeight="251659264" behindDoc="0" locked="0" layoutInCell="1" allowOverlap="1" wp14:anchorId="1513D1FB" wp14:editId="346B59D5">
-            <wp:simplePos x="0" y="0"/>
-            <wp:positionH relativeFrom="column">
-              <wp:posOffset>0</wp:posOffset>
-            </wp:positionH>
-            <wp:positionV relativeFrom="paragraph">
-              <wp:posOffset>175260</wp:posOffset>
-            </wp:positionV>
-            <wp:extent cx="1314450" cy="563880"/>
-            <wp:effectExtent l="0" t="0" r="0" b="7620"/>
-            <wp:wrapThrough wrapText="bothSides">
-              <wp:wrapPolygon edited="0">
-                <wp:start x="0" y="0"/>
-                <wp:lineTo x="0" y="21162"/>
-                <wp:lineTo x="21287" y="21162"/>
-                <wp:lineTo x="21287" y="0"/>
-                <wp:lineTo x="0" y="0"/>
-              </wp:wrapPolygon>
-            </wp:wrapThrough>
-            <wp:docPr id="114325174" name="Рисунок 6"/>
+          <wp:inline distT="0" distB="0" distL="0" distR="0" wp14:anchorId="4B9DA8B5" wp14:editId="6942477D">
+            <wp:extent cx="1314450" cy="571500"/>
+            <wp:effectExtent l="0" t="0" r="0" b="0"/>
+            <wp:docPr id="154634135" name="drawing"/>
             <wp:cNvGraphicFramePr>
               <a:graphicFrameLocks xmlns:a="http://schemas.openxmlformats.org/drawingml/2006/main" noChangeAspect="1"/>
             </wp:cNvGraphicFramePr>
@@ -1001,14 +945,14 @@
               <a:graphicData uri="http://schemas.openxmlformats.org/drawingml/2006/picture">
                 <pic:pic xmlns:pic="http://schemas.openxmlformats.org/drawingml/2006/picture">
                   <pic:nvPicPr>
-                    <pic:cNvPr id="114325174" name="Рисунок 114325174"/>
+                    <pic:cNvPr id="154634135" name="Picture 154634135"/>
                     <pic:cNvPicPr/>
                   </pic:nvPicPr>
                   <pic:blipFill>
-                    <a:blip r:embed="rId7" cstate="print">
+                    <a:blip r:embed="rId7">
                       <a:extLst>
                         <a:ext uri="{28A0092B-C50C-407E-A947-70E740481C1C}">
-                          <a14:useLocalDpi xmlns:a14="http://schemas.microsoft.com/office/drawing/2010/main" val="0"/>
+                          <a14:useLocalDpi xmlns:a14="http://schemas.microsoft.com/office/drawing/2010/main"/>
                         </a:ext>
                       </a:extLst>
                     </a:blip>
@@ -1019,7 +963,7 @@
                   <pic:spPr>
                     <a:xfrm>
                       <a:off x="0" y="0"/>
-                      <a:ext cx="1314450" cy="563880"/>
+                      <a:ext cx="1314450" cy="571500"/>
                     </a:xfrm>
                     <a:prstGeom prst="rect">
                       <a:avLst/>
@@ -1028,13 +972,7 @@
                 </pic:pic>
               </a:graphicData>
             </a:graphic>
-            <wp14:sizeRelH relativeFrom="page">
-              <wp14:pctWidth>0</wp14:pctWidth>
-            </wp14:sizeRelH>
-            <wp14:sizeRelV relativeFrom="page">
-              <wp14:pctHeight>0</wp14:pctHeight>
-            </wp14:sizeRelV>
-          </wp:anchor>
+          </wp:inline>
         </w:drawing>
       </w:r>
     </w:p>
@@ -1054,43 +992,15 @@
         <w:ind w:left="-6" w:right="0" w:hanging="11"/>
         <w:contextualSpacing/>
         <w:rPr>
-          <w:rFonts w:asciiTheme="minorHAnsi" w:hAnsiTheme="minorHAnsi" w:cstheme="minorHAnsi"/>
-        </w:rPr>
-      </w:pPr>
-    </w:p>
-    <w:p>
-      <w:pPr>
-        <w:spacing w:after="0" w:line="240" w:lineRule="auto"/>
-        <w:ind w:left="-6" w:right="0" w:hanging="11"/>
-        <w:contextualSpacing/>
-        <w:rPr>
-          <w:rFonts w:asciiTheme="minorHAnsi" w:hAnsiTheme="minorHAnsi" w:cstheme="minorHAnsi"/>
-        </w:rPr>
-      </w:pPr>
-    </w:p>
-    <w:p>
-      <w:pPr>
-        <w:spacing w:after="0" w:line="240" w:lineRule="auto"/>
-        <w:ind w:left="-6" w:right="0" w:hanging="11"/>
-        <w:contextualSpacing/>
-        <w:rPr>
-          <w:rFonts w:asciiTheme="minorHAnsi" w:hAnsiTheme="minorHAnsi" w:cstheme="minorHAnsi"/>
-        </w:rPr>
-      </w:pPr>
-    </w:p>
-    <w:p>
-      <w:pPr>
-        <w:spacing w:after="0" w:line="240" w:lineRule="auto"/>
-        <w:ind w:left="-6" w:right="0" w:hanging="11"/>
-        <w:contextualSpacing/>
-        <w:rPr>
-          <w:rFonts w:asciiTheme="minorHAnsi" w:hAnsiTheme="minorHAnsi" w:cstheme="minorHAnsi"/>
+          <w:rFonts w:ascii="Calibri" w:eastAsia="Calibri" w:hAnsi="Calibri" w:cs="Calibri"/>
+          <w:color w:val="000000" w:themeColor="text1"/>
           <w:lang w:val="en-US"/>
         </w:rPr>
       </w:pPr>
       <w:r>
         <w:rPr>
-          <w:rFonts w:asciiTheme="minorHAnsi" w:hAnsiTheme="minorHAnsi" w:cstheme="minorHAnsi"/>
+          <w:rFonts w:ascii="Calibri" w:eastAsia="Calibri" w:hAnsi="Calibri" w:cs="Calibri"/>
+          <w:color w:val="000000" w:themeColor="text1"/>
           <w:lang w:val="en-US"/>
         </w:rPr>
         <w:t>Corrado Graziani</w:t>
@@ -1102,13 +1012,15 @@
         <w:ind w:left="-6" w:right="0" w:hanging="11"/>
         <w:contextualSpacing/>
         <w:rPr>
-          <w:rFonts w:asciiTheme="minorHAnsi" w:hAnsiTheme="minorHAnsi" w:cstheme="minorHAnsi"/>
+          <w:rFonts w:ascii="Calibri" w:eastAsia="Calibri" w:hAnsi="Calibri" w:cs="Calibri"/>
+          <w:color w:val="000000" w:themeColor="text1"/>
           <w:lang w:val="en-US"/>
         </w:rPr>
       </w:pPr>
       <w:r>
         <w:rPr>
-          <w:rFonts w:asciiTheme="minorHAnsi" w:hAnsiTheme="minorHAnsi" w:cstheme="minorHAnsi"/>
+          <w:rFonts w:ascii="Calibri" w:eastAsia="Calibri" w:hAnsi="Calibri" w:cs="Calibri"/>
+          <w:color w:val="000000" w:themeColor="text1"/>
           <w:lang w:val="en-US"/>
         </w:rPr>
         <w:t>Global Head of Collections</w:t>
@@ -1120,15 +1032,33 @@
         <w:ind w:left="-6" w:right="0" w:hanging="11"/>
         <w:contextualSpacing/>
         <w:rPr>
-          <w:rFonts w:asciiTheme="minorHAnsi" w:hAnsiTheme="minorHAnsi" w:cstheme="minorHAnsi"/>
+          <w:rFonts w:asciiTheme="minorHAnsi" w:hAnsiTheme="minorHAnsi" w:cstheme="minorBidi"/>
         </w:rPr>
       </w:pPr>
       <w:r>
         <w:rPr>
-          <w:rFonts w:asciiTheme="minorHAnsi" w:hAnsiTheme="minorHAnsi" w:cstheme="minorHAnsi"/>
+          <w:rFonts w:ascii="Calibri" w:eastAsia="Calibri" w:hAnsi="Calibri" w:cs="Calibri"/>
+          <w:color w:val="000000" w:themeColor="text1"/>
         </w:rPr>
         <w:t>IDFinance Plazo, S.L.U</w:t>
       </w:r>
+      <w:r>
+        <w:rPr>
+          <w:rFonts w:asciiTheme="minorHAnsi" w:hAnsiTheme="minorHAnsi" w:cstheme="minorBidi"/>
+        </w:rPr>
+        <w:t>.</w:t>
+      </w:r>
+    </w:p>
+    <w:p>
+      <w:pPr>
+        <w:spacing w:after="0" w:line="240" w:lineRule="auto"/>
+        <w:ind w:left="-6" w:right="0" w:hanging="11"/>
+        <w:contextualSpacing/>
+        <w:rPr>
+          <w:rFonts w:asciiTheme="minorHAnsi" w:hAnsiTheme="minorHAnsi" w:cstheme="minorHAnsi"/>
+          <w:strike/>
+        </w:rPr>
+      </w:pPr>
     </w:p>
     <w:sectPr>
       <w:pgSz w:w="11906" w:h="16838"/>
@@ -1722,6 +1652,7 @@
   <w:style w:type="paragraph" w:default="1" w:styleId="a">
     <w:name w:val="Normal"/>
     <w:qFormat/>
+    <w:rsid w:val="0021531F"/>
     <w:pPr>
       <w:spacing w:after="155" w:line="258" w:lineRule="auto"/>
       <w:ind w:left="10" w:right="5" w:hanging="10"/>
@@ -1872,6 +1803,11 @@
       <w:rFonts w:ascii="Arial" w:eastAsia="Arial" w:hAnsi="Arial" w:cs="Arial"/>
       <w:color w:val="000000"/>
     </w:rPr>
+  </w:style>
+  <w:style w:type="character" w:customStyle="1" w:styleId="ui-provider">
+    <w:name w:val="ui-provider"/>
+    <w:basedOn w:val="a0"/>
+    <w:rsid w:val="006D5CF7"/>
   </w:style>
 </w:styles>
 </file>

--- a/template/agreement/court_checkboxes_plazo_credit.docx
+++ b/template/agreement/court_checkboxes_plazo_credit.docx
@@ -1,6 +1,6 @@
 
 <file path=word/document.xml><?xml version="1.0" encoding="utf-8"?>
-<w:document xmlns:wpc="http://schemas.microsoft.com/office/word/2010/wordprocessingCanvas" xmlns:cx="http://schemas.microsoft.com/office/drawing/2014/chartex" xmlns:cx1="http://schemas.microsoft.com/office/drawing/2015/9/8/chartex" xmlns:cx2="http://schemas.microsoft.com/office/drawing/2015/10/21/chartex" xmlns:cx3="http://schemas.microsoft.com/office/drawing/2016/5/9/chartex" xmlns:cx4="http://schemas.microsoft.com/office/drawing/2016/5/10/chartex" xmlns:cx5="http://schemas.microsoft.com/office/drawing/2016/5/11/chartex" xmlns:cx6="http://schemas.microsoft.com/office/drawing/2016/5/12/chartex" xmlns:cx7="http://schemas.microsoft.com/office/drawing/2016/5/13/chartex" xmlns:cx8="http://schemas.microsoft.com/office/drawing/2016/5/14/chartex" xmlns:mc="http://schemas.openxmlformats.org/markup-compatibility/2006" xmlns:aink="http://schemas.microsoft.com/office/drawing/2016/ink" xmlns:am3d="http://schemas.microsoft.com/office/drawing/2017/model3d" xmlns:o="urn:schemas-microsoft-com:office:office" xmlns:oel="http://schemas.microsoft.com/office/2019/extlst" xmlns:r="http://schemas.openxmlformats.org/officeDocument/2006/relationships" xmlns:m="http://schemas.openxmlformats.org/officeDocument/2006/math" xmlns:v="urn:schemas-microsoft-com:vml" xmlns:wp14="http://schemas.microsoft.com/office/word/2010/wordprocessingDrawing" xmlns:wp="http://schemas.openxmlformats.org/drawingml/2006/wordprocessingDrawing" xmlns:w10="urn:schemas-microsoft-com:office:word" xmlns:w="http://schemas.openxmlformats.org/wordprocessingml/2006/main" xmlns:w14="http://schemas.microsoft.com/office/word/2010/wordml" xmlns:w15="http://schemas.microsoft.com/office/word/2012/wordml" xmlns:w16cex="http://schemas.microsoft.com/office/word/2018/wordml/cex" xmlns:w16cid="http://schemas.microsoft.com/office/word/2016/wordml/cid" xmlns:w16="http://schemas.microsoft.com/office/word/2018/wordml" xmlns:w16du="http://schemas.microsoft.com/office/word/2023/wordml/word16du" xmlns:w16sdtdh="http://schemas.microsoft.com/office/word/2020/wordml/sdtdatahash" xmlns:w16sdtfl="http://schemas.microsoft.com/office/word/2024/wordml/sdtformatlock" xmlns:w16se="http://schemas.microsoft.com/office/word/2015/wordml/symex" xmlns:wpg="http://schemas.microsoft.com/office/word/2010/wordprocessingGroup" xmlns:wpi="http://schemas.microsoft.com/office/word/2010/wordprocessingInk" xmlns:wne="http://schemas.microsoft.com/office/word/2006/wordml" xmlns:wps="http://schemas.microsoft.com/office/word/2010/wordprocessingShape" mc:Ignorable="w14 w15 w16se w16cid w16 w16cex w16sdtdh w16sdtfl w16du wp14">
+<w:document xmlns:wpc="http://schemas.microsoft.com/office/word/2010/wordprocessingCanvas" xmlns:cx="http://schemas.microsoft.com/office/drawing/2014/chartex" xmlns:cx1="http://schemas.microsoft.com/office/drawing/2015/9/8/chartex" xmlns:cx2="http://schemas.microsoft.com/office/drawing/2015/10/21/chartex" xmlns:cx3="http://schemas.microsoft.com/office/drawing/2016/5/9/chartex" xmlns:cx4="http://schemas.microsoft.com/office/drawing/2016/5/10/chartex" xmlns:cx5="http://schemas.microsoft.com/office/drawing/2016/5/11/chartex" xmlns:cx6="http://schemas.microsoft.com/office/drawing/2016/5/12/chartex" xmlns:cx7="http://schemas.microsoft.com/office/drawing/2016/5/13/chartex" xmlns:cx8="http://schemas.microsoft.com/office/drawing/2016/5/14/chartex" xmlns:mc="http://schemas.openxmlformats.org/markup-compatibility/2006" xmlns:aink="http://schemas.microsoft.com/office/drawing/2016/ink" xmlns:am3d="http://schemas.microsoft.com/office/drawing/2017/model3d" xmlns:o="urn:schemas-microsoft-com:office:office" xmlns:r="http://schemas.openxmlformats.org/officeDocument/2006/relationships" xmlns:m="http://schemas.openxmlformats.org/officeDocument/2006/math" xmlns:v="urn:schemas-microsoft-com:vml" xmlns:wp14="http://schemas.microsoft.com/office/word/2010/wordprocessingDrawing" xmlns:wp="http://schemas.openxmlformats.org/drawingml/2006/wordprocessingDrawing" xmlns:w10="urn:schemas-microsoft-com:office:word" xmlns:w="http://schemas.openxmlformats.org/wordprocessingml/2006/main" xmlns:w14="http://schemas.microsoft.com/office/word/2010/wordml" xmlns:w15="http://schemas.microsoft.com/office/word/2012/wordml" xmlns:w16cex="http://schemas.microsoft.com/office/word/2018/wordml/cex" xmlns:w16cid="http://schemas.microsoft.com/office/word/2016/wordml/cid" xmlns:w16="http://schemas.microsoft.com/office/word/2018/wordml" xmlns:w16sdtdh="http://schemas.microsoft.com/office/word/2020/wordml/sdtdatahash" xmlns:w16se="http://schemas.microsoft.com/office/word/2015/wordml/symex" xmlns:wpg="http://schemas.microsoft.com/office/word/2010/wordprocessingGroup" xmlns:wpi="http://schemas.microsoft.com/office/word/2010/wordprocessingInk" xmlns:wne="http://schemas.microsoft.com/office/word/2006/wordml" xmlns:wps="http://schemas.microsoft.com/office/word/2010/wordprocessingShape" mc:Ignorable="w14 w15 w16se w16cid w16 w16cex w16sdtdh wp14">
   <w:body>
     <w:p>
       <w:pPr>
@@ -56,7 +56,6 @@
       <w:pPr>
         <w:spacing w:after="0" w:line="240" w:lineRule="auto"/>
         <w:ind w:left="14" w:right="0" w:firstLine="0"/>
-        <w:jc w:val="left"/>
       </w:pPr>
     </w:p>
     <w:p>
@@ -73,60 +72,52 @@
         </w:rPr>
         <w:t>Desde la empresa ID FINANCE PLAZO S.L.U., sociedad de nacionalidad española,</w:t>
       </w:r>
-    </w:p>
-    <w:p>
-      <w:pPr>
-        <w:spacing w:after="0" w:line="240" w:lineRule="auto"/>
-        <w:ind w:left="-5" w:right="0"/>
-        <w:rPr>
-          <w:rFonts w:asciiTheme="minorHAnsi" w:hAnsiTheme="minorHAnsi" w:cstheme="minorHAnsi"/>
-        </w:rPr>
-      </w:pPr>
+      <w:r>
+        <w:rPr>
+          <w:rFonts w:asciiTheme="minorHAnsi" w:hAnsiTheme="minorHAnsi" w:cstheme="minorHAnsi"/>
+          <w:lang w:val="en-US"/>
+        </w:rPr>
+        <w:t xml:space="preserve"> </w:t>
+      </w:r>
       <w:r>
         <w:rPr>
           <w:rFonts w:asciiTheme="minorHAnsi" w:hAnsiTheme="minorHAnsi" w:cstheme="minorHAnsi"/>
         </w:rPr>
         <w:t>con domicilio en Barcelona, c/ Tuset 5, 3º y Número de Identificación Fiscal (N.I.F.)</w:t>
       </w:r>
-    </w:p>
-    <w:p>
-      <w:pPr>
-        <w:spacing w:after="0" w:line="240" w:lineRule="auto"/>
-        <w:ind w:left="-5" w:right="0"/>
-        <w:rPr>
-          <w:rFonts w:asciiTheme="minorHAnsi" w:hAnsiTheme="minorHAnsi" w:cstheme="minorHAnsi"/>
-        </w:rPr>
-      </w:pPr>
+      <w:r>
+        <w:rPr>
+          <w:rFonts w:asciiTheme="minorHAnsi" w:hAnsiTheme="minorHAnsi" w:cstheme="minorHAnsi"/>
+          <w:lang w:val="en-US"/>
+        </w:rPr>
+        <w:t xml:space="preserve"> </w:t>
+      </w:r>
       <w:r>
         <w:rPr>
           <w:rFonts w:asciiTheme="minorHAnsi" w:hAnsiTheme="minorHAnsi" w:cstheme="minorHAnsi"/>
         </w:rPr>
         <w:t>B-02.996.668, constituida por medio de escritura pública de fecha 30 de diciembre de 2020,</w:t>
       </w:r>
-    </w:p>
-    <w:p>
-      <w:pPr>
-        <w:spacing w:after="0" w:line="240" w:lineRule="auto"/>
-        <w:ind w:left="-5" w:right="0"/>
-        <w:rPr>
-          <w:rFonts w:asciiTheme="minorHAnsi" w:hAnsiTheme="minorHAnsi" w:cstheme="minorHAnsi"/>
-        </w:rPr>
-      </w:pPr>
+      <w:r>
+        <w:rPr>
+          <w:rFonts w:asciiTheme="minorHAnsi" w:hAnsiTheme="minorHAnsi" w:cstheme="minorHAnsi"/>
+          <w:lang w:val="en-US"/>
+        </w:rPr>
+        <w:t xml:space="preserve"> </w:t>
+      </w:r>
       <w:r>
         <w:rPr>
           <w:rFonts w:asciiTheme="minorHAnsi" w:hAnsiTheme="minorHAnsi" w:cstheme="minorHAnsi"/>
         </w:rPr>
         <w:t>otorgada ante el Notario de Barcelona Don Gonzalo Veciana García-Boente, con el número 1929 de su protocolo, inscrita en el Registro Mercantil de Barcelona, al tomo 47658, folio 1,</w:t>
       </w:r>
-    </w:p>
-    <w:p>
-      <w:pPr>
-        <w:spacing w:after="0" w:line="240" w:lineRule="auto"/>
-        <w:ind w:left="-5" w:right="0"/>
-        <w:rPr>
-          <w:rFonts w:asciiTheme="minorHAnsi" w:hAnsiTheme="minorHAnsi" w:cstheme="minorHAnsi"/>
-        </w:rPr>
-      </w:pPr>
+      <w:r>
+        <w:rPr>
+          <w:rFonts w:asciiTheme="minorHAnsi" w:hAnsiTheme="minorHAnsi" w:cstheme="minorHAnsi"/>
+          <w:lang w:val="en-US"/>
+        </w:rPr>
+        <w:t xml:space="preserve"> </w:t>
+      </w:r>
       <w:r>
         <w:rPr>
           <w:rFonts w:asciiTheme="minorHAnsi" w:hAnsiTheme="minorHAnsi" w:cstheme="minorHAnsi"/>
@@ -276,13 +267,8 @@
           </w:tcPr>
           <w:p>
             <w:pPr>
-              <w:pStyle w:val="a8"/>
-              <w:numPr>
-                <w:ilvl w:val="0"/>
-                <w:numId w:val="2"/>
-              </w:numPr>
               <w:spacing w:after="0" w:line="240" w:lineRule="auto"/>
-              <w:ind w:left="426" w:right="0" w:hanging="426"/>
+              <w:ind w:right="0"/>
               <w:rPr>
                 <w:rFonts w:asciiTheme="minorHAnsi" w:hAnsiTheme="minorHAnsi" w:cstheme="minorHAnsi"/>
               </w:rPr>
@@ -1070,7 +1056,7 @@
 </file>
 
 <file path=word/numbering.xml><?xml version="1.0" encoding="utf-8"?>
-<w:numbering xmlns:wpc="http://schemas.microsoft.com/office/word/2010/wordprocessingCanvas" xmlns:cx="http://schemas.microsoft.com/office/drawing/2014/chartex" xmlns:cx1="http://schemas.microsoft.com/office/drawing/2015/9/8/chartex" xmlns:cx2="http://schemas.microsoft.com/office/drawing/2015/10/21/chartex" xmlns:cx3="http://schemas.microsoft.com/office/drawing/2016/5/9/chartex" xmlns:cx4="http://schemas.microsoft.com/office/drawing/2016/5/10/chartex" xmlns:cx5="http://schemas.microsoft.com/office/drawing/2016/5/11/chartex" xmlns:cx6="http://schemas.microsoft.com/office/drawing/2016/5/12/chartex" xmlns:cx7="http://schemas.microsoft.com/office/drawing/2016/5/13/chartex" xmlns:cx8="http://schemas.microsoft.com/office/drawing/2016/5/14/chartex" xmlns:mc="http://schemas.openxmlformats.org/markup-compatibility/2006" xmlns:aink="http://schemas.microsoft.com/office/drawing/2016/ink" xmlns:am3d="http://schemas.microsoft.com/office/drawing/2017/model3d" xmlns:o="urn:schemas-microsoft-com:office:office" xmlns:oel="http://schemas.microsoft.com/office/2019/extlst" xmlns:r="http://schemas.openxmlformats.org/officeDocument/2006/relationships" xmlns:m="http://schemas.openxmlformats.org/officeDocument/2006/math" xmlns:v="urn:schemas-microsoft-com:vml" xmlns:wp14="http://schemas.microsoft.com/office/word/2010/wordprocessingDrawing" xmlns:wp="http://schemas.openxmlformats.org/drawingml/2006/wordprocessingDrawing" xmlns:w10="urn:schemas-microsoft-com:office:word" xmlns:w="http://schemas.openxmlformats.org/wordprocessingml/2006/main" xmlns:w14="http://schemas.microsoft.com/office/word/2010/wordml" xmlns:w15="http://schemas.microsoft.com/office/word/2012/wordml" xmlns:w16cex="http://schemas.microsoft.com/office/word/2018/wordml/cex" xmlns:w16cid="http://schemas.microsoft.com/office/word/2016/wordml/cid" xmlns:w16="http://schemas.microsoft.com/office/word/2018/wordml" xmlns:w16du="http://schemas.microsoft.com/office/word/2023/wordml/word16du" xmlns:w16sdtdh="http://schemas.microsoft.com/office/word/2020/wordml/sdtdatahash" xmlns:w16sdtfl="http://schemas.microsoft.com/office/word/2024/wordml/sdtformatlock" xmlns:w16se="http://schemas.microsoft.com/office/word/2015/wordml/symex" xmlns:wpg="http://schemas.microsoft.com/office/word/2010/wordprocessingGroup" xmlns:wpi="http://schemas.microsoft.com/office/word/2010/wordprocessingInk" xmlns:wne="http://schemas.microsoft.com/office/word/2006/wordml" xmlns:wps="http://schemas.microsoft.com/office/word/2010/wordprocessingShape" mc:Ignorable="w14 w15 w16se w16cid w16 w16cex w16sdtdh w16sdtfl w16du wp14">
+<w:numbering xmlns:wpc="http://schemas.microsoft.com/office/word/2010/wordprocessingCanvas" xmlns:cx="http://schemas.microsoft.com/office/drawing/2014/chartex" xmlns:cx1="http://schemas.microsoft.com/office/drawing/2015/9/8/chartex" xmlns:cx2="http://schemas.microsoft.com/office/drawing/2015/10/21/chartex" xmlns:cx3="http://schemas.microsoft.com/office/drawing/2016/5/9/chartex" xmlns:cx4="http://schemas.microsoft.com/office/drawing/2016/5/10/chartex" xmlns:cx5="http://schemas.microsoft.com/office/drawing/2016/5/11/chartex" xmlns:cx6="http://schemas.microsoft.com/office/drawing/2016/5/12/chartex" xmlns:cx7="http://schemas.microsoft.com/office/drawing/2016/5/13/chartex" xmlns:cx8="http://schemas.microsoft.com/office/drawing/2016/5/14/chartex" xmlns:mc="http://schemas.openxmlformats.org/markup-compatibility/2006" xmlns:aink="http://schemas.microsoft.com/office/drawing/2016/ink" xmlns:am3d="http://schemas.microsoft.com/office/drawing/2017/model3d" xmlns:o="urn:schemas-microsoft-com:office:office" xmlns:r="http://schemas.openxmlformats.org/officeDocument/2006/relationships" xmlns:m="http://schemas.openxmlformats.org/officeDocument/2006/math" xmlns:v="urn:schemas-microsoft-com:vml" xmlns:wp14="http://schemas.microsoft.com/office/word/2010/wordprocessingDrawing" xmlns:wp="http://schemas.openxmlformats.org/drawingml/2006/wordprocessingDrawing" xmlns:w10="urn:schemas-microsoft-com:office:word" xmlns:w="http://schemas.openxmlformats.org/wordprocessingml/2006/main" xmlns:w14="http://schemas.microsoft.com/office/word/2010/wordml" xmlns:w15="http://schemas.microsoft.com/office/word/2012/wordml" xmlns:w16cex="http://schemas.microsoft.com/office/word/2018/wordml/cex" xmlns:w16cid="http://schemas.microsoft.com/office/word/2016/wordml/cid" xmlns:w16="http://schemas.microsoft.com/office/word/2018/wordml" xmlns:w16sdtdh="http://schemas.microsoft.com/office/word/2020/wordml/sdtdatahash" xmlns:w16se="http://schemas.microsoft.com/office/word/2015/wordml/symex" xmlns:wpg="http://schemas.microsoft.com/office/word/2010/wordprocessingGroup" xmlns:wpi="http://schemas.microsoft.com/office/word/2010/wordprocessingInk" xmlns:wne="http://schemas.microsoft.com/office/word/2006/wordml" xmlns:wps="http://schemas.microsoft.com/office/word/2010/wordprocessingShape" mc:Ignorable="w14 w15 w16se w16cid w16 w16cex w16sdtdh wp14">
   <w:abstractNum w:abstractNumId="0" w15:restartNumberingAfterBreak="0">
     <w:nsid w:val="2B2869B6"/>
     <w:multiLevelType w:val="hybridMultilevel"/>
@@ -1243,17 +1229,17 @@
       </w:pPr>
     </w:lvl>
   </w:abstractNum>
-  <w:num w:numId="1" w16cid:durableId="620839137">
+  <w:num w:numId="1">
     <w:abstractNumId w:val="0"/>
   </w:num>
-  <w:num w:numId="2" w16cid:durableId="1125154357">
+  <w:num w:numId="2">
     <w:abstractNumId w:val="1"/>
   </w:num>
 </w:numbering>
 </file>
 
 <file path=word/styles.xml><?xml version="1.0" encoding="utf-8"?>
-<w:styles xmlns:mc="http://schemas.openxmlformats.org/markup-compatibility/2006" xmlns:r="http://schemas.openxmlformats.org/officeDocument/2006/relationships" xmlns:w="http://schemas.openxmlformats.org/wordprocessingml/2006/main" xmlns:w14="http://schemas.microsoft.com/office/word/2010/wordml" xmlns:w15="http://schemas.microsoft.com/office/word/2012/wordml" xmlns:w16cex="http://schemas.microsoft.com/office/word/2018/wordml/cex" xmlns:w16cid="http://schemas.microsoft.com/office/word/2016/wordml/cid" xmlns:w16="http://schemas.microsoft.com/office/word/2018/wordml" xmlns:w16du="http://schemas.microsoft.com/office/word/2023/wordml/word16du" xmlns:w16sdtdh="http://schemas.microsoft.com/office/word/2020/wordml/sdtdatahash" xmlns:w16sdtfl="http://schemas.microsoft.com/office/word/2024/wordml/sdtformatlock" xmlns:w16se="http://schemas.microsoft.com/office/word/2015/wordml/symex" mc:Ignorable="w14 w15 w16se w16cid w16 w16cex w16sdtdh w16sdtfl w16du">
+<w:styles xmlns:mc="http://schemas.openxmlformats.org/markup-compatibility/2006" xmlns:r="http://schemas.openxmlformats.org/officeDocument/2006/relationships" xmlns:w="http://schemas.openxmlformats.org/wordprocessingml/2006/main" xmlns:w14="http://schemas.microsoft.com/office/word/2010/wordml" xmlns:w15="http://schemas.microsoft.com/office/word/2012/wordml" xmlns:w16cex="http://schemas.microsoft.com/office/word/2018/wordml/cex" xmlns:w16cid="http://schemas.microsoft.com/office/word/2016/wordml/cid" xmlns:w16="http://schemas.microsoft.com/office/word/2018/wordml" xmlns:w16sdtdh="http://schemas.microsoft.com/office/word/2020/wordml/sdtdatahash" xmlns:w16se="http://schemas.microsoft.com/office/word/2015/wordml/symex" mc:Ignorable="w14 w15 w16se w16cid w16 w16cex w16sdtdh">
   <w:docDefaults>
     <w:rPrDefault>
       <w:rPr>
